--- a/GUI_Agent效果录屏/实验103：写本子v3/614节.docx
+++ b/GUI_Agent效果录屏/实验103：写本子v3/614节.docx
@@ -2,23 +2,6 @@
 <file path=word/document.xml><?xml version="1.0" encoding="utf-8"?>
 <w:document xmlns:wpc="http://schemas.microsoft.com/office/word/2010/wordprocessingCanvas" xmlns:cx="http://schemas.microsoft.com/office/drawing/2014/chartex" xmlns:cx1="http://schemas.microsoft.com/office/drawing/2015/9/8/chartex" xmlns:cx2="http://schemas.microsoft.com/office/drawing/2015/10/21/chartex" xmlns:cx3="http://schemas.microsoft.com/office/drawing/2016/5/9/chartex" xmlns:cx4="http://schemas.microsoft.com/office/drawing/2016/5/10/chartex" xmlns:cx5="http://schemas.microsoft.com/office/drawing/2016/5/11/chartex" xmlns:cx6="http://schemas.microsoft.com/office/drawing/2016/5/12/chartex" xmlns:cx7="http://schemas.microsoft.com/office/drawing/2016/5/13/chartex" xmlns:cx8="http://schemas.microsoft.com/office/drawing/2016/5/14/chartex" xmlns:mc="http://schemas.openxmlformats.org/markup-compatibility/2006" xmlns:aink="http://schemas.microsoft.com/office/drawing/2016/ink" xmlns:am3d="http://schemas.microsoft.com/office/drawing/2017/model3d" xmlns:o="urn:schemas-microsoft-com:office:office" xmlns:r="http://schemas.openxmlformats.org/officeDocument/2006/relationships" xmlns:m="http://schemas.openxmlformats.org/officeDocument/2006/math" xmlns:v="urn:schemas-microsoft-com:vml" xmlns:wp14="http://schemas.microsoft.com/office/word/2010/wordprocessingDrawing" xmlns:wp="http://schemas.openxmlformats.org/drawingml/2006/wordprocessingDrawing" xmlns:w10="urn:schemas-microsoft-com:office:word" xmlns:w="http://schemas.openxmlformats.org/wordprocessingml/2006/main" xmlns:w14="http://schemas.microsoft.com/office/word/2010/wordml" xmlns:w15="http://schemas.microsoft.com/office/word/2012/wordml" xmlns:w16cex="http://schemas.microsoft.com/office/word/2018/wordml/cex" xmlns:w16cid="http://schemas.microsoft.com/office/word/2016/wordml/cid" xmlns:w16="http://schemas.microsoft.com/office/word/2018/wordml" xmlns:w16sdtdh="http://schemas.microsoft.com/office/word/2020/wordml/sdtdatahash" xmlns:w16se="http://schemas.microsoft.com/office/word/2015/wordml/symex" xmlns:wpg="http://schemas.microsoft.com/office/word/2010/wordprocessingGroup" xmlns:wpi="http://schemas.microsoft.com/office/word/2010/wordprocessingInk" xmlns:wne="http://schemas.microsoft.com/office/word/2006/wordml" xmlns:wps="http://schemas.microsoft.com/office/word/2010/wordprocessingShape" mc:Ignorable="w14 w15 w16se w16cid w16 w16cex w16sdtdh wp14">
   <w:body>
-    <w:p>
-      <w:pPr>
-        <w:numPr>
-          <w:ilvl w:val="4"/>
-          <w:numId w:val="0"/>
-        </w:numPr>
-        <w:adjustRightInd w:val="0"/>
-        <w:snapToGrid w:val="0"/>
-        <w:spacing w:line="360" w:lineRule="auto"/>
-        <w:outlineLvl w:val="4"/>
-        <w:rPr>
-          <w:rFonts w:ascii="Times New Roman" w:eastAsia="黑体" w:hAnsi="Times New Roman" w:cs="Times New Roman"/>
-          <w:sz w:val="28"/>
-          <w:szCs w:val="21"/>
-        </w:rPr>
-      </w:pPr>
-    </w:p>
     <w:p>
       <w:pPr>
         <w:numPr>
@@ -129,25 +112,7 @@
           <w:sz w:val="28"/>
           <w:szCs w:val="21"/>
         </w:rPr>
-        <w:t>先进</w:t>
-      </w:r>
-      <w:proofErr w:type="gramStart"/>
-      <w:r>
-        <w:rPr>
-          <w:rFonts w:ascii="Times New Roman" w:eastAsia="仿宋" w:hAnsi="Times New Roman" w:cs="Times New Roman" w:hint="eastAsia"/>
-          <w:sz w:val="28"/>
-          <w:szCs w:val="21"/>
-        </w:rPr>
-        <w:t>且活跃</w:t>
-      </w:r>
-      <w:proofErr w:type="gramEnd"/>
-      <w:r>
-        <w:rPr>
-          <w:rFonts w:ascii="Times New Roman" w:eastAsia="仿宋" w:hAnsi="Times New Roman" w:cs="Times New Roman" w:hint="eastAsia"/>
-          <w:sz w:val="28"/>
-          <w:szCs w:val="21"/>
-        </w:rPr>
-        <w:t>的</w:t>
+        <w:t>先进且活跃的</w:t>
       </w:r>
       <w:r>
         <w:rPr>
@@ -241,7 +206,6 @@
         </w:rPr>
         <w:t>、</w:t>
       </w:r>
-      <w:proofErr w:type="spellStart"/>
       <w:r>
         <w:rPr>
           <w:rFonts w:ascii="Times New Roman" w:eastAsia="仿宋" w:hAnsi="Times New Roman" w:cs="Times New Roman"/>
@@ -250,7 +214,6 @@
         </w:rPr>
         <w:t>DeepSeek</w:t>
       </w:r>
-      <w:proofErr w:type="spellEnd"/>
       <w:r>
         <w:rPr>
           <w:rFonts w:ascii="Times New Roman" w:eastAsia="仿宋" w:hAnsi="Times New Roman" w:cs="Times New Roman"/>
@@ -275,7 +238,6 @@
         </w:rPr>
         <w:t>等优秀多个开源基础大模型，以更好支撑安防场景各类复杂应用。项目组将基础大模型与海量的安防行业高质量数据集结合，在共性服务平台上集中开展预训练，</w:t>
       </w:r>
-      <w:proofErr w:type="gramStart"/>
       <w:r>
         <w:rPr>
           <w:rFonts w:ascii="Times New Roman" w:eastAsia="仿宋" w:hAnsi="Times New Roman" w:cs="Times New Roman"/>
@@ -284,9 +246,24 @@
           <w:sz w:val="28"/>
           <w:szCs w:val="21"/>
         </w:rPr>
-        <w:t>构建全</w:t>
-      </w:r>
-      <w:proofErr w:type="gramEnd"/>
+        <w:t>构建全要素解析、行为事件监测、行为事件预测、情景理解、线索分析研判、图像重建等安防行业共性能力。</w:t>
+      </w:r>
+      <w:r>
+        <w:rPr>
+          <w:rFonts w:ascii="Times New Roman" w:eastAsia="仿宋" w:hAnsi="Times New Roman" w:cs="Times New Roman" w:hint="eastAsia"/>
+          <w:sz w:val="28"/>
+          <w:szCs w:val="21"/>
+        </w:rPr>
+        <w:t>发布的</w:t>
+      </w:r>
+      <w:r>
+        <w:rPr>
+          <w:rFonts w:ascii="Times New Roman" w:eastAsia="仿宋" w:hAnsi="Times New Roman" w:cs="Times New Roman"/>
+          <w:sz w:val="28"/>
+          <w:szCs w:val="21"/>
+        </w:rPr>
+        <w:t>大模型分为公安版和社会安防版，公安版采用全量数据训练，部署于公安信息网，社会安防版采用社会安防数据进行训练，不含公安敏感信息，部署于行业专网。在安防行业大模型基础上，结合具体场景任务进行微调，集中构建一批</w:t>
+      </w:r>
       <w:r>
         <w:rPr>
           <w:rFonts w:ascii="Times New Roman" w:eastAsia="仿宋" w:hAnsi="Times New Roman" w:cs="Times New Roman"/>
@@ -295,9 +272,8 @@
           <w:sz w:val="28"/>
           <w:szCs w:val="21"/>
         </w:rPr>
-        <w:t>要素解析、行为事件监测、行为事件预测、情景理解、线索分析</w:t>
-      </w:r>
-      <w:proofErr w:type="gramStart"/>
+        <w:t>细分场景应用模型（</w:t>
+      </w:r>
       <w:r>
         <w:rPr>
           <w:rFonts w:ascii="Times New Roman" w:eastAsia="仿宋" w:hAnsi="Times New Roman" w:cs="Times New Roman"/>
@@ -306,9 +282,8 @@
           <w:sz w:val="28"/>
           <w:szCs w:val="21"/>
         </w:rPr>
-        <w:t>研</w:t>
-      </w:r>
-      <w:proofErr w:type="gramEnd"/>
+        <w:t>L2</w:t>
+      </w:r>
       <w:r>
         <w:rPr>
           <w:rFonts w:ascii="Times New Roman" w:eastAsia="仿宋" w:hAnsi="Times New Roman" w:cs="Times New Roman"/>
@@ -317,15 +292,7 @@
           <w:sz w:val="28"/>
           <w:szCs w:val="21"/>
         </w:rPr>
-        <w:t>判、图像重建等安防行业共性能力。</w:t>
-      </w:r>
-      <w:r>
-        <w:rPr>
-          <w:rFonts w:ascii="Times New Roman" w:eastAsia="仿宋" w:hAnsi="Times New Roman" w:cs="Times New Roman" w:hint="eastAsia"/>
-          <w:sz w:val="28"/>
-          <w:szCs w:val="21"/>
-        </w:rPr>
-        <w:t>发布的</w:t>
+        <w:t>）</w:t>
       </w:r>
       <w:r>
         <w:rPr>
@@ -333,63 +300,7 @@
           <w:sz w:val="28"/>
           <w:szCs w:val="21"/>
         </w:rPr>
-        <w:t>大模型分为公安版和社会安防版，公安版采用全量数据训练，部署于公安信息网，社会安防版采用社会安防数据进行训练，不含公安敏感信息，部署于行业专网。在安防行业大模型基础上，结合具体场景任务进行微调，集中构建一批</w:t>
-      </w:r>
-      <w:r>
-        <w:rPr>
-          <w:rFonts w:ascii="Times New Roman" w:eastAsia="仿宋" w:hAnsi="Times New Roman" w:cs="Times New Roman"/>
-          <w:b/>
-          <w:bCs/>
-          <w:sz w:val="28"/>
-          <w:szCs w:val="21"/>
-        </w:rPr>
-        <w:t>细分场景应用模型（</w:t>
-      </w:r>
-      <w:r>
-        <w:rPr>
-          <w:rFonts w:ascii="Times New Roman" w:eastAsia="仿宋" w:hAnsi="Times New Roman" w:cs="Times New Roman"/>
-          <w:b/>
-          <w:bCs/>
-          <w:sz w:val="28"/>
-          <w:szCs w:val="21"/>
-        </w:rPr>
-        <w:t>L2</w:t>
-      </w:r>
-      <w:r>
-        <w:rPr>
-          <w:rFonts w:ascii="Times New Roman" w:eastAsia="仿宋" w:hAnsi="Times New Roman" w:cs="Times New Roman"/>
-          <w:b/>
-          <w:bCs/>
-          <w:sz w:val="28"/>
-          <w:szCs w:val="21"/>
-        </w:rPr>
-        <w:t>）</w:t>
-      </w:r>
-      <w:r>
-        <w:rPr>
-          <w:rFonts w:ascii="Times New Roman" w:eastAsia="仿宋" w:hAnsi="Times New Roman" w:cs="Times New Roman"/>
-          <w:sz w:val="28"/>
-          <w:szCs w:val="21"/>
-        </w:rPr>
-        <w:t>，并在此基础上通过模型轻量化、大小模型协同、</w:t>
-      </w:r>
-      <w:proofErr w:type="gramStart"/>
-      <w:r>
-        <w:rPr>
-          <w:rFonts w:ascii="Times New Roman" w:eastAsia="仿宋" w:hAnsi="Times New Roman" w:cs="Times New Roman"/>
-          <w:sz w:val="28"/>
-          <w:szCs w:val="21"/>
-        </w:rPr>
-        <w:t>端边云结合</w:t>
-      </w:r>
-      <w:proofErr w:type="gramEnd"/>
-      <w:r>
-        <w:rPr>
-          <w:rFonts w:ascii="Times New Roman" w:eastAsia="仿宋" w:hAnsi="Times New Roman" w:cs="Times New Roman"/>
-          <w:sz w:val="28"/>
-          <w:szCs w:val="21"/>
-        </w:rPr>
-        <w:t>等方式形成</w:t>
+        <w:t>，并在此基础上通过模型轻量化、大小模型协同、端边云结合等方式形成</w:t>
       </w:r>
       <w:r>
         <w:rPr>
@@ -741,9 +652,8 @@
           <w:sz w:val="28"/>
           <w:szCs w:val="21"/>
         </w:rPr>
-        <w:t>先进</w:t>
-      </w:r>
-      <w:proofErr w:type="gramStart"/>
+        <w:t>先进且活跃的开</w:t>
+      </w:r>
       <w:r>
         <w:rPr>
           <w:rFonts w:ascii="Times New Roman" w:eastAsia="仿宋" w:hAnsi="Times New Roman" w:cs="Times New Roman"/>
@@ -752,9 +662,8 @@
           <w:sz w:val="28"/>
           <w:szCs w:val="21"/>
         </w:rPr>
-        <w:t>且活跃</w:t>
-      </w:r>
-      <w:proofErr w:type="gramEnd"/>
+        <w:t>/</w:t>
+      </w:r>
       <w:r>
         <w:rPr>
           <w:rFonts w:ascii="Times New Roman" w:eastAsia="仿宋" w:hAnsi="Times New Roman" w:cs="Times New Roman"/>
@@ -763,7 +672,15 @@
           <w:sz w:val="28"/>
           <w:szCs w:val="21"/>
         </w:rPr>
-        <w:t>的开</w:t>
+        <w:t>闭源</w:t>
+      </w:r>
+      <w:r>
+        <w:rPr>
+          <w:rFonts w:ascii="Times New Roman" w:eastAsia="仿宋" w:hAnsi="Times New Roman" w:cs="Times New Roman"/>
+          <w:sz w:val="28"/>
+          <w:szCs w:val="21"/>
+        </w:rPr>
+        <w:t>语言大模型、音频大模型、视觉大模型、多模态大模型为</w:t>
       </w:r>
       <w:r>
         <w:rPr>
@@ -773,7 +690,7 @@
           <w:sz w:val="28"/>
           <w:szCs w:val="21"/>
         </w:rPr>
-        <w:t>/</w:t>
+        <w:t>基础大模型（</w:t>
       </w:r>
       <w:r>
         <w:rPr>
@@ -783,15 +700,7 @@
           <w:sz w:val="28"/>
           <w:szCs w:val="21"/>
         </w:rPr>
-        <w:t>闭源</w:t>
-      </w:r>
-      <w:r>
-        <w:rPr>
-          <w:rFonts w:ascii="Times New Roman" w:eastAsia="仿宋" w:hAnsi="Times New Roman" w:cs="Times New Roman"/>
-          <w:sz w:val="28"/>
-          <w:szCs w:val="21"/>
-        </w:rPr>
-        <w:t>语言大模型、音频大模型、视觉大模型、多模态大模型为</w:t>
+        <w:t>L0</w:t>
       </w:r>
       <w:r>
         <w:rPr>
@@ -801,27 +710,39 @@
           <w:sz w:val="28"/>
           <w:szCs w:val="21"/>
         </w:rPr>
-        <w:t>基础大模型（</w:t>
+        <w:t>）</w:t>
       </w:r>
       <w:r>
         <w:rPr>
           <w:rFonts w:ascii="Times New Roman" w:eastAsia="仿宋" w:hAnsi="Times New Roman" w:cs="Times New Roman"/>
-          <w:b/>
-          <w:bCs/>
-          <w:sz w:val="28"/>
-          <w:szCs w:val="21"/>
-        </w:rPr>
-        <w:t>L0</w:t>
+          <w:sz w:val="28"/>
+          <w:szCs w:val="21"/>
+        </w:rPr>
+        <w:t>。由于当前大模型技术更新迭代快，项目组实时跟进活跃的</w:t>
+      </w:r>
+      <w:r>
+        <w:rPr>
+          <w:rFonts w:ascii="Times New Roman" w:eastAsia="仿宋" w:hAnsi="Times New Roman" w:cs="Times New Roman" w:hint="eastAsia"/>
+          <w:sz w:val="28"/>
+          <w:szCs w:val="21"/>
+        </w:rPr>
+        <w:t>基础</w:t>
       </w:r>
       <w:r>
         <w:rPr>
           <w:rFonts w:ascii="Times New Roman" w:eastAsia="仿宋" w:hAnsi="Times New Roman" w:cs="Times New Roman"/>
-          <w:b/>
-          <w:bCs/>
-          <w:sz w:val="28"/>
-          <w:szCs w:val="21"/>
-        </w:rPr>
-        <w:t>）</w:t>
+          <w:sz w:val="28"/>
+          <w:szCs w:val="21"/>
+        </w:rPr>
+        <w:t>大模型的最新进展（</w:t>
+      </w:r>
+      <w:r>
+        <w:rPr>
+          <w:rFonts w:ascii="Times New Roman" w:eastAsia="仿宋" w:hAnsi="Times New Roman" w:cs="Times New Roman" w:hint="eastAsia"/>
+          <w:sz w:val="28"/>
+          <w:szCs w:val="21"/>
+        </w:rPr>
+        <w:t>如</w:t>
       </w:r>
       <w:r>
         <w:rPr>
@@ -829,7 +750,15 @@
           <w:sz w:val="28"/>
           <w:szCs w:val="21"/>
         </w:rPr>
-        <w:t>。由于当前大模型技术更新迭代快，项目组实时跟进活跃的</w:t>
+        <w:fldChar w:fldCharType="begin"/>
+      </w:r>
+      <w:r>
+        <w:rPr>
+          <w:rFonts w:ascii="Times New Roman" w:eastAsia="仿宋" w:hAnsi="Times New Roman" w:cs="Times New Roman"/>
+          <w:sz w:val="28"/>
+          <w:szCs w:val="21"/>
+        </w:rPr>
+        <w:instrText xml:space="preserve"> </w:instrText>
       </w:r>
       <w:r>
         <w:rPr>
@@ -837,7 +766,7 @@
           <w:sz w:val="28"/>
           <w:szCs w:val="21"/>
         </w:rPr>
-        <w:t>基础</w:t>
+        <w:instrText>REF _Ref221629257 \h</w:instrText>
       </w:r>
       <w:r>
         <w:rPr>
@@ -845,7 +774,46 @@
           <w:sz w:val="28"/>
           <w:szCs w:val="21"/>
         </w:rPr>
-        <w:t>大模型的最新进展（</w:t>
+        <w:instrText xml:space="preserve">  \* MERGEFORMAT </w:instrText>
+      </w:r>
+      <w:r>
+        <w:rPr>
+          <w:rFonts w:ascii="Times New Roman" w:eastAsia="仿宋" w:hAnsi="Times New Roman" w:cs="Times New Roman"/>
+          <w:sz w:val="28"/>
+          <w:szCs w:val="21"/>
+        </w:rPr>
+      </w:r>
+      <w:r>
+        <w:rPr>
+          <w:rFonts w:ascii="Times New Roman" w:eastAsia="仿宋" w:hAnsi="Times New Roman" w:cs="Times New Roman"/>
+          <w:sz w:val="28"/>
+          <w:szCs w:val="21"/>
+        </w:rPr>
+        <w:fldChar w:fldCharType="separate"/>
+      </w:r>
+      <w:r>
+        <w:rPr>
+          <w:rFonts w:ascii="Times New Roman" w:eastAsia="仿宋" w:hAnsi="Times New Roman" w:cs="Times New Roman"/>
+          <w:sz w:val="28"/>
+          <w:szCs w:val="21"/>
+        </w:rPr>
+        <w:t>表</w:t>
+      </w:r>
+      <w:r>
+        <w:rPr>
+          <w:rFonts w:ascii="Times New Roman" w:eastAsia="仿宋" w:hAnsi="Times New Roman" w:cs="Times New Roman"/>
+          <w:sz w:val="28"/>
+          <w:szCs w:val="21"/>
+        </w:rPr>
+        <w:t>33</w:t>
+      </w:r>
+      <w:r>
+        <w:rPr>
+          <w:rFonts w:ascii="Times New Roman" w:eastAsia="仿宋" w:hAnsi="Times New Roman" w:cs="Times New Roman"/>
+          <w:sz w:val="28"/>
+          <w:szCs w:val="21"/>
+        </w:rPr>
+        <w:fldChar w:fldCharType="end"/>
       </w:r>
       <w:r>
         <w:rPr>
@@ -853,7 +821,7 @@
           <w:sz w:val="28"/>
           <w:szCs w:val="21"/>
         </w:rPr>
-        <w:t>如</w:t>
+        <w:t>，</w:t>
       </w:r>
       <w:r>
         <w:rPr>
@@ -861,7 +829,7 @@
           <w:sz w:val="28"/>
           <w:szCs w:val="21"/>
         </w:rPr>
-        <w:fldChar w:fldCharType="begin"/>
+        <w:t>SuperCLUE 2025</w:t>
       </w:r>
       <w:r>
         <w:rPr>
@@ -869,15 +837,7 @@
           <w:sz w:val="28"/>
           <w:szCs w:val="21"/>
         </w:rPr>
-        <w:instrText xml:space="preserve"> </w:instrText>
-      </w:r>
-      <w:r>
-        <w:rPr>
-          <w:rFonts w:ascii="Times New Roman" w:eastAsia="仿宋" w:hAnsi="Times New Roman" w:cs="Times New Roman" w:hint="eastAsia"/>
-          <w:sz w:val="28"/>
-          <w:szCs w:val="21"/>
-        </w:rPr>
-        <w:instrText>REF _Ref221629257 \h</w:instrText>
+        <w:t>年</w:t>
       </w:r>
       <w:r>
         <w:rPr>
@@ -885,7 +845,7 @@
           <w:sz w:val="28"/>
           <w:szCs w:val="21"/>
         </w:rPr>
-        <w:instrText xml:space="preserve">  \* MERGEFORMAT </w:instrText>
+        <w:t>11</w:t>
       </w:r>
       <w:r>
         <w:rPr>
@@ -893,6 +853,7 @@
           <w:sz w:val="28"/>
           <w:szCs w:val="21"/>
         </w:rPr>
+        <w:t>月），动态更新基础模型的泛化能力，快速迭代，构建基础模型上线、测试、优化、推理、服务等快速应用迭代的链条机制。依托的国产如飞桨的生态环境框架、</w:t>
       </w:r>
       <w:r>
         <w:rPr>
@@ -900,7 +861,7 @@
           <w:sz w:val="28"/>
           <w:szCs w:val="21"/>
         </w:rPr>
-        <w:fldChar w:fldCharType="separate"/>
+        <w:t>LMDeploy</w:t>
       </w:r>
       <w:r>
         <w:rPr>
@@ -908,127 +869,7 @@
           <w:sz w:val="28"/>
           <w:szCs w:val="21"/>
         </w:rPr>
-        <w:t>表</w:t>
-      </w:r>
-      <w:r>
-        <w:rPr>
-          <w:rFonts w:ascii="Times New Roman" w:eastAsia="仿宋" w:hAnsi="Times New Roman" w:cs="Times New Roman"/>
-          <w:sz w:val="28"/>
-          <w:szCs w:val="21"/>
-        </w:rPr>
-        <w:t>33</w:t>
-      </w:r>
-      <w:r>
-        <w:rPr>
-          <w:rFonts w:ascii="Times New Roman" w:eastAsia="仿宋" w:hAnsi="Times New Roman" w:cs="Times New Roman"/>
-          <w:sz w:val="28"/>
-          <w:szCs w:val="21"/>
-        </w:rPr>
-        <w:fldChar w:fldCharType="end"/>
-      </w:r>
-      <w:r>
-        <w:rPr>
-          <w:rFonts w:ascii="Times New Roman" w:eastAsia="仿宋" w:hAnsi="Times New Roman" w:cs="Times New Roman" w:hint="eastAsia"/>
-          <w:sz w:val="28"/>
-          <w:szCs w:val="21"/>
-        </w:rPr>
-        <w:t>，</w:t>
-      </w:r>
-      <w:proofErr w:type="spellStart"/>
-      <w:r>
-        <w:rPr>
-          <w:rFonts w:ascii="Times New Roman" w:eastAsia="仿宋" w:hAnsi="Times New Roman" w:cs="Times New Roman"/>
-          <w:sz w:val="28"/>
-          <w:szCs w:val="21"/>
-        </w:rPr>
-        <w:t>SuperCLUE</w:t>
-      </w:r>
-      <w:proofErr w:type="spellEnd"/>
-      <w:r>
-        <w:rPr>
-          <w:rFonts w:ascii="Times New Roman" w:eastAsia="仿宋" w:hAnsi="Times New Roman" w:cs="Times New Roman"/>
-          <w:sz w:val="28"/>
-          <w:szCs w:val="21"/>
-        </w:rPr>
-        <w:t xml:space="preserve"> 2025</w:t>
-      </w:r>
-      <w:r>
-        <w:rPr>
-          <w:rFonts w:ascii="Times New Roman" w:eastAsia="仿宋" w:hAnsi="Times New Roman" w:cs="Times New Roman"/>
-          <w:sz w:val="28"/>
-          <w:szCs w:val="21"/>
-        </w:rPr>
-        <w:t>年</w:t>
-      </w:r>
-      <w:r>
-        <w:rPr>
-          <w:rFonts w:ascii="Times New Roman" w:eastAsia="仿宋" w:hAnsi="Times New Roman" w:cs="Times New Roman"/>
-          <w:sz w:val="28"/>
-          <w:szCs w:val="21"/>
-        </w:rPr>
-        <w:t>11</w:t>
-      </w:r>
-      <w:r>
-        <w:rPr>
-          <w:rFonts w:ascii="Times New Roman" w:eastAsia="仿宋" w:hAnsi="Times New Roman" w:cs="Times New Roman"/>
-          <w:sz w:val="28"/>
-          <w:szCs w:val="21"/>
-        </w:rPr>
-        <w:t>月），动态更新基础模型的泛化能力，快速迭代，构建基础模型上线、测试、优化、推理、服务等快速应用迭代的链条机制。依托的国产</w:t>
-      </w:r>
-      <w:proofErr w:type="gramStart"/>
-      <w:r>
-        <w:rPr>
-          <w:rFonts w:ascii="Times New Roman" w:eastAsia="仿宋" w:hAnsi="Times New Roman" w:cs="Times New Roman"/>
-          <w:sz w:val="28"/>
-          <w:szCs w:val="21"/>
-        </w:rPr>
-        <w:t>如飞桨的生态环境</w:t>
-      </w:r>
-      <w:proofErr w:type="gramEnd"/>
-      <w:r>
-        <w:rPr>
-          <w:rFonts w:ascii="Times New Roman" w:eastAsia="仿宋" w:hAnsi="Times New Roman" w:cs="Times New Roman"/>
-          <w:sz w:val="28"/>
-          <w:szCs w:val="21"/>
-        </w:rPr>
-        <w:t>框架、</w:t>
-      </w:r>
-      <w:proofErr w:type="spellStart"/>
-      <w:r>
-        <w:rPr>
-          <w:rFonts w:ascii="Times New Roman" w:eastAsia="仿宋" w:hAnsi="Times New Roman" w:cs="Times New Roman"/>
-          <w:sz w:val="28"/>
-          <w:szCs w:val="21"/>
-        </w:rPr>
-        <w:t>LMDeploy</w:t>
-      </w:r>
-      <w:proofErr w:type="spellEnd"/>
-      <w:r>
-        <w:rPr>
-          <w:rFonts w:ascii="Times New Roman" w:eastAsia="仿宋" w:hAnsi="Times New Roman" w:cs="Times New Roman"/>
-          <w:sz w:val="28"/>
-          <w:szCs w:val="21"/>
-        </w:rPr>
-        <w:t>等优秀的推理框架，形成与</w:t>
-      </w:r>
-      <w:proofErr w:type="gramStart"/>
-      <w:r>
-        <w:rPr>
-          <w:rFonts w:ascii="Times New Roman" w:eastAsia="仿宋" w:hAnsi="Times New Roman" w:cs="Times New Roman"/>
-          <w:sz w:val="28"/>
-          <w:szCs w:val="21"/>
-        </w:rPr>
-        <w:t>国产化算力适配</w:t>
-      </w:r>
-      <w:proofErr w:type="gramEnd"/>
-      <w:r>
-        <w:rPr>
-          <w:rFonts w:ascii="Times New Roman" w:eastAsia="仿宋" w:hAnsi="Times New Roman" w:cs="Times New Roman"/>
-          <w:sz w:val="28"/>
-          <w:szCs w:val="21"/>
-        </w:rPr>
-        <w:t>快速生成优化上线迭代的基础大模型机制</w:t>
+        <w:t>等优秀的推理框架，形成与国产化算力适配快速生成优化上线迭代的基础大模型机制</w:t>
       </w:r>
       <w:r>
         <w:rPr>
@@ -1168,27 +1009,7 @@
           <w:sz w:val="20"/>
           <w:szCs w:val="20"/>
         </w:rPr>
-        <w:t>(</w:t>
-      </w:r>
-      <w:proofErr w:type="spellStart"/>
-      <w:r>
-        <w:rPr>
-          <w:rFonts w:ascii="Times New Roman" w:eastAsia="黑体" w:hAnsi="Times New Roman" w:cs="Times New Roman"/>
-          <w:color w:val="000000"/>
-          <w:sz w:val="20"/>
-          <w:szCs w:val="20"/>
-        </w:rPr>
-        <w:t>SuperCLUE</w:t>
-      </w:r>
-      <w:proofErr w:type="spellEnd"/>
-      <w:r>
-        <w:rPr>
-          <w:rFonts w:ascii="Times New Roman" w:eastAsia="黑体" w:hAnsi="Times New Roman" w:cs="Times New Roman"/>
-          <w:color w:val="000000"/>
-          <w:sz w:val="20"/>
-          <w:szCs w:val="20"/>
-        </w:rPr>
-        <w:t xml:space="preserve"> 2025</w:t>
+        <w:t>(SuperCLUE 2025</w:t>
       </w:r>
       <w:r>
         <w:rPr>
@@ -1366,7 +1187,6 @@
               </w:rPr>
               <w:t>/</w:t>
             </w:r>
-            <w:proofErr w:type="gramStart"/>
             <w:r>
               <w:rPr>
                 <w:rFonts w:ascii="Times New Roman" w:eastAsia="宋体" w:hAnsi="Times New Roman" w:cs="Calibri"/>
@@ -1377,7 +1197,6 @@
               </w:rPr>
               <w:t>闭源</w:t>
             </w:r>
-            <w:proofErr w:type="gramEnd"/>
           </w:p>
         </w:tc>
         <w:tc>
@@ -2448,7 +2267,6 @@
                 <w:sz w:val="22"/>
               </w:rPr>
             </w:pPr>
-            <w:proofErr w:type="gramStart"/>
             <w:r>
               <w:rPr>
                 <w:rFonts w:ascii="Times New Roman" w:eastAsia="宋体" w:hAnsi="Times New Roman" w:cs="Calibri"/>
@@ -2459,7 +2277,6 @@
               </w:rPr>
               <w:t>闭源</w:t>
             </w:r>
-            <w:proofErr w:type="gramEnd"/>
           </w:p>
         </w:tc>
         <w:tc>
@@ -2711,7 +2528,6 @@
                 <w:sz w:val="22"/>
               </w:rPr>
             </w:pPr>
-            <w:proofErr w:type="gramStart"/>
             <w:r>
               <w:rPr>
                 <w:rFonts w:ascii="Times New Roman" w:eastAsia="宋体" w:hAnsi="Times New Roman" w:cs="Calibri"/>
@@ -2722,7 +2538,6 @@
               </w:rPr>
               <w:t>智谱</w:t>
             </w:r>
-            <w:proofErr w:type="gramEnd"/>
             <w:r>
               <w:rPr>
                 <w:rFonts w:ascii="Times New Roman" w:eastAsia="宋体" w:hAnsi="Times New Roman" w:cs="Calibri"/>
@@ -3895,7 +3710,6 @@
                 <w:sz w:val="22"/>
               </w:rPr>
             </w:pPr>
-            <w:proofErr w:type="gramStart"/>
             <w:r>
               <w:rPr>
                 <w:rFonts w:ascii="Times New Roman" w:eastAsia="宋体" w:hAnsi="Times New Roman" w:cs="Calibri"/>
@@ -3906,7 +3720,6 @@
               </w:rPr>
               <w:t>智谱</w:t>
             </w:r>
-            <w:proofErr w:type="gramEnd"/>
             <w:r>
               <w:rPr>
                 <w:rFonts w:ascii="Times New Roman" w:eastAsia="宋体" w:hAnsi="Times New Roman" w:cs="Calibri"/>
@@ -4168,7 +3981,6 @@
                 <w:sz w:val="22"/>
               </w:rPr>
             </w:pPr>
-            <w:proofErr w:type="spellStart"/>
             <w:r>
               <w:rPr>
                 <w:rFonts w:ascii="Times New Roman" w:eastAsia="宋体" w:hAnsi="Times New Roman" w:cs="Calibri"/>
@@ -4177,18 +3989,7 @@
                 <w:sz w:val="22"/>
                 <w:lang w:bidi="ar"/>
               </w:rPr>
-              <w:t>SenseNova</w:t>
-            </w:r>
-            <w:proofErr w:type="spellEnd"/>
-            <w:r>
-              <w:rPr>
-                <w:rFonts w:ascii="Times New Roman" w:eastAsia="宋体" w:hAnsi="Times New Roman" w:cs="Calibri"/>
-                <w:color w:val="000000"/>
-                <w:kern w:val="0"/>
-                <w:sz w:val="22"/>
-                <w:lang w:bidi="ar"/>
-              </w:rPr>
-              <w:t xml:space="preserve"> V6.5 Pro</w:t>
+              <w:t>SenseNova V6.5 Pro</w:t>
             </w:r>
           </w:p>
         </w:tc>
@@ -4244,7 +4045,6 @@
                 <w:sz w:val="22"/>
               </w:rPr>
             </w:pPr>
-            <w:proofErr w:type="gramStart"/>
             <w:r>
               <w:rPr>
                 <w:rFonts w:ascii="Times New Roman" w:eastAsia="宋体" w:hAnsi="Times New Roman" w:cs="Calibri"/>
@@ -4255,7 +4055,6 @@
               </w:rPr>
               <w:t>闭源</w:t>
             </w:r>
-            <w:proofErr w:type="gramEnd"/>
           </w:p>
         </w:tc>
         <w:tc>
@@ -4539,7 +4338,6 @@
                 <w:sz w:val="22"/>
               </w:rPr>
             </w:pPr>
-            <w:proofErr w:type="gramStart"/>
             <w:r>
               <w:rPr>
                 <w:rFonts w:ascii="Times New Roman" w:eastAsia="宋体" w:hAnsi="Times New Roman" w:cs="Calibri"/>
@@ -4550,7 +4348,6 @@
               </w:rPr>
               <w:t>闭源</w:t>
             </w:r>
-            <w:proofErr w:type="gramEnd"/>
           </w:p>
         </w:tc>
         <w:tc>
@@ -4835,7 +4632,6 @@
                 <w:sz w:val="22"/>
               </w:rPr>
             </w:pPr>
-            <w:proofErr w:type="gramStart"/>
             <w:r>
               <w:rPr>
                 <w:rFonts w:ascii="Times New Roman" w:eastAsia="宋体" w:hAnsi="Times New Roman" w:cs="Calibri"/>
@@ -4846,7 +4642,6 @@
               </w:rPr>
               <w:t>闭源</w:t>
             </w:r>
-            <w:proofErr w:type="gramEnd"/>
           </w:p>
         </w:tc>
         <w:tc>
@@ -5130,7 +4925,6 @@
                 <w:sz w:val="22"/>
               </w:rPr>
             </w:pPr>
-            <w:proofErr w:type="gramStart"/>
             <w:r>
               <w:rPr>
                 <w:rFonts w:ascii="Times New Roman" w:eastAsia="宋体" w:hAnsi="Times New Roman" w:cs="Calibri"/>
@@ -5141,7 +4935,6 @@
               </w:rPr>
               <w:t>闭源</w:t>
             </w:r>
-            <w:proofErr w:type="gramEnd"/>
           </w:p>
         </w:tc>
         <w:tc>
@@ -5718,7 +5511,6 @@
                 <w:sz w:val="22"/>
               </w:rPr>
             </w:pPr>
-            <w:proofErr w:type="gramStart"/>
             <w:r>
               <w:rPr>
                 <w:rFonts w:ascii="Times New Roman" w:eastAsia="宋体" w:hAnsi="Times New Roman" w:cs="Calibri"/>
@@ -5729,7 +5521,6 @@
               </w:rPr>
               <w:t>闭源</w:t>
             </w:r>
-            <w:proofErr w:type="gramEnd"/>
           </w:p>
         </w:tc>
         <w:tc>
@@ -6274,7 +6065,6 @@
                 <w:sz w:val="22"/>
               </w:rPr>
             </w:pPr>
-            <w:proofErr w:type="gramStart"/>
             <w:r>
               <w:rPr>
                 <w:rFonts w:ascii="Times New Roman" w:eastAsia="宋体" w:hAnsi="Times New Roman" w:cs="Calibri"/>
@@ -6285,7 +6075,6 @@
               </w:rPr>
               <w:t>稀宇科技</w:t>
             </w:r>
-            <w:proofErr w:type="gramEnd"/>
           </w:p>
         </w:tc>
         <w:tc>
@@ -6862,7 +6651,6 @@
                 <w:sz w:val="22"/>
               </w:rPr>
             </w:pPr>
-            <w:proofErr w:type="gramStart"/>
             <w:r>
               <w:rPr>
                 <w:rFonts w:ascii="Times New Roman" w:eastAsia="宋体" w:hAnsi="Times New Roman" w:cs="Calibri"/>
@@ -6873,7 +6661,6 @@
               </w:rPr>
               <w:t>腾讯</w:t>
             </w:r>
-            <w:proofErr w:type="gramEnd"/>
           </w:p>
         </w:tc>
         <w:tc>
@@ -6896,7 +6683,6 @@
                 <w:sz w:val="22"/>
               </w:rPr>
             </w:pPr>
-            <w:proofErr w:type="gramStart"/>
             <w:r>
               <w:rPr>
                 <w:rFonts w:ascii="Times New Roman" w:eastAsia="宋体" w:hAnsi="Times New Roman" w:cs="Calibri"/>
@@ -6907,7 +6693,6 @@
               </w:rPr>
               <w:t>闭源</w:t>
             </w:r>
-            <w:proofErr w:type="gramEnd"/>
           </w:p>
         </w:tc>
         <w:tc>
@@ -7159,7 +6944,6 @@
                 <w:sz w:val="22"/>
               </w:rPr>
             </w:pPr>
-            <w:proofErr w:type="gramStart"/>
             <w:r>
               <w:rPr>
                 <w:rFonts w:ascii="Times New Roman" w:eastAsia="宋体" w:hAnsi="Times New Roman" w:cs="Calibri"/>
@@ -7170,7 +6954,6 @@
               </w:rPr>
               <w:t>稀宇科技</w:t>
             </w:r>
-            <w:proofErr w:type="gramEnd"/>
           </w:p>
         </w:tc>
         <w:tc>
@@ -7422,7 +7205,6 @@
                 <w:sz w:val="22"/>
               </w:rPr>
             </w:pPr>
-            <w:proofErr w:type="spellStart"/>
             <w:r>
               <w:rPr>
                 <w:rFonts w:ascii="Times New Roman" w:eastAsia="宋体" w:hAnsi="Times New Roman" w:cs="Calibri"/>
@@ -7431,18 +7213,7 @@
                 <w:sz w:val="22"/>
                 <w:lang w:bidi="ar"/>
               </w:rPr>
-              <w:t>LongCat</w:t>
-            </w:r>
-            <w:proofErr w:type="spellEnd"/>
-            <w:r>
-              <w:rPr>
-                <w:rFonts w:ascii="Times New Roman" w:eastAsia="宋体" w:hAnsi="Times New Roman" w:cs="Calibri"/>
-                <w:color w:val="000000"/>
-                <w:kern w:val="0"/>
-                <w:sz w:val="22"/>
-                <w:lang w:bidi="ar"/>
-              </w:rPr>
-              <w:t>-Flash-Thinking</w:t>
+              <w:t>LongCat-Flash-Thinking</w:t>
             </w:r>
           </w:p>
         </w:tc>
@@ -7466,7 +7237,6 @@
                 <w:sz w:val="22"/>
               </w:rPr>
             </w:pPr>
-            <w:proofErr w:type="gramStart"/>
             <w:r>
               <w:rPr>
                 <w:rFonts w:ascii="Times New Roman" w:eastAsia="宋体" w:hAnsi="Times New Roman" w:cs="Calibri"/>
@@ -7477,7 +7247,6 @@
               </w:rPr>
               <w:t>美团</w:t>
             </w:r>
-            <w:proofErr w:type="gramEnd"/>
           </w:p>
         </w:tc>
         <w:tc>
@@ -7761,7 +7530,6 @@
                 <w:sz w:val="22"/>
               </w:rPr>
             </w:pPr>
-            <w:proofErr w:type="gramStart"/>
             <w:r>
               <w:rPr>
                 <w:rFonts w:ascii="Times New Roman" w:eastAsia="宋体" w:hAnsi="Times New Roman" w:cs="Calibri"/>
@@ -7772,7 +7540,6 @@
               </w:rPr>
               <w:t>科大讯飞</w:t>
             </w:r>
-            <w:proofErr w:type="gramEnd"/>
           </w:p>
         </w:tc>
         <w:tc>
@@ -7795,7 +7562,6 @@
                 <w:sz w:val="22"/>
               </w:rPr>
             </w:pPr>
-            <w:proofErr w:type="gramStart"/>
             <w:r>
               <w:rPr>
                 <w:rFonts w:ascii="Times New Roman" w:eastAsia="宋体" w:hAnsi="Times New Roman" w:cs="Calibri"/>
@@ -7806,7 +7572,6 @@
               </w:rPr>
               <w:t>闭源</w:t>
             </w:r>
-            <w:proofErr w:type="gramEnd"/>
           </w:p>
         </w:tc>
         <w:tc>
@@ -8204,25 +7969,7 @@
           <w:sz w:val="28"/>
           <w:szCs w:val="21"/>
         </w:rPr>
-        <w:t>本项目在基础大模型之上，通过学习海量的安防知识、危险事件、地理信息、地理标识、人员图像、车辆图像、人员轨迹、车辆轨迹等数据，</w:t>
-      </w:r>
-      <w:proofErr w:type="gramStart"/>
-      <w:r>
-        <w:rPr>
-          <w:rFonts w:ascii="Times New Roman" w:eastAsia="仿宋" w:hAnsi="Times New Roman" w:cs="Times New Roman"/>
-          <w:sz w:val="28"/>
-          <w:szCs w:val="21"/>
-        </w:rPr>
-        <w:t>预训练</w:t>
-      </w:r>
-      <w:proofErr w:type="gramEnd"/>
-      <w:r>
-        <w:rPr>
-          <w:rFonts w:ascii="Times New Roman" w:eastAsia="仿宋" w:hAnsi="Times New Roman" w:cs="Times New Roman"/>
-          <w:sz w:val="28"/>
-          <w:szCs w:val="21"/>
-        </w:rPr>
-        <w:t>安防行业</w:t>
+        <w:t>本项目在基础大模型之上，通过学习海量的安防知识、危险事件、地理信息、地理标识、人员图像、车辆图像、人员轨迹、车辆轨迹等数据，预训练安防行业</w:t>
       </w:r>
       <w:r>
         <w:rPr>
@@ -8280,29 +8027,7 @@
           <w:sz w:val="28"/>
           <w:szCs w:val="21"/>
         </w:rPr>
-        <w:t>全要素解析、行为事件监测、情景理解、线索分析</w:t>
-      </w:r>
-      <w:proofErr w:type="gramStart"/>
-      <w:r>
-        <w:rPr>
-          <w:rFonts w:ascii="Times New Roman" w:eastAsia="仿宋" w:hAnsi="Times New Roman" w:cs="Times New Roman"/>
-          <w:b/>
-          <w:bCs/>
-          <w:sz w:val="28"/>
-          <w:szCs w:val="21"/>
-        </w:rPr>
-        <w:t>研</w:t>
-      </w:r>
-      <w:proofErr w:type="gramEnd"/>
-      <w:r>
-        <w:rPr>
-          <w:rFonts w:ascii="Times New Roman" w:eastAsia="仿宋" w:hAnsi="Times New Roman" w:cs="Times New Roman"/>
-          <w:b/>
-          <w:bCs/>
-          <w:sz w:val="28"/>
-          <w:szCs w:val="21"/>
-        </w:rPr>
-        <w:t>判、图像重建等能力</w:t>
+        <w:t>全要素解析、行为事件监测、情景理解、线索分析研判、图像重建等能力</w:t>
       </w:r>
       <w:r>
         <w:rPr>
@@ -8543,25 +8268,7 @@
           <w:sz w:val="28"/>
           <w:szCs w:val="21"/>
         </w:rPr>
-        <w:t>行为事件监测能力主要用于监测和识别图像、视频、文本和音频中的行为和事件。利用大模型的多模态判别式能力（如图文结合的分类、</w:t>
-      </w:r>
-      <w:proofErr w:type="gramStart"/>
-      <w:r>
-        <w:rPr>
-          <w:rFonts w:ascii="Times New Roman" w:eastAsia="仿宋" w:hAnsi="Times New Roman" w:cs="Times New Roman"/>
-          <w:sz w:val="28"/>
-          <w:szCs w:val="21"/>
-        </w:rPr>
-        <w:t>图音结合</w:t>
-      </w:r>
-      <w:proofErr w:type="gramEnd"/>
-      <w:r>
-        <w:rPr>
-          <w:rFonts w:ascii="Times New Roman" w:eastAsia="仿宋" w:hAnsi="Times New Roman" w:cs="Times New Roman"/>
-          <w:sz w:val="28"/>
-          <w:szCs w:val="21"/>
-        </w:rPr>
-        <w:t>的分类等）实现对复杂行为和事件的精准监测，例如在公共安全监控中通过监控视频和现场描述文本的结合，更准确地识别出可疑行为。</w:t>
+        <w:t>行为事件监测能力主要用于监测和识别图像、视频、文本和音频中的行为和事件。利用大模型的多模态判别式能力（如图文结合的分类、图音结合的分类等）实现对复杂行为和事件的精准监测，例如在公共安全监控中通过监控视频和现场描述文本的结合，更准确地识别出可疑行为。</w:t>
       </w:r>
     </w:p>
     <w:p>
@@ -8652,10 +8359,36 @@
           <w:sz w:val="28"/>
           <w:szCs w:val="21"/>
         </w:rPr>
-        <w:t>、线索分析</w:t>
-      </w:r>
-      <w:proofErr w:type="gramStart"/>
-      <w:r>
+        <w:t>、线索分析研判</w:t>
+      </w:r>
+    </w:p>
+    <w:p>
+      <w:pPr>
+        <w:adjustRightInd w:val="0"/>
+        <w:snapToGrid w:val="0"/>
+        <w:spacing w:line="360" w:lineRule="auto"/>
+        <w:ind w:firstLineChars="200" w:firstLine="560"/>
+        <w:rPr>
+          <w:rFonts w:ascii="Times New Roman" w:eastAsia="仿宋" w:hAnsi="Times New Roman" w:cs="Times New Roman"/>
+          <w:sz w:val="28"/>
+          <w:szCs w:val="21"/>
+        </w:rPr>
+      </w:pPr>
+      <w:r>
+        <w:rPr>
+          <w:rFonts w:ascii="Times New Roman" w:eastAsia="仿宋" w:hAnsi="Times New Roman" w:cs="Times New Roman"/>
+          <w:sz w:val="28"/>
+          <w:szCs w:val="21"/>
+        </w:rPr>
+        <w:t>线索分析研判能力通过整合表格数值、图像、文本和视频数据，利用多模态文本生成和多模态判别式能力进行综合分析和研判。在案件调查中，线索分析研判能力可以通过分析犯罪现场的图像、监控视频、相关文件和数据表格，生成详细的分析报告。例如，在一起盗窃案件中，通过分析监控视频中的嫌疑人行为、现场拍摄的图像和相关证据文件，综合推断出嫌疑人的行动轨迹和作案手段，帮助警方快速破案。</w:t>
+      </w:r>
+    </w:p>
+    <w:p>
+      <w:pPr>
+        <w:adjustRightInd w:val="0"/>
+        <w:snapToGrid w:val="0"/>
+        <w:spacing w:line="360" w:lineRule="auto"/>
+        <w:ind w:firstLineChars="200" w:firstLine="562"/>
         <w:rPr>
           <w:rFonts w:ascii="Times New Roman" w:eastAsia="仿宋" w:hAnsi="Times New Roman" w:cs="Times New Roman"/>
           <w:b/>
@@ -8663,9 +8396,17 @@
           <w:sz w:val="28"/>
           <w:szCs w:val="21"/>
         </w:rPr>
-        <w:t>研</w:t>
-      </w:r>
-      <w:proofErr w:type="gramEnd"/>
+      </w:pPr>
+      <w:r>
+        <w:rPr>
+          <w:rFonts w:ascii="Times New Roman" w:eastAsia="仿宋" w:hAnsi="Times New Roman" w:cs="Times New Roman" w:hint="eastAsia"/>
+          <w:b/>
+          <w:bCs/>
+          <w:sz w:val="28"/>
+          <w:szCs w:val="21"/>
+        </w:rPr>
+        <w:t>5</w:t>
+      </w:r>
       <w:r>
         <w:rPr>
           <w:rFonts w:ascii="Times New Roman" w:eastAsia="仿宋" w:hAnsi="Times New Roman" w:cs="Times New Roman"/>
@@ -8674,7 +8415,7 @@
           <w:sz w:val="28"/>
           <w:szCs w:val="21"/>
         </w:rPr>
-        <w:t>判</w:t>
+        <w:t>、图像重建</w:t>
       </w:r>
     </w:p>
     <w:p>
@@ -8695,61 +8436,8 @@
           <w:sz w:val="28"/>
           <w:szCs w:val="21"/>
         </w:rPr>
-        <w:t>线索分析</w:t>
-      </w:r>
-      <w:proofErr w:type="gramStart"/>
-      <w:r>
-        <w:rPr>
-          <w:rFonts w:ascii="Times New Roman" w:eastAsia="仿宋" w:hAnsi="Times New Roman" w:cs="Times New Roman"/>
-          <w:sz w:val="28"/>
-          <w:szCs w:val="21"/>
-        </w:rPr>
-        <w:t>研</w:t>
-      </w:r>
-      <w:proofErr w:type="gramEnd"/>
-      <w:r>
-        <w:rPr>
-          <w:rFonts w:ascii="Times New Roman" w:eastAsia="仿宋" w:hAnsi="Times New Roman" w:cs="Times New Roman"/>
-          <w:sz w:val="28"/>
-          <w:szCs w:val="21"/>
-        </w:rPr>
-        <w:t>判能力通过整合表格数值、图像、文本和视频数据，利用多模态文本生成和多模态判别式能力进行综合分析和</w:t>
-      </w:r>
-      <w:proofErr w:type="gramStart"/>
-      <w:r>
-        <w:rPr>
-          <w:rFonts w:ascii="Times New Roman" w:eastAsia="仿宋" w:hAnsi="Times New Roman" w:cs="Times New Roman"/>
-          <w:sz w:val="28"/>
-          <w:szCs w:val="21"/>
-        </w:rPr>
-        <w:t>研判</w:t>
-      </w:r>
-      <w:proofErr w:type="gramEnd"/>
-      <w:r>
-        <w:rPr>
-          <w:rFonts w:ascii="Times New Roman" w:eastAsia="仿宋" w:hAnsi="Times New Roman" w:cs="Times New Roman"/>
-          <w:sz w:val="28"/>
-          <w:szCs w:val="21"/>
-        </w:rPr>
-        <w:t>。在案件调查中，线索分析</w:t>
-      </w:r>
-      <w:proofErr w:type="gramStart"/>
-      <w:r>
-        <w:rPr>
-          <w:rFonts w:ascii="Times New Roman" w:eastAsia="仿宋" w:hAnsi="Times New Roman" w:cs="Times New Roman"/>
-          <w:sz w:val="28"/>
-          <w:szCs w:val="21"/>
-        </w:rPr>
-        <w:t>研</w:t>
-      </w:r>
-      <w:proofErr w:type="gramEnd"/>
-      <w:r>
-        <w:rPr>
-          <w:rFonts w:ascii="Times New Roman" w:eastAsia="仿宋" w:hAnsi="Times New Roman" w:cs="Times New Roman"/>
-          <w:sz w:val="28"/>
-          <w:szCs w:val="21"/>
-        </w:rPr>
-        <w:t>判能力可以通过分析犯罪现场的图像、监控视频、相关文件和数据表格，生成详细的分析报告。例如，在一起盗窃案件中，通过分析监控视频中的嫌疑人行为、现场拍摄的图像和相关证据文件，综合推断出嫌疑人的行动轨迹和作案手段，帮助警方快速破案。</w:t>
+        <w:lastRenderedPageBreak/>
+        <w:t>图像重建能力通过处理图像和文本输入，利用多模态图文生成能力，实现图像的重建和生成。在监控图像不清晰或部分缺失时，图像重建技术可以恢复图像细节，提高图像的质量和可用性。例如，在交通事故中，通过对模糊的事故现场图像进行重建，可以清晰地还原事故发生的细节，帮助调查人员分析事故原因。</w:t>
       </w:r>
     </w:p>
     <w:p>
@@ -8757,34 +8445,20 @@
         <w:adjustRightInd w:val="0"/>
         <w:snapToGrid w:val="0"/>
         <w:spacing w:line="360" w:lineRule="auto"/>
-        <w:ind w:firstLineChars="200" w:firstLine="562"/>
+        <w:ind w:firstLineChars="200" w:firstLine="560"/>
         <w:rPr>
           <w:rFonts w:ascii="Times New Roman" w:eastAsia="仿宋" w:hAnsi="Times New Roman" w:cs="Times New Roman"/>
-          <w:b/>
-          <w:bCs/>
-          <w:sz w:val="28"/>
-          <w:szCs w:val="21"/>
-        </w:rPr>
-      </w:pPr>
-      <w:r>
-        <w:rPr>
-          <w:rFonts w:ascii="Times New Roman" w:eastAsia="仿宋" w:hAnsi="Times New Roman" w:cs="Times New Roman" w:hint="eastAsia"/>
-          <w:b/>
-          <w:bCs/>
-          <w:sz w:val="28"/>
-          <w:szCs w:val="21"/>
-        </w:rPr>
-        <w:t>5</w:t>
-      </w:r>
+          <w:sz w:val="28"/>
+          <w:szCs w:val="21"/>
+        </w:rPr>
+      </w:pPr>
       <w:r>
         <w:rPr>
           <w:rFonts w:ascii="Times New Roman" w:eastAsia="仿宋" w:hAnsi="Times New Roman" w:cs="Times New Roman"/>
-          <w:b/>
-          <w:bCs/>
-          <w:sz w:val="28"/>
-          <w:szCs w:val="21"/>
-        </w:rPr>
-        <w:t>、图像重建</w:t>
+          <w:sz w:val="28"/>
+          <w:szCs w:val="21"/>
+        </w:rPr>
+        <w:t>图生图技术可以根据输入图像生成新的图像，例如在失踪人员搜索中，通过分析失踪人员的旧照片，可以生成其当前的可能样貌，帮助搜索和定位。文生图技术还可以根据文本描述生成对应的图像，在安防应用中具有重要意义。</w:t>
       </w:r>
     </w:p>
     <w:p>
@@ -8805,68 +8479,7 @@
           <w:sz w:val="28"/>
           <w:szCs w:val="21"/>
         </w:rPr>
-        <w:lastRenderedPageBreak/>
-        <w:t>图像重建能力通过处理图像和文本输入，利用多模态图文生成能力，实现图像的重建和生成。在监控图像不清晰或部分缺失时，图像重建技术可以恢复图像细节，提高图像的质量和可用性。例如，在交通事故中，通过对模糊的事故现场图像进行重建，可以清晰地还原事故发生的细节，帮助调查人员分析事故原因。</w:t>
-      </w:r>
-    </w:p>
-    <w:p>
-      <w:pPr>
-        <w:adjustRightInd w:val="0"/>
-        <w:snapToGrid w:val="0"/>
-        <w:spacing w:line="360" w:lineRule="auto"/>
-        <w:ind w:firstLineChars="200" w:firstLine="560"/>
-        <w:rPr>
-          <w:rFonts w:ascii="Times New Roman" w:eastAsia="仿宋" w:hAnsi="Times New Roman" w:cs="Times New Roman"/>
-          <w:sz w:val="28"/>
-          <w:szCs w:val="21"/>
-        </w:rPr>
-      </w:pPr>
-      <w:r>
-        <w:rPr>
-          <w:rFonts w:ascii="Times New Roman" w:eastAsia="仿宋" w:hAnsi="Times New Roman" w:cs="Times New Roman"/>
-          <w:sz w:val="28"/>
-          <w:szCs w:val="21"/>
-        </w:rPr>
-        <w:t>图生图技术可以根据输入图像生成新的图像，例如在失踪人员搜索中，通过分析失踪人员的旧照片，可以生成其当前的可能样貌，帮助搜索和定位。文生图技术还可以根据文本描述生成对应的图像，在安防应用中具有重要意义。</w:t>
-      </w:r>
-    </w:p>
-    <w:p>
-      <w:pPr>
-        <w:adjustRightInd w:val="0"/>
-        <w:snapToGrid w:val="0"/>
-        <w:spacing w:line="360" w:lineRule="auto"/>
-        <w:ind w:firstLineChars="200" w:firstLine="560"/>
-        <w:rPr>
-          <w:rFonts w:ascii="Times New Roman" w:eastAsia="仿宋" w:hAnsi="Times New Roman" w:cs="Times New Roman"/>
-          <w:sz w:val="28"/>
-          <w:szCs w:val="21"/>
-        </w:rPr>
-      </w:pPr>
-      <w:r>
-        <w:rPr>
-          <w:rFonts w:ascii="Times New Roman" w:eastAsia="仿宋" w:hAnsi="Times New Roman" w:cs="Times New Roman"/>
-          <w:sz w:val="28"/>
-          <w:szCs w:val="21"/>
-        </w:rPr>
-        <w:t>根据上述这些行业共性能力，项目组整理了</w:t>
-      </w:r>
-      <w:proofErr w:type="gramStart"/>
-      <w:r>
-        <w:rPr>
-          <w:rFonts w:ascii="Times New Roman" w:eastAsia="仿宋" w:hAnsi="Times New Roman" w:cs="Times New Roman"/>
-          <w:sz w:val="28"/>
-          <w:szCs w:val="21"/>
-        </w:rPr>
-        <w:t>各能力</w:t>
-      </w:r>
-      <w:proofErr w:type="gramEnd"/>
-      <w:r>
-        <w:rPr>
-          <w:rFonts w:ascii="Times New Roman" w:eastAsia="仿宋" w:hAnsi="Times New Roman" w:cs="Times New Roman"/>
-          <w:sz w:val="28"/>
-          <w:szCs w:val="21"/>
-        </w:rPr>
-        <w:t>的任务类型及简单描述，详见</w:t>
+        <w:t>根据上述这些行业共性能力，项目组整理了各能力的任务类型及简单描述，详见</w:t>
       </w:r>
       <w:r>
         <w:rPr>
@@ -9293,25 +8906,7 @@
                 <w:sz w:val="24"/>
                 <w:szCs w:val="24"/>
               </w:rPr>
-              <w:t>，实现人、车、</w:t>
-            </w:r>
-            <w:proofErr w:type="gramStart"/>
-            <w:r>
-              <w:rPr>
-                <w:rFonts w:ascii="Times New Roman" w:eastAsia="仿宋" w:hAnsi="Times New Roman" w:cs="Times New Roman" w:hint="eastAsia"/>
-                <w:sz w:val="24"/>
-                <w:szCs w:val="24"/>
-              </w:rPr>
-              <w:t>物目标</w:t>
-            </w:r>
-            <w:proofErr w:type="gramEnd"/>
-            <w:r>
-              <w:rPr>
-                <w:rFonts w:ascii="Times New Roman" w:eastAsia="仿宋" w:hAnsi="Times New Roman" w:cs="Times New Roman" w:hint="eastAsia"/>
-                <w:sz w:val="24"/>
-                <w:szCs w:val="24"/>
-              </w:rPr>
-              <w:t>细分类别或属性搜索</w:t>
+              <w:t>，实现人、车、物目标细分类别或属性搜索</w:t>
             </w:r>
             <w:r>
               <w:rPr>
@@ -9677,25 +9272,7 @@
                 <w:sz w:val="24"/>
                 <w:szCs w:val="24"/>
               </w:rPr>
-              <w:t>线索分析</w:t>
-            </w:r>
-            <w:proofErr w:type="gramStart"/>
-            <w:r>
-              <w:rPr>
-                <w:rFonts w:ascii="Times New Roman" w:eastAsia="仿宋" w:hAnsi="Times New Roman" w:cs="Times New Roman"/>
-                <w:sz w:val="24"/>
-                <w:szCs w:val="24"/>
-              </w:rPr>
-              <w:t>研</w:t>
-            </w:r>
-            <w:proofErr w:type="gramEnd"/>
-            <w:r>
-              <w:rPr>
-                <w:rFonts w:ascii="Times New Roman" w:eastAsia="仿宋" w:hAnsi="Times New Roman" w:cs="Times New Roman"/>
-                <w:sz w:val="24"/>
-                <w:szCs w:val="24"/>
-              </w:rPr>
-              <w:t>判</w:t>
+              <w:t>线索分析研判</w:t>
             </w:r>
           </w:p>
         </w:tc>
@@ -10008,25 +9585,7 @@
           <w:sz w:val="28"/>
           <w:szCs w:val="21"/>
         </w:rPr>
-        <w:t>训练运行</w:t>
-      </w:r>
-      <w:proofErr w:type="gramStart"/>
-      <w:r>
-        <w:rPr>
-          <w:rFonts w:ascii="Times New Roman" w:eastAsia="黑体" w:hAnsi="Times New Roman" w:cs="Times New Roman" w:hint="eastAsia"/>
-          <w:sz w:val="28"/>
-          <w:szCs w:val="21"/>
-        </w:rPr>
-        <w:t>时数据</w:t>
-      </w:r>
-      <w:proofErr w:type="gramEnd"/>
-      <w:r>
-        <w:rPr>
-          <w:rFonts w:ascii="Times New Roman" w:eastAsia="黑体" w:hAnsi="Times New Roman" w:cs="Times New Roman" w:hint="eastAsia"/>
-          <w:sz w:val="28"/>
-          <w:szCs w:val="21"/>
-        </w:rPr>
-        <w:t>工程</w:t>
+        <w:t>训练运行时数据工程</w:t>
       </w:r>
     </w:p>
     <w:p>
@@ -10277,43 +9836,7 @@
           <w:sz w:val="28"/>
           <w:szCs w:val="21"/>
         </w:rPr>
-        <w:t>规范，实现字段标准化、类型转换与元数据管理，消除多</w:t>
-      </w:r>
-      <w:proofErr w:type="gramStart"/>
-      <w:r>
-        <w:rPr>
-          <w:rFonts w:ascii="等线" w:eastAsia="仿宋" w:hAnsi="等线" w:cs="Times New Roman"/>
-          <w:sz w:val="28"/>
-          <w:szCs w:val="21"/>
-        </w:rPr>
-        <w:t>源数据</w:t>
-      </w:r>
-      <w:proofErr w:type="gramEnd"/>
-      <w:r>
-        <w:rPr>
-          <w:rFonts w:ascii="等线" w:eastAsia="仿宋" w:hAnsi="等线" w:cs="Times New Roman"/>
-          <w:sz w:val="28"/>
-          <w:szCs w:val="21"/>
-        </w:rPr>
-        <w:t>之间的结构差异；同时支持多</w:t>
-      </w:r>
-      <w:proofErr w:type="gramStart"/>
-      <w:r>
-        <w:rPr>
-          <w:rFonts w:ascii="等线" w:eastAsia="仿宋" w:hAnsi="等线" w:cs="Times New Roman"/>
-          <w:sz w:val="28"/>
-          <w:szCs w:val="21"/>
-        </w:rPr>
-        <w:t>源数据</w:t>
-      </w:r>
-      <w:proofErr w:type="gramEnd"/>
-      <w:r>
-        <w:rPr>
-          <w:rFonts w:ascii="等线" w:eastAsia="仿宋" w:hAnsi="等线" w:cs="Times New Roman"/>
-          <w:sz w:val="28"/>
-          <w:szCs w:val="21"/>
-        </w:rPr>
-        <w:t>融合</w:t>
+        <w:t>规范，实现字段标准化、类型转换与元数据管理，消除多源数据之间的结构差异；同时支持多源数据融合</w:t>
       </w:r>
       <w:r>
         <w:rPr>
@@ -10372,51 +9895,15 @@
           <w:sz w:val="28"/>
           <w:szCs w:val="21"/>
         </w:rPr>
-        <w:t>数据清洗与标准化模块主要负责对接入数据进行质量治理与合</w:t>
-      </w:r>
-      <w:proofErr w:type="gramStart"/>
-      <w:r>
-        <w:rPr>
-          <w:rFonts w:ascii="等线" w:eastAsia="仿宋" w:hAnsi="等线" w:cs="Times New Roman"/>
-          <w:sz w:val="28"/>
-          <w:szCs w:val="21"/>
-        </w:rPr>
-        <w:t>规</w:t>
-      </w:r>
-      <w:proofErr w:type="gramEnd"/>
-      <w:r>
-        <w:rPr>
-          <w:rFonts w:ascii="等线" w:eastAsia="仿宋" w:hAnsi="等线" w:cs="Times New Roman"/>
-          <w:sz w:val="28"/>
-          <w:szCs w:val="21"/>
-        </w:rPr>
-        <w:t>控制，提升数据可用性与一致性。在去重方面，模块支持基于</w:t>
-      </w:r>
-      <w:r>
-        <w:rPr>
-          <w:rFonts w:ascii="等线" w:eastAsia="仿宋" w:hAnsi="等线" w:cs="Times New Roman"/>
-          <w:sz w:val="28"/>
-          <w:szCs w:val="21"/>
-        </w:rPr>
-        <w:t xml:space="preserve"> </w:t>
-      </w:r>
-      <w:proofErr w:type="spellStart"/>
-      <w:r>
-        <w:rPr>
-          <w:rFonts w:ascii="等线" w:eastAsia="仿宋" w:hAnsi="等线" w:cs="Times New Roman"/>
-          <w:sz w:val="28"/>
-          <w:szCs w:val="21"/>
-        </w:rPr>
-        <w:t>MinHash</w:t>
-      </w:r>
-      <w:proofErr w:type="spellEnd"/>
-      <w:r>
-        <w:rPr>
-          <w:rFonts w:ascii="等线" w:eastAsia="仿宋" w:hAnsi="等线" w:cs="Times New Roman"/>
-          <w:sz w:val="28"/>
-          <w:szCs w:val="21"/>
-        </w:rPr>
-        <w:t xml:space="preserve"> </w:t>
+        <w:t>数据清洗与标准化模块主要负责对接入数据进行质量治理与合规控制，提升数据可用性与一致性。在去重方面，模块支持基于</w:t>
+      </w:r>
+      <w:r>
+        <w:rPr>
+          <w:rFonts w:ascii="等线" w:eastAsia="仿宋" w:hAnsi="等线" w:cs="Times New Roman"/>
+          <w:sz w:val="28"/>
+          <w:szCs w:val="21"/>
+        </w:rPr>
+        <w:t xml:space="preserve"> MinHash </w:t>
       </w:r>
       <w:r>
         <w:rPr>
@@ -10432,25 +9919,7 @@
           <w:sz w:val="28"/>
           <w:szCs w:val="21"/>
         </w:rPr>
-        <w:t xml:space="preserve"> </w:t>
-      </w:r>
-      <w:proofErr w:type="spellStart"/>
-      <w:r>
-        <w:rPr>
-          <w:rFonts w:ascii="等线" w:eastAsia="仿宋" w:hAnsi="等线" w:cs="Times New Roman"/>
-          <w:sz w:val="28"/>
-          <w:szCs w:val="21"/>
-        </w:rPr>
-        <w:t>SimHash</w:t>
-      </w:r>
-      <w:proofErr w:type="spellEnd"/>
-      <w:r>
-        <w:rPr>
-          <w:rFonts w:ascii="等线" w:eastAsia="仿宋" w:hAnsi="等线" w:cs="Times New Roman"/>
-          <w:sz w:val="28"/>
-          <w:szCs w:val="21"/>
-        </w:rPr>
-        <w:t xml:space="preserve"> </w:t>
+        <w:t xml:space="preserve"> SimHash </w:t>
       </w:r>
       <w:r>
         <w:rPr>
@@ -10501,25 +9970,7 @@
           <w:sz w:val="28"/>
           <w:szCs w:val="21"/>
         </w:rPr>
-        <w:t>针对多模态数据，模块支持对图像分辨率、文件大小、清晰度，音频时长、采样率，以及文本长度、字符分布等指标进行阈值过滤与质量分级，避免低质量样本进入下游流程；同时构建内容安全与合</w:t>
-      </w:r>
-      <w:proofErr w:type="gramStart"/>
-      <w:r>
-        <w:rPr>
-          <w:rFonts w:ascii="等线" w:eastAsia="仿宋" w:hAnsi="等线" w:cs="Times New Roman"/>
-          <w:sz w:val="28"/>
-          <w:szCs w:val="21"/>
-        </w:rPr>
-        <w:t>规</w:t>
-      </w:r>
-      <w:proofErr w:type="gramEnd"/>
-      <w:r>
-        <w:rPr>
-          <w:rFonts w:ascii="等线" w:eastAsia="仿宋" w:hAnsi="等线" w:cs="Times New Roman"/>
-          <w:sz w:val="28"/>
-          <w:szCs w:val="21"/>
-        </w:rPr>
-        <w:t>过滤机制，对不关注领域数据及违法违规内容进行自动识别与拦截，结合关键词规则与模型识别能力，保障数据集的合法性、相关性与可控性，为后续数据分析或模型训练提供高质量、可治理的数据基础。</w:t>
+        <w:t>针对多模态数据，模块支持对图像分辨率、文件大小、清晰度，音频时长、采样率，以及文本长度、字符分布等指标进行阈值过滤与质量分级，避免低质量样本进入下游流程；同时构建内容安全与合规过滤机制，对不关注领域数据及违法违规内容进行自动识别与拦截，结合关键词规则与模型识别能力，保障数据集的合法性、相关性与可控性，为后续数据分析或模型训练提供高质量、可治理的数据基础。</w:t>
       </w:r>
     </w:p>
     <w:p>
@@ -10570,25 +10021,7 @@
           <w:sz w:val="28"/>
           <w:szCs w:val="21"/>
         </w:rPr>
-        <w:t>数据质量评估模块用于对数据</w:t>
-      </w:r>
-      <w:proofErr w:type="gramStart"/>
-      <w:r>
-        <w:rPr>
-          <w:rFonts w:ascii="等线" w:eastAsia="仿宋" w:hAnsi="等线" w:cs="Times New Roman"/>
-          <w:sz w:val="28"/>
-          <w:szCs w:val="21"/>
-        </w:rPr>
-        <w:t>集整体</w:t>
-      </w:r>
-      <w:proofErr w:type="gramEnd"/>
-      <w:r>
-        <w:rPr>
-          <w:rFonts w:ascii="等线" w:eastAsia="仿宋" w:hAnsi="等线" w:cs="Times New Roman"/>
-          <w:sz w:val="28"/>
-          <w:szCs w:val="21"/>
-        </w:rPr>
-        <w:t>质量进行量化分析</w:t>
+        <w:t>数据质量评估模块用于对数据集整体质量进行量化分析</w:t>
       </w:r>
       <w:r>
         <w:rPr>
@@ -10725,25 +10158,7 @@
           <w:sz w:val="28"/>
           <w:szCs w:val="21"/>
         </w:rPr>
-        <w:t>），通过构造正负样本对、扰动样本</w:t>
-      </w:r>
-      <w:proofErr w:type="gramStart"/>
-      <w:r>
-        <w:rPr>
-          <w:rFonts w:ascii="等线" w:eastAsia="仿宋" w:hAnsi="等线" w:cs="Times New Roman"/>
-          <w:sz w:val="28"/>
-          <w:szCs w:val="21"/>
-        </w:rPr>
-        <w:t>或难例样本</w:t>
-      </w:r>
-      <w:proofErr w:type="gramEnd"/>
-      <w:r>
-        <w:rPr>
-          <w:rFonts w:ascii="等线" w:eastAsia="仿宋" w:hAnsi="等线" w:cs="Times New Roman"/>
-          <w:sz w:val="28"/>
-          <w:szCs w:val="21"/>
-        </w:rPr>
-        <w:t>，增强模型对语义差异与边界特征的判别能力。</w:t>
+        <w:t>），通过构造正负样本对、扰动样本或难例样本，增强模型对语义差异与边界特征的判别能力。</w:t>
       </w:r>
     </w:p>
     <w:p>
@@ -10764,25 +10179,7 @@
           <w:sz w:val="28"/>
           <w:szCs w:val="21"/>
         </w:rPr>
-        <w:t>在图像数据方面，模块支持多种图像增强策略，包括几何变换（旋转、裁剪、翻转）、色彩扰动、噪声注入、模糊处理及分辨率调整等。整体模块支持可配置</w:t>
-      </w:r>
-      <w:proofErr w:type="gramStart"/>
-      <w:r>
-        <w:rPr>
-          <w:rFonts w:ascii="等线" w:eastAsia="仿宋" w:hAnsi="等线" w:cs="Times New Roman"/>
-          <w:sz w:val="28"/>
-          <w:szCs w:val="21"/>
-        </w:rPr>
-        <w:t>化增强</w:t>
-      </w:r>
-      <w:proofErr w:type="gramEnd"/>
-      <w:r>
-        <w:rPr>
-          <w:rFonts w:ascii="等线" w:eastAsia="仿宋" w:hAnsi="等线" w:cs="Times New Roman"/>
-          <w:sz w:val="28"/>
-          <w:szCs w:val="21"/>
-        </w:rPr>
-        <w:t>策略组合与强度控制，并提供增强数据标记与溯源能力，确保增强过程可追踪、可回滚，为模型训练提供更加丰富、均衡且具鲁棒性的数据基础。</w:t>
+        <w:t>在图像数据方面，模块支持多种图像增强策略，包括几何变换（旋转、裁剪、翻转）、色彩扰动、噪声注入、模糊处理及分辨率调整等。整体模块支持可配置化增强策略组合与强度控制，并提供增强数据标记与溯源能力，确保增强过程可追踪、可回滚，为模型训练提供更加丰富、均衡且具鲁棒性的数据基础。</w:t>
       </w:r>
     </w:p>
     <w:p>
@@ -10854,25 +10251,7 @@
           <w:sz w:val="28"/>
           <w:szCs w:val="21"/>
         </w:rPr>
-        <w:t>同时，模块支持训练数据集快照机制，在关键节点（如模型发布前、重大数据更新后）生成完整数据状态镜像，用于归档与对比分析；当数据异常或模型效果退化时，可基于历史版本或快照执行一键回滚，快速恢复至指定稳定版本，避免不可控的数据漂移风险。通过版本血缘追踪与变更记录管理，模块实现数据全生命周期治理，强化数据合</w:t>
-      </w:r>
-      <w:proofErr w:type="gramStart"/>
-      <w:r>
-        <w:rPr>
-          <w:rFonts w:ascii="等线" w:eastAsia="仿宋" w:hAnsi="等线" w:cs="Times New Roman"/>
-          <w:sz w:val="28"/>
-          <w:szCs w:val="21"/>
-        </w:rPr>
-        <w:t>规</w:t>
-      </w:r>
-      <w:proofErr w:type="gramEnd"/>
-      <w:r>
-        <w:rPr>
-          <w:rFonts w:ascii="等线" w:eastAsia="仿宋" w:hAnsi="等线" w:cs="Times New Roman"/>
-          <w:sz w:val="28"/>
-          <w:szCs w:val="21"/>
-        </w:rPr>
-        <w:t>性与风险控制能力，为模型稳定迭代提供可靠的数据基础。</w:t>
+        <w:t>同时，模块支持训练数据集快照机制，在关键节点（如模型发布前、重大数据更新后）生成完整数据状态镜像，用于归档与对比分析；当数据异常或模型效果退化时，可基于历史版本或快照执行一键回滚，快速恢复至指定稳定版本，避免不可控的数据漂移风险。通过版本血缘追踪与变更记录管理，模块实现数据全生命周期治理，强化数据合规性与风险控制能力，为模型稳定迭代提供可靠的数据基础。</w:t>
       </w:r>
     </w:p>
     <w:p>
@@ -10925,7 +10304,6 @@
         </w:rPr>
         <w:t>模块基于分布式文件系统或对象存储架构，结合数据分片（</w:t>
       </w:r>
-      <w:proofErr w:type="spellStart"/>
       <w:r>
         <w:rPr>
           <w:rFonts w:ascii="等线" w:eastAsia="仿宋" w:hAnsi="等线" w:cs="Times New Roman"/>
@@ -10934,7 +10312,6 @@
         </w:rPr>
         <w:t>Sharding</w:t>
       </w:r>
-      <w:proofErr w:type="spellEnd"/>
       <w:r>
         <w:rPr>
           <w:rFonts w:ascii="等线" w:eastAsia="仿宋" w:hAnsi="等线" w:cs="Times New Roman"/>
@@ -11162,7 +10539,6 @@
         </w:rPr>
         <w:t>、</w:t>
       </w:r>
-      <w:proofErr w:type="spellStart"/>
       <w:r>
         <w:rPr>
           <w:rFonts w:ascii="等线" w:eastAsia="仿宋" w:hAnsi="等线" w:cs="Times New Roman"/>
@@ -11171,7 +10547,6 @@
         </w:rPr>
         <w:t>WordPiece</w:t>
       </w:r>
-      <w:proofErr w:type="spellEnd"/>
       <w:r>
         <w:rPr>
           <w:rFonts w:ascii="等线" w:eastAsia="仿宋" w:hAnsi="等线" w:cs="Times New Roman"/>
@@ -11194,25 +10569,7 @@
           <w:sz w:val="28"/>
           <w:szCs w:val="21"/>
         </w:rPr>
-        <w:t>等算法</w:t>
-      </w:r>
-      <w:proofErr w:type="gramStart"/>
-      <w:r>
-        <w:rPr>
-          <w:rFonts w:ascii="等线" w:eastAsia="仿宋" w:hAnsi="等线" w:cs="Times New Roman"/>
-          <w:sz w:val="28"/>
-          <w:szCs w:val="21"/>
-        </w:rPr>
-        <w:t>构建子词词表</w:t>
-      </w:r>
-      <w:proofErr w:type="gramEnd"/>
-      <w:r>
-        <w:rPr>
-          <w:rFonts w:ascii="等线" w:eastAsia="仿宋" w:hAnsi="等线" w:cs="Times New Roman"/>
-          <w:sz w:val="28"/>
-          <w:szCs w:val="21"/>
-        </w:rPr>
-        <w:t>，结合领域语料进行词表优化与</w:t>
+        <w:t>等算法构建子词词表，结合领域语料进行词表优化与</w:t>
       </w:r>
       <w:r>
         <w:rPr>
@@ -11509,25 +10866,7 @@
           <w:sz w:val="28"/>
           <w:szCs w:val="21"/>
         </w:rPr>
-        <w:t xml:space="preserve"> </w:t>
-      </w:r>
-      <w:proofErr w:type="spellStart"/>
-      <w:r>
-        <w:rPr>
-          <w:rFonts w:ascii="等线" w:eastAsia="仿宋" w:hAnsi="等线" w:cs="Times New Roman"/>
-          <w:sz w:val="28"/>
-          <w:szCs w:val="21"/>
-        </w:rPr>
-        <w:t>PyTorch</w:t>
-      </w:r>
-      <w:proofErr w:type="spellEnd"/>
-      <w:r>
-        <w:rPr>
-          <w:rFonts w:ascii="等线" w:eastAsia="仿宋" w:hAnsi="等线" w:cs="Times New Roman"/>
-          <w:sz w:val="28"/>
-          <w:szCs w:val="21"/>
-        </w:rPr>
-        <w:t xml:space="preserve"> </w:t>
+        <w:t xml:space="preserve"> PyTorch </w:t>
       </w:r>
       <w:r>
         <w:rPr>
@@ -11543,25 +10882,7 @@
           <w:sz w:val="28"/>
           <w:szCs w:val="21"/>
         </w:rPr>
-        <w:t xml:space="preserve"> </w:t>
-      </w:r>
-      <w:proofErr w:type="spellStart"/>
-      <w:r>
-        <w:rPr>
-          <w:rFonts w:ascii="等线" w:eastAsia="仿宋" w:hAnsi="等线" w:cs="Times New Roman"/>
-          <w:sz w:val="28"/>
-          <w:szCs w:val="21"/>
-        </w:rPr>
-        <w:t>DataLoader</w:t>
-      </w:r>
-      <w:proofErr w:type="spellEnd"/>
-      <w:r>
-        <w:rPr>
-          <w:rFonts w:ascii="等线" w:eastAsia="仿宋" w:hAnsi="等线" w:cs="Times New Roman"/>
-          <w:sz w:val="28"/>
-          <w:szCs w:val="21"/>
-        </w:rPr>
-        <w:t xml:space="preserve"> </w:t>
+        <w:t xml:space="preserve"> DataLoader </w:t>
       </w:r>
       <w:r>
         <w:rPr>
@@ -11638,25 +10959,7 @@
           <w:sz w:val="28"/>
           <w:szCs w:val="21"/>
         </w:rPr>
-        <w:t>带来</w:t>
-      </w:r>
-      <w:proofErr w:type="gramStart"/>
-      <w:r>
-        <w:rPr>
-          <w:rFonts w:ascii="等线" w:eastAsia="仿宋" w:hAnsi="等线" w:cs="Times New Roman"/>
-          <w:sz w:val="28"/>
-          <w:szCs w:val="21"/>
-        </w:rPr>
-        <w:t>的算力浪费</w:t>
-      </w:r>
-      <w:proofErr w:type="gramEnd"/>
-      <w:r>
-        <w:rPr>
-          <w:rFonts w:ascii="等线" w:eastAsia="仿宋" w:hAnsi="等线" w:cs="Times New Roman"/>
-          <w:sz w:val="28"/>
-          <w:szCs w:val="21"/>
-        </w:rPr>
-        <w:t>，提升</w:t>
+        <w:t>带来的算力浪费，提升</w:t>
       </w:r>
       <w:r>
         <w:rPr>
@@ -11688,43 +10991,7 @@
           <w:sz w:val="28"/>
           <w:szCs w:val="21"/>
         </w:rPr>
-        <w:t>），在跨分片、</w:t>
-      </w:r>
-      <w:proofErr w:type="gramStart"/>
-      <w:r>
-        <w:rPr>
-          <w:rFonts w:ascii="等线" w:eastAsia="仿宋" w:hAnsi="等线" w:cs="Times New Roman"/>
-          <w:sz w:val="28"/>
-          <w:szCs w:val="21"/>
-        </w:rPr>
-        <w:t>跨文件</w:t>
-      </w:r>
-      <w:proofErr w:type="gramEnd"/>
-      <w:r>
-        <w:rPr>
-          <w:rFonts w:ascii="等线" w:eastAsia="仿宋" w:hAnsi="等线" w:cs="Times New Roman"/>
-          <w:sz w:val="28"/>
-          <w:szCs w:val="21"/>
-        </w:rPr>
-        <w:t>级别进行样本重排，避免局部数据顺序偏置，增强训练稳定性与泛化能力。在分布式训练场景下，模块支持</w:t>
-      </w:r>
-      <w:proofErr w:type="gramStart"/>
-      <w:r>
-        <w:rPr>
-          <w:rFonts w:ascii="等线" w:eastAsia="仿宋" w:hAnsi="等线" w:cs="Times New Roman"/>
-          <w:sz w:val="28"/>
-          <w:szCs w:val="21"/>
-        </w:rPr>
-        <w:t>多进程</w:t>
-      </w:r>
-      <w:proofErr w:type="gramEnd"/>
-      <w:r>
-        <w:rPr>
-          <w:rFonts w:ascii="等线" w:eastAsia="仿宋" w:hAnsi="等线" w:cs="Times New Roman"/>
-          <w:sz w:val="28"/>
-          <w:szCs w:val="21"/>
-        </w:rPr>
-        <w:t>与多节点同步调度，结合数据并行或混合并行策略，确保各节点样本不重复且分布均衡，并通过统一的随机种子与采样状态管理机制实现可复现训练流程，从而在大规模集群环境中保障训练效率与统计一致性。</w:t>
+        <w:t>），在跨分片、跨文件级别进行样本重排，避免局部数据顺序偏置，增强训练稳定性与泛化能力。在分布式训练场景下，模块支持多进程与多节点同步调度，结合数据并行或混合并行策略，确保各节点样本不重复且分布均衡，并通过统一的随机种子与采样状态管理机制实现可复现训练流程，从而在大规模集群环境中保障训练效率与统计一致性。</w:t>
       </w:r>
     </w:p>
     <w:p>
@@ -11775,25 +11042,7 @@
           <w:sz w:val="28"/>
           <w:szCs w:val="21"/>
         </w:rPr>
-        <w:t>在线数据监控模块用于在模型训练过程中对数据流进行实时调控与策略优化，实现数据分布、样本难度与训练阶段之间的动态匹配。模块支持多数据源比例控制，可对不同来源或不同任务类型的数据设置权重与</w:t>
-      </w:r>
-      <w:proofErr w:type="gramStart"/>
-      <w:r>
-        <w:rPr>
-          <w:rFonts w:ascii="等线" w:eastAsia="仿宋" w:hAnsi="等线" w:cs="Times New Roman"/>
-          <w:sz w:val="28"/>
-          <w:szCs w:val="21"/>
-        </w:rPr>
-        <w:t>采样占</w:t>
-      </w:r>
-      <w:proofErr w:type="gramEnd"/>
-      <w:r>
-        <w:rPr>
-          <w:rFonts w:ascii="等线" w:eastAsia="仿宋" w:hAnsi="等线" w:cs="Times New Roman"/>
-          <w:sz w:val="28"/>
-          <w:szCs w:val="21"/>
-        </w:rPr>
-        <w:t>比，避免单一数据源过拟合或分布失衡问题；同时支持重加权采样（</w:t>
+        <w:t>在线数据监控模块用于在模型训练过程中对数据流进行实时调控与策略优化，实现数据分布、样本难度与训练阶段之间的动态匹配。模块支持多数据源比例控制，可对不同来源或不同任务类型的数据设置权重与采样占比，避免单一数据源过拟合或分布失衡问题；同时支持重加权采样（</w:t>
       </w:r>
       <w:r>
         <w:rPr>
@@ -11862,43 +11111,7 @@
           <w:sz w:val="28"/>
           <w:szCs w:val="21"/>
         </w:rPr>
-        <w:t>阶段提高通用数据比例、降低高噪声或</w:t>
-      </w:r>
-      <w:proofErr w:type="gramStart"/>
-      <w:r>
-        <w:rPr>
-          <w:rFonts w:ascii="等线" w:eastAsia="仿宋" w:hAnsi="等线" w:cs="Times New Roman"/>
-          <w:sz w:val="28"/>
-          <w:szCs w:val="21"/>
-        </w:rPr>
-        <w:t>高复杂度数据</w:t>
-      </w:r>
-      <w:proofErr w:type="gramEnd"/>
-      <w:r>
-        <w:rPr>
-          <w:rFonts w:ascii="等线" w:eastAsia="仿宋" w:hAnsi="等线" w:cs="Times New Roman"/>
-          <w:sz w:val="28"/>
-          <w:szCs w:val="21"/>
-        </w:rPr>
-        <w:t>占比，以稳定梯度更新过程。此外，模块</w:t>
-      </w:r>
-      <w:proofErr w:type="gramStart"/>
-      <w:r>
-        <w:rPr>
-          <w:rFonts w:ascii="等线" w:eastAsia="仿宋" w:hAnsi="等线" w:cs="Times New Roman"/>
-          <w:sz w:val="28"/>
-          <w:szCs w:val="21"/>
-        </w:rPr>
-        <w:t>集成难例挖掘</w:t>
-      </w:r>
-      <w:proofErr w:type="gramEnd"/>
-      <w:r>
-        <w:rPr>
-          <w:rFonts w:ascii="等线" w:eastAsia="仿宋" w:hAnsi="等线" w:cs="Times New Roman"/>
-          <w:sz w:val="28"/>
-          <w:szCs w:val="21"/>
-        </w:rPr>
-        <w:t>（</w:t>
+        <w:t>阶段提高通用数据比例、降低高噪声或高复杂度数据占比，以稳定梯度更新过程。此外，模块集成难例挖掘（</w:t>
       </w:r>
       <w:r>
         <w:rPr>
@@ -12173,27 +11386,8 @@
           <w:sz w:val="28"/>
           <w:szCs w:val="21"/>
         </w:rPr>
-        <w:t>在工程实现层面，模块提供系统化配置管理能力，支持对</w:t>
-      </w:r>
-      <w:proofErr w:type="gramStart"/>
-      <w:r>
-        <w:rPr>
-          <w:rFonts w:ascii="等线" w:eastAsia="仿宋" w:hAnsi="等线" w:cs="Times New Roman"/>
-          <w:sz w:val="28"/>
-          <w:szCs w:val="21"/>
-        </w:rPr>
-        <w:t>关键超</w:t>
-      </w:r>
-      <w:proofErr w:type="gramEnd"/>
-      <w:r>
-        <w:rPr>
-          <w:rFonts w:ascii="等线" w:eastAsia="仿宋" w:hAnsi="等线" w:cs="Times New Roman"/>
-          <w:sz w:val="28"/>
-          <w:szCs w:val="21"/>
-        </w:rPr>
-        <w:t>参数进行统一管理与版本控制，包括层数（</w:t>
-      </w:r>
-      <w:proofErr w:type="spellStart"/>
+        <w:t>在工程实现层面，模块提供系统化配置管理能力，支持对关键超参数进行统一管理与版本控制，包括层数（</w:t>
+      </w:r>
       <w:r>
         <w:rPr>
           <w:rFonts w:ascii="等线" w:eastAsia="仿宋" w:hAnsi="等线" w:cs="Times New Roman"/>
@@ -12202,7 +11396,6 @@
         </w:rPr>
         <w:t>num_layers</w:t>
       </w:r>
-      <w:proofErr w:type="spellEnd"/>
       <w:r>
         <w:rPr>
           <w:rFonts w:ascii="等线" w:eastAsia="仿宋" w:hAnsi="等线" w:cs="Times New Roman"/>
@@ -12211,7 +11404,6 @@
         </w:rPr>
         <w:t>）、隐藏维度（</w:t>
       </w:r>
-      <w:proofErr w:type="spellStart"/>
       <w:r>
         <w:rPr>
           <w:rFonts w:ascii="等线" w:eastAsia="仿宋" w:hAnsi="等线" w:cs="Times New Roman"/>
@@ -12220,7 +11412,6 @@
         </w:rPr>
         <w:t>hidden_size</w:t>
       </w:r>
-      <w:proofErr w:type="spellEnd"/>
       <w:r>
         <w:rPr>
           <w:rFonts w:ascii="等线" w:eastAsia="仿宋" w:hAnsi="等线" w:cs="Times New Roman"/>
@@ -12229,23 +11420,13 @@
         </w:rPr>
         <w:t>）、注意力头数、</w:t>
       </w:r>
-      <w:proofErr w:type="spellStart"/>
-      <w:r>
-        <w:rPr>
-          <w:rFonts w:ascii="等线" w:eastAsia="仿宋" w:hAnsi="等线" w:cs="Times New Roman"/>
-          <w:sz w:val="28"/>
-          <w:szCs w:val="21"/>
-        </w:rPr>
-        <w:t>RoPE</w:t>
-      </w:r>
-      <w:proofErr w:type="spellEnd"/>
-      <w:r>
-        <w:rPr>
-          <w:rFonts w:ascii="等线" w:eastAsia="仿宋" w:hAnsi="等线" w:cs="Times New Roman"/>
-          <w:sz w:val="28"/>
-          <w:szCs w:val="21"/>
-        </w:rPr>
-        <w:t xml:space="preserve"> </w:t>
+      <w:r>
+        <w:rPr>
+          <w:rFonts w:ascii="等线" w:eastAsia="仿宋" w:hAnsi="等线" w:cs="Times New Roman"/>
+          <w:sz w:val="28"/>
+          <w:szCs w:val="21"/>
+        </w:rPr>
+        <w:t xml:space="preserve">RoPE </w:t>
       </w:r>
       <w:r>
         <w:rPr>
@@ -12344,25 +11525,23 @@
           <w:sz w:val="28"/>
           <w:szCs w:val="21"/>
         </w:rPr>
-        <w:t xml:space="preserve"> </w:t>
-      </w:r>
-      <w:proofErr w:type="spellStart"/>
+        <w:t xml:space="preserve"> AdamW</w:t>
+      </w:r>
       <w:r>
         <w:rPr>
           <w:rFonts w:ascii="等线" w:eastAsia="仿宋" w:hAnsi="等线" w:cs="Times New Roman" w:hint="eastAsia"/>
           <w:sz w:val="28"/>
           <w:szCs w:val="21"/>
         </w:rPr>
-        <w:t>AdamW</w:t>
-      </w:r>
-      <w:proofErr w:type="spellEnd"/>
+        <w:t>（权重衰减解耦优化）、</w:t>
+      </w:r>
       <w:r>
         <w:rPr>
           <w:rFonts w:ascii="等线" w:eastAsia="仿宋" w:hAnsi="等线" w:cs="Times New Roman" w:hint="eastAsia"/>
           <w:sz w:val="28"/>
           <w:szCs w:val="21"/>
         </w:rPr>
-        <w:t>（权重衰减解耦优化）、</w:t>
+        <w:t>Lion</w:t>
       </w:r>
       <w:r>
         <w:rPr>
@@ -12370,7 +11549,7 @@
           <w:sz w:val="28"/>
           <w:szCs w:val="21"/>
         </w:rPr>
-        <w:t>Lion</w:t>
+        <w:t>（基于符号动量的轻量级优化算法）以及</w:t>
       </w:r>
       <w:r>
         <w:rPr>
@@ -12378,26 +11557,8 @@
           <w:sz w:val="28"/>
           <w:szCs w:val="21"/>
         </w:rPr>
-        <w:t>（基于符号动量的轻量级优化算法）以及</w:t>
-      </w:r>
-      <w:r>
-        <w:rPr>
-          <w:rFonts w:ascii="等线" w:eastAsia="仿宋" w:hAnsi="等线" w:cs="Times New Roman" w:hint="eastAsia"/>
-          <w:sz w:val="28"/>
-          <w:szCs w:val="21"/>
-        </w:rPr>
-        <w:t xml:space="preserve"> </w:t>
-      </w:r>
-      <w:proofErr w:type="spellStart"/>
-      <w:r>
-        <w:rPr>
-          <w:rFonts w:ascii="等线" w:eastAsia="仿宋" w:hAnsi="等线" w:cs="Times New Roman" w:hint="eastAsia"/>
-          <w:sz w:val="28"/>
-          <w:szCs w:val="21"/>
-        </w:rPr>
-        <w:t>Adafactor</w:t>
-      </w:r>
-      <w:proofErr w:type="spellEnd"/>
+        <w:t xml:space="preserve"> Adafactor</w:t>
+      </w:r>
       <w:r>
         <w:rPr>
           <w:rFonts w:ascii="等线" w:eastAsia="仿宋" w:hAnsi="等线" w:cs="Times New Roman" w:hint="eastAsia"/>
@@ -12544,25 +11705,7 @@
           <w:sz w:val="28"/>
           <w:szCs w:val="21"/>
         </w:rPr>
-        <w:t>该部分工作主要用于在</w:t>
-      </w:r>
-      <w:proofErr w:type="gramStart"/>
-      <w:r>
-        <w:rPr>
-          <w:rFonts w:ascii="等线" w:eastAsia="仿宋" w:hAnsi="等线" w:cs="Times New Roman" w:hint="eastAsia"/>
-          <w:sz w:val="28"/>
-          <w:szCs w:val="21"/>
-        </w:rPr>
-        <w:t>预训练</w:t>
-      </w:r>
-      <w:proofErr w:type="gramEnd"/>
-      <w:r>
-        <w:rPr>
-          <w:rFonts w:ascii="等线" w:eastAsia="仿宋" w:hAnsi="等线" w:cs="Times New Roman" w:hint="eastAsia"/>
-          <w:sz w:val="28"/>
-          <w:szCs w:val="21"/>
-        </w:rPr>
-        <w:t>模型基础上进行任务适配与能力强化，重点解决跨模态对齐、指令理解与人类偏好一致性问题，是模型从“通用能力”走向“可用能力”的关键阶段。</w:t>
+        <w:t>该部分工作主要用于在预训练模型基础上进行任务适配与能力强化，重点解决跨模态对齐、指令理解与人类偏好一致性问题，是模型从“通用能力”走向“可用能力”的关键阶段。</w:t>
       </w:r>
     </w:p>
     <w:p>
@@ -12783,25 +11926,7 @@
           <w:sz w:val="28"/>
           <w:szCs w:val="21"/>
         </w:rPr>
-        <w:t>该部分工作用于系统化衡量模型能力边界、泛化性能与安全合</w:t>
-      </w:r>
-      <w:proofErr w:type="gramStart"/>
-      <w:r>
-        <w:rPr>
-          <w:rFonts w:ascii="等线" w:eastAsia="仿宋" w:hAnsi="等线" w:cs="Times New Roman" w:hint="eastAsia"/>
-          <w:sz w:val="28"/>
-          <w:szCs w:val="21"/>
-        </w:rPr>
-        <w:t>规</w:t>
-      </w:r>
-      <w:proofErr w:type="gramEnd"/>
-      <w:r>
-        <w:rPr>
-          <w:rFonts w:ascii="等线" w:eastAsia="仿宋" w:hAnsi="等线" w:cs="Times New Roman" w:hint="eastAsia"/>
-          <w:sz w:val="28"/>
-          <w:szCs w:val="21"/>
-        </w:rPr>
-        <w:t>水平，是模型迭代与发布决策的重要依据。在基础能力评估层面，模块支持离线</w:t>
+        <w:t>该部分工作用于系统化衡量模型能力边界、泛化性能与安全合规水平，是模型迭代与发布决策的重要依据。在基础能力评估层面，模块支持离线</w:t>
       </w:r>
       <w:r>
         <w:rPr>
@@ -12863,25 +11988,7 @@
           <w:sz w:val="28"/>
           <w:szCs w:val="21"/>
         </w:rPr>
-        <w:t>在综合能力与风险控制层面，模块支持多任务评测框架，对问答、推理、代码生成、多模态理解等不同任务进行统一评估，分析模型在</w:t>
-      </w:r>
-      <w:proofErr w:type="gramStart"/>
-      <w:r>
-        <w:rPr>
-          <w:rFonts w:ascii="等线" w:eastAsia="仿宋" w:hAnsi="等线" w:cs="Times New Roman" w:hint="eastAsia"/>
-          <w:sz w:val="28"/>
-          <w:szCs w:val="21"/>
-        </w:rPr>
-        <w:t>跨任务</w:t>
-      </w:r>
-      <w:proofErr w:type="gramEnd"/>
-      <w:r>
-        <w:rPr>
-          <w:rFonts w:ascii="等线" w:eastAsia="仿宋" w:hAnsi="等线" w:cs="Times New Roman" w:hint="eastAsia"/>
-          <w:sz w:val="28"/>
-          <w:szCs w:val="21"/>
-        </w:rPr>
-        <w:t>场景下的稳定性与泛化能力。同时引入</w:t>
+        <w:t>在综合能力与风险控制层面，模块支持多任务评测框架，对问答、推理、代码生成、多模态理解等不同任务进行统一评估，分析模型在跨任务场景下的稳定性与泛化能力。同时引入</w:t>
       </w:r>
       <w:r>
         <w:rPr>
@@ -13001,43 +12108,7 @@
           <w:sz w:val="28"/>
           <w:szCs w:val="21"/>
         </w:rPr>
-        <w:t>在版本管理与发布策略方面，模块支持模型版本编号规范、权重与配置绑定管理，以及灰度发布、分阶段上线</w:t>
-      </w:r>
-      <w:proofErr w:type="gramStart"/>
-      <w:r>
-        <w:rPr>
-          <w:rFonts w:ascii="等线" w:eastAsia="仿宋" w:hAnsi="等线" w:cs="Times New Roman" w:hint="eastAsia"/>
-          <w:sz w:val="28"/>
-          <w:szCs w:val="21"/>
-        </w:rPr>
-        <w:t>与回滚机制</w:t>
-      </w:r>
-      <w:proofErr w:type="gramEnd"/>
-      <w:r>
-        <w:rPr>
-          <w:rFonts w:ascii="等线" w:eastAsia="仿宋" w:hAnsi="等线" w:cs="Times New Roman" w:hint="eastAsia"/>
-          <w:sz w:val="28"/>
-          <w:szCs w:val="21"/>
-        </w:rPr>
-        <w:t>，保障生产环境稳定性；通过区分实验版本、候选版本与正式版本，实现可追溯与可复现的发布流程。在迭代与反馈闭环层面，模块</w:t>
-      </w:r>
-      <w:proofErr w:type="gramStart"/>
-      <w:r>
-        <w:rPr>
-          <w:rFonts w:ascii="等线" w:eastAsia="仿宋" w:hAnsi="等线" w:cs="Times New Roman" w:hint="eastAsia"/>
-          <w:sz w:val="28"/>
-          <w:szCs w:val="21"/>
-        </w:rPr>
-        <w:t>整合线</w:t>
-      </w:r>
-      <w:proofErr w:type="gramEnd"/>
-      <w:r>
-        <w:rPr>
-          <w:rFonts w:ascii="等线" w:eastAsia="仿宋" w:hAnsi="等线" w:cs="Times New Roman" w:hint="eastAsia"/>
-          <w:sz w:val="28"/>
-          <w:szCs w:val="21"/>
-        </w:rPr>
-        <w:t>上日志、用户反馈、错误样本与性能指标，形成数据回流机制，将真实场景问题转化为可训练样本或优化任务，实现“评估—分析—改进—再评估”的闭环优化流程。</w:t>
+        <w:t>在版本管理与发布策略方面，模块支持模型版本编号规范、权重与配置绑定管理，以及灰度发布、分阶段上线与回滚机制，保障生产环境稳定性；通过区分实验版本、候选版本与正式版本，实现可追溯与可复现的发布流程。在迭代与反馈闭环层面，模块整合线上日志、用户反馈、错误样本与性能指标，形成数据回流机制，将真实场景问题转化为可训练样本或优化任务，实现“评估—分析—改进—再评估”的闭环优化流程。</w:t>
       </w:r>
     </w:p>
     <w:p>
@@ -13294,25 +12365,7 @@
           <w:sz w:val="28"/>
           <w:szCs w:val="21"/>
         </w:rPr>
-        <w:t>训练整体采用由粗到细、由通用到行业的三阶段策略，避免一次性端到</w:t>
-      </w:r>
-      <w:proofErr w:type="gramStart"/>
-      <w:r>
-        <w:rPr>
-          <w:rFonts w:ascii="等线" w:eastAsia="仿宋" w:hAnsi="等线" w:cs="Times New Roman"/>
-          <w:sz w:val="28"/>
-          <w:szCs w:val="21"/>
-        </w:rPr>
-        <w:t>端训练</w:t>
-      </w:r>
-      <w:proofErr w:type="gramEnd"/>
-      <w:r>
-        <w:rPr>
-          <w:rFonts w:ascii="等线" w:eastAsia="仿宋" w:hAnsi="等线" w:cs="Times New Roman"/>
-          <w:sz w:val="28"/>
-          <w:szCs w:val="21"/>
-        </w:rPr>
-        <w:t>带来的不稳定与过拟合。</w:t>
+        <w:t>训练整体采用由粗到细、由通用到行业的三阶段策略，避免一次性端到端训练带来的不稳定与过拟合。</w:t>
       </w:r>
       <w:commentRangeStart w:id="2"/>
       <w:r>
@@ -13321,25 +12374,7 @@
           <w:sz w:val="28"/>
           <w:szCs w:val="21"/>
         </w:rPr>
-        <w:t>阶段</w:t>
-      </w:r>
-      <w:proofErr w:type="gramStart"/>
-      <w:r>
-        <w:rPr>
-          <w:rFonts w:ascii="等线" w:eastAsia="仿宋" w:hAnsi="等线" w:cs="Times New Roman"/>
-          <w:sz w:val="28"/>
-          <w:szCs w:val="21"/>
-        </w:rPr>
-        <w:t>一</w:t>
-      </w:r>
-      <w:proofErr w:type="gramEnd"/>
-      <w:r>
-        <w:rPr>
-          <w:rFonts w:ascii="等线" w:eastAsia="仿宋" w:hAnsi="等线" w:cs="Times New Roman"/>
-          <w:sz w:val="28"/>
-          <w:szCs w:val="21"/>
-        </w:rPr>
-        <w:t>：</w:t>
+        <w:t>阶段一：</w:t>
       </w:r>
       <w:commentRangeEnd w:id="2"/>
       <w:r>
@@ -13372,25 +12407,7 @@
           <w:sz w:val="28"/>
           <w:szCs w:val="21"/>
         </w:rPr>
-        <w:t xml:space="preserve"> </w:t>
-      </w:r>
-      <w:proofErr w:type="spellStart"/>
-      <w:r>
-        <w:rPr>
-          <w:rFonts w:ascii="等线" w:eastAsia="仿宋" w:hAnsi="等线" w:cs="Times New Roman"/>
-          <w:sz w:val="28"/>
-          <w:szCs w:val="21"/>
-        </w:rPr>
-        <w:t>InfoNCE</w:t>
-      </w:r>
-      <w:proofErr w:type="spellEnd"/>
-      <w:r>
-        <w:rPr>
-          <w:rFonts w:ascii="等线" w:eastAsia="仿宋" w:hAnsi="等线" w:cs="Times New Roman"/>
-          <w:sz w:val="28"/>
-          <w:szCs w:val="21"/>
-        </w:rPr>
-        <w:t xml:space="preserve"> </w:t>
+        <w:t xml:space="preserve"> InfoNCE </w:t>
       </w:r>
       <w:r>
         <w:rPr>
@@ -13446,25 +12463,7 @@
           <w:sz w:val="28"/>
           <w:szCs w:val="21"/>
         </w:rPr>
-        <w:t>图像对数据，并</w:t>
-      </w:r>
-      <w:proofErr w:type="gramStart"/>
-      <w:r>
-        <w:rPr>
-          <w:rFonts w:ascii="等线" w:eastAsia="仿宋" w:hAnsi="等线" w:cs="Times New Roman"/>
-          <w:sz w:val="28"/>
-          <w:szCs w:val="21"/>
-        </w:rPr>
-        <w:t>引入难</w:t>
-      </w:r>
-      <w:proofErr w:type="gramEnd"/>
-      <w:r>
-        <w:rPr>
-          <w:rFonts w:ascii="等线" w:eastAsia="仿宋" w:hAnsi="等线" w:cs="Times New Roman"/>
-          <w:sz w:val="28"/>
-          <w:szCs w:val="21"/>
-        </w:rPr>
-        <w:t>负样本挖掘机制，可以在该阶段完成行业语义的初步对齐，为后续复杂融合训练奠定基础。</w:t>
+        <w:t>图像对数据，并引入难负样本挖掘机制，可以在该阶段完成行业语义的初步对齐，为后续复杂融合训练奠定基础。</w:t>
       </w:r>
     </w:p>
     <w:p>
@@ -13510,25 +12509,7 @@
           <w:sz w:val="28"/>
           <w:szCs w:val="21"/>
         </w:rPr>
-        <w:t>仅依赖对比训练得到的独立编码向量，模型更擅长处理粗粒度相关性判断，但在面对包含多约束条件、隐含逻辑关系或细节判别要求的行业查询时，往往难以</w:t>
-      </w:r>
-      <w:proofErr w:type="gramStart"/>
-      <w:r>
-        <w:rPr>
-          <w:rFonts w:ascii="等线" w:eastAsia="仿宋" w:hAnsi="等线" w:cs="Times New Roman"/>
-          <w:sz w:val="28"/>
-          <w:szCs w:val="21"/>
-        </w:rPr>
-        <w:t>区分高</w:t>
-      </w:r>
-      <w:proofErr w:type="gramEnd"/>
-      <w:r>
-        <w:rPr>
-          <w:rFonts w:ascii="等线" w:eastAsia="仿宋" w:hAnsi="等线" w:cs="Times New Roman"/>
-          <w:sz w:val="28"/>
-          <w:szCs w:val="21"/>
-        </w:rPr>
-        <w:t>相似但业务含义不同的候选结果。多模态融合训练通过引入跨模态交互结构，使模型能够在</w:t>
+        <w:t>仅依赖对比训练得到的独立编码向量，模型更擅长处理粗粒度相关性判断，但在面对包含多约束条件、隐含逻辑关系或细节判别要求的行业查询时，往往难以区分高相似但业务含义不同的候选结果。多模态融合训练通过引入跨模态交互结构，使模型能够在</w:t>
       </w:r>
       <w:r>
         <w:rPr>
@@ -13554,23 +12535,13 @@
         </w:rPr>
         <w:t xml:space="preserve"> Top-K </w:t>
       </w:r>
-      <w:proofErr w:type="gramStart"/>
-      <w:r>
-        <w:rPr>
-          <w:rFonts w:ascii="等线" w:eastAsia="仿宋" w:hAnsi="等线" w:cs="Times New Roman"/>
-          <w:sz w:val="28"/>
-          <w:szCs w:val="21"/>
-        </w:rPr>
-        <w:t>精排或</w:t>
-      </w:r>
-      <w:proofErr w:type="gramEnd"/>
-      <w:r>
-        <w:rPr>
-          <w:rFonts w:ascii="等线" w:eastAsia="仿宋" w:hAnsi="等线" w:cs="Times New Roman"/>
-          <w:sz w:val="28"/>
-          <w:szCs w:val="21"/>
-        </w:rPr>
-        <w:t>高价值检索场景。在训练方法上，通常在对比训练得到的编码器基础上，引入</w:t>
+      <w:r>
+        <w:rPr>
+          <w:rFonts w:ascii="等线" w:eastAsia="仿宋" w:hAnsi="等线" w:cs="Times New Roman"/>
+          <w:sz w:val="28"/>
+          <w:szCs w:val="21"/>
+        </w:rPr>
+        <w:t>精排或高价值检索场景。在训练方法上，通常在对比训练得到的编码器基础上，引入</w:t>
       </w:r>
       <w:r>
         <w:rPr>
@@ -13978,25 +12949,7 @@
           <w:sz w:val="28"/>
           <w:szCs w:val="21"/>
         </w:rPr>
-        <w:t>。为提升模型在真实搜索场景中的鲁棒性和泛化能力，训练过程中通常引入课程学习</w:t>
-      </w:r>
-      <w:proofErr w:type="gramStart"/>
-      <w:r>
-        <w:rPr>
-          <w:rFonts w:ascii="Times New Roman" w:eastAsia="仿宋" w:hAnsi="Times New Roman" w:cs="Times New Roman"/>
-          <w:sz w:val="28"/>
-          <w:szCs w:val="21"/>
-        </w:rPr>
-        <w:t>与难例驱动</w:t>
-      </w:r>
-      <w:proofErr w:type="gramEnd"/>
-      <w:r>
-        <w:rPr>
-          <w:rFonts w:ascii="Times New Roman" w:eastAsia="仿宋" w:hAnsi="Times New Roman" w:cs="Times New Roman"/>
-          <w:sz w:val="28"/>
-          <w:szCs w:val="21"/>
-        </w:rPr>
-        <w:t>训练机制。同时，利用检索模型不断生成具有挑战性的候选集作为训练输入，使推理模型在</w:t>
+        <w:t>。为提升模型在真实搜索场景中的鲁棒性和泛化能力，训练过程中通常引入课程学习与难例驱动训练机制。同时，利用检索模型不断生成具有挑战性的候选集作为训练输入，使推理模型在</w:t>
       </w:r>
       <w:r>
         <w:rPr>
@@ -14632,25 +13585,7 @@
           <w:sz w:val="28"/>
           <w:szCs w:val="21"/>
         </w:rPr>
-        <w:t>）进行跨模态条件建模与指令控制。针对行业应用，可通过领域数据微调与对齐训练，使模型具备行业术语理解、风格控制与专业内容生成能力，例如在数字人播报、智能客服、工业可视化生成、</w:t>
-      </w:r>
-      <w:proofErr w:type="gramStart"/>
-      <w:r>
-        <w:rPr>
-          <w:rFonts w:ascii="Times New Roman" w:eastAsia="仿宋" w:hAnsi="Times New Roman" w:cs="Times New Roman"/>
-          <w:sz w:val="28"/>
-          <w:szCs w:val="21"/>
-        </w:rPr>
-        <w:t>文旅内容</w:t>
-      </w:r>
-      <w:proofErr w:type="gramEnd"/>
-      <w:r>
-        <w:rPr>
-          <w:rFonts w:ascii="Times New Roman" w:eastAsia="仿宋" w:hAnsi="Times New Roman" w:cs="Times New Roman"/>
-          <w:sz w:val="28"/>
-          <w:szCs w:val="21"/>
-        </w:rPr>
-        <w:t>创作等场景中实现统一生成与交互能力。整体目标是构建一个统一参数空间、统一调度接口、统一训练范式的大规模多模</w:t>
+        <w:t>）进行跨模态条件建模与指令控制。针对行业应用，可通过领域数据微调与对齐训练，使模型具备行业术语理解、风格控制与专业内容生成能力，例如在数字人播报、智能客服、工业可视化生成、文旅内容创作等场景中实现统一生成与交互能力。整体目标是构建一个统一参数空间、统一调度接口、统一训练范式的大规模多模</w:t>
       </w:r>
       <w:r>
         <w:rPr>
@@ -14806,23 +13741,13 @@
         </w:rPr>
         <w:t>、</w:t>
       </w:r>
-      <w:proofErr w:type="spellStart"/>
-      <w:r>
-        <w:rPr>
-          <w:rFonts w:ascii="等线" w:eastAsia="仿宋" w:hAnsi="等线" w:cs="Times New Roman"/>
-          <w:sz w:val="28"/>
-          <w:szCs w:val="21"/>
-        </w:rPr>
-        <w:t>LayerNorm</w:t>
-      </w:r>
-      <w:proofErr w:type="spellEnd"/>
-      <w:r>
-        <w:rPr>
-          <w:rFonts w:ascii="等线" w:eastAsia="仿宋" w:hAnsi="等线" w:cs="Times New Roman"/>
-          <w:sz w:val="28"/>
-          <w:szCs w:val="21"/>
-        </w:rPr>
-        <w:t xml:space="preserve"> </w:t>
+      <w:r>
+        <w:rPr>
+          <w:rFonts w:ascii="等线" w:eastAsia="仿宋" w:hAnsi="等线" w:cs="Times New Roman"/>
+          <w:sz w:val="28"/>
+          <w:szCs w:val="21"/>
+        </w:rPr>
+        <w:t xml:space="preserve">LayerNorm </w:t>
       </w:r>
       <w:r>
         <w:rPr>
@@ -14926,34 +13851,7 @@
           <w:sz w:val="28"/>
           <w:szCs w:val="21"/>
         </w:rPr>
-        <w:t>量化；对</w:t>
-      </w:r>
-      <w:proofErr w:type="gramStart"/>
-      <w:r>
-        <w:rPr>
-          <w:rFonts w:ascii="等线" w:eastAsia="仿宋" w:hAnsi="等线" w:cs="Times New Roman"/>
-          <w:sz w:val="28"/>
-          <w:szCs w:val="21"/>
-        </w:rPr>
-        <w:t>激活值</w:t>
-      </w:r>
-      <w:proofErr w:type="gramEnd"/>
-      <w:r>
-        <w:rPr>
-          <w:rFonts w:ascii="等线" w:eastAsia="仿宋" w:hAnsi="等线" w:cs="Times New Roman"/>
-          <w:sz w:val="28"/>
-          <w:szCs w:val="21"/>
-        </w:rPr>
-        <w:t>可结合</w:t>
-      </w:r>
-      <w:proofErr w:type="gramStart"/>
-      <w:r>
-        <w:rPr>
-          <w:rFonts w:ascii="等线" w:eastAsia="仿宋" w:hAnsi="等线" w:cs="Times New Roman"/>
-          <w:sz w:val="28"/>
-          <w:szCs w:val="21"/>
-        </w:rPr>
-        <w:t>对称</w:t>
+        <w:t>量化；对激活值可结合对称</w:t>
       </w:r>
       <w:r>
         <w:rPr>
@@ -14963,7 +13861,6 @@
         </w:rPr>
         <w:t>/</w:t>
       </w:r>
-      <w:proofErr w:type="gramEnd"/>
       <w:r>
         <w:rPr>
           <w:rFonts w:ascii="等线" w:eastAsia="仿宋" w:hAnsi="等线" w:cs="Times New Roman"/>
@@ -15216,34 +14113,7 @@
           <w:sz w:val="28"/>
           <w:szCs w:val="21"/>
         </w:rPr>
-        <w:t>方面，重点研究在不重新训练或仅少量校准数据参与的情况下，对已训练模型进行权重与</w:t>
-      </w:r>
-      <w:proofErr w:type="gramStart"/>
-      <w:r>
-        <w:rPr>
-          <w:rFonts w:ascii="等线" w:eastAsia="仿宋" w:hAnsi="等线" w:cs="Times New Roman"/>
-          <w:sz w:val="28"/>
-          <w:szCs w:val="21"/>
-        </w:rPr>
-        <w:t>激活值</w:t>
-      </w:r>
-      <w:proofErr w:type="gramEnd"/>
-      <w:r>
-        <w:rPr>
-          <w:rFonts w:ascii="等线" w:eastAsia="仿宋" w:hAnsi="等线" w:cs="Times New Roman"/>
-          <w:sz w:val="28"/>
-          <w:szCs w:val="21"/>
-        </w:rPr>
-        <w:t>量化的方法。包括</w:t>
-      </w:r>
-      <w:proofErr w:type="gramStart"/>
-      <w:r>
-        <w:rPr>
-          <w:rFonts w:ascii="等线" w:eastAsia="仿宋" w:hAnsi="等线" w:cs="Times New Roman"/>
-          <w:sz w:val="28"/>
-          <w:szCs w:val="21"/>
-        </w:rPr>
-        <w:t>对称</w:t>
+        <w:t>方面，重点研究在不重新训练或仅少量校准数据参与的情况下，对已训练模型进行权重与激活值量化的方法。包括对称</w:t>
       </w:r>
       <w:r>
         <w:rPr>
@@ -15253,7 +14123,6 @@
         </w:rPr>
         <w:t>/</w:t>
       </w:r>
-      <w:proofErr w:type="gramEnd"/>
       <w:r>
         <w:rPr>
           <w:rFonts w:ascii="等线" w:eastAsia="仿宋" w:hAnsi="等线" w:cs="Times New Roman"/>
@@ -15441,25 +14310,7 @@
           <w:sz w:val="28"/>
           <w:szCs w:val="21"/>
         </w:rPr>
-        <w:t>的性能表现，但训练成本更高，工程复杂度也更大，适用于对精度要求较高的生产</w:t>
-      </w:r>
-      <w:proofErr w:type="gramStart"/>
-      <w:r>
-        <w:rPr>
-          <w:rFonts w:ascii="等线" w:eastAsia="仿宋" w:hAnsi="等线" w:cs="Times New Roman"/>
-          <w:sz w:val="28"/>
-          <w:szCs w:val="21"/>
-        </w:rPr>
-        <w:t>级部署</w:t>
-      </w:r>
-      <w:proofErr w:type="gramEnd"/>
-      <w:r>
-        <w:rPr>
-          <w:rFonts w:ascii="等线" w:eastAsia="仿宋" w:hAnsi="等线" w:cs="Times New Roman"/>
-          <w:sz w:val="28"/>
-          <w:szCs w:val="21"/>
-        </w:rPr>
-        <w:t>场景。</w:t>
+        <w:t>的性能表现，但训练成本更高，工程复杂度也更大，适用于对精度要求较高的生产级部署场景。</w:t>
       </w:r>
     </w:p>
     <w:p>
@@ -15916,29 +14767,7 @@
           <w:sz w:val="24"/>
           <w:szCs w:val="24"/>
         </w:rPr>
-        <w:t>低</w:t>
-      </w:r>
-      <w:proofErr w:type="gramStart"/>
-      <w:r>
-        <w:rPr>
-          <w:rFonts w:ascii="Times New Roman" w:eastAsia="宋体" w:hAnsi="Times New Roman" w:cs="Times New Roman"/>
-          <w:b/>
-          <w:color w:val="000000"/>
-          <w:sz w:val="24"/>
-          <w:szCs w:val="24"/>
-        </w:rPr>
-        <w:t>秩</w:t>
-      </w:r>
-      <w:proofErr w:type="gramEnd"/>
-      <w:r>
-        <w:rPr>
-          <w:rFonts w:ascii="Times New Roman" w:eastAsia="宋体" w:hAnsi="Times New Roman" w:cs="Times New Roman"/>
-          <w:b/>
-          <w:color w:val="000000"/>
-          <w:sz w:val="24"/>
-          <w:szCs w:val="24"/>
-        </w:rPr>
-        <w:t>分解</w:t>
+        <w:t>低秩分解</w:t>
       </w:r>
     </w:p>
     <w:p>
@@ -15959,43 +14788,7 @@
           <w:sz w:val="28"/>
           <w:szCs w:val="21"/>
         </w:rPr>
-        <w:t>低</w:t>
-      </w:r>
-      <w:proofErr w:type="gramStart"/>
-      <w:r>
-        <w:rPr>
-          <w:rFonts w:ascii="等线" w:eastAsia="仿宋" w:hAnsi="等线" w:cs="Times New Roman"/>
-          <w:sz w:val="28"/>
-          <w:szCs w:val="21"/>
-        </w:rPr>
-        <w:t>秩</w:t>
-      </w:r>
-      <w:proofErr w:type="gramEnd"/>
-      <w:r>
-        <w:rPr>
-          <w:rFonts w:ascii="等线" w:eastAsia="仿宋" w:hAnsi="等线" w:cs="Times New Roman"/>
-          <w:sz w:val="28"/>
-          <w:szCs w:val="21"/>
-        </w:rPr>
-        <w:t>分解研究模块聚焦于利用矩阵的低</w:t>
-      </w:r>
-      <w:proofErr w:type="gramStart"/>
-      <w:r>
-        <w:rPr>
-          <w:rFonts w:ascii="等线" w:eastAsia="仿宋" w:hAnsi="等线" w:cs="Times New Roman"/>
-          <w:sz w:val="28"/>
-          <w:szCs w:val="21"/>
-        </w:rPr>
-        <w:t>秩</w:t>
-      </w:r>
-      <w:proofErr w:type="gramEnd"/>
-      <w:r>
-        <w:rPr>
-          <w:rFonts w:ascii="等线" w:eastAsia="仿宋" w:hAnsi="等线" w:cs="Times New Roman"/>
-          <w:sz w:val="28"/>
-          <w:szCs w:val="21"/>
-        </w:rPr>
-        <w:t>结构对大规模模型参数进行近似表示，以实现参数压缩与计算加速，同时在微调场景中降低训练成本与显存占用，是当前超大模型优化的重要技术路径之一。</w:t>
+        <w:t>低秩分解研究模块聚焦于利用矩阵的低秩结构对大规模模型参数进行近似表示，以实现参数压缩与计算加速，同时在微调场景中降低训练成本与显存占用，是当前超大模型优化的重要技术路径之一。</w:t>
       </w:r>
     </w:p>
     <w:p>
@@ -16016,25 +14809,7 @@
           <w:sz w:val="28"/>
           <w:szCs w:val="21"/>
         </w:rPr>
-        <w:t>在超大模型压缩方面，低</w:t>
-      </w:r>
-      <w:proofErr w:type="gramStart"/>
-      <w:r>
-        <w:rPr>
-          <w:rFonts w:ascii="等线" w:eastAsia="仿宋" w:hAnsi="等线" w:cs="Times New Roman"/>
-          <w:sz w:val="28"/>
-          <w:szCs w:val="21"/>
-        </w:rPr>
-        <w:t>秩</w:t>
-      </w:r>
-      <w:proofErr w:type="gramEnd"/>
-      <w:r>
-        <w:rPr>
-          <w:rFonts w:ascii="等线" w:eastAsia="仿宋" w:hAnsi="等线" w:cs="Times New Roman"/>
-          <w:sz w:val="28"/>
-          <w:szCs w:val="21"/>
-        </w:rPr>
-        <w:t>分解通过将权重矩阵</w:t>
+        <w:t>在超大模型压缩方面，低秩分解通过将权重矩阵</w:t>
       </w:r>
       <m:oMath>
         <m:r>
@@ -16093,25 +14868,7 @@
           <w:sz w:val="28"/>
           <w:szCs w:val="21"/>
         </w:rPr>
-        <w:t>解为两个低</w:t>
-      </w:r>
-      <w:proofErr w:type="gramStart"/>
-      <w:r>
-        <w:rPr>
-          <w:rFonts w:ascii="等线" w:eastAsia="仿宋" w:hAnsi="DejaVu Math TeX Gyre" w:cs="Times New Roman"/>
-          <w:sz w:val="28"/>
-          <w:szCs w:val="21"/>
-        </w:rPr>
-        <w:t>秩</w:t>
-      </w:r>
-      <w:proofErr w:type="gramEnd"/>
-      <w:r>
-        <w:rPr>
-          <w:rFonts w:ascii="等线" w:eastAsia="仿宋" w:hAnsi="DejaVu Math TeX Gyre" w:cs="Times New Roman"/>
-          <w:sz w:val="28"/>
-          <w:szCs w:val="21"/>
-        </w:rPr>
-        <w:t>矩阵</w:t>
+        <w:t>解为两个低秩矩阵</w:t>
       </w:r>
       <m:oMath>
         <m:r>
@@ -16299,25 +15056,23 @@
           <w:sz w:val="28"/>
           <w:szCs w:val="21"/>
         </w:rPr>
-        <w:t>）层以及嵌入层，通过</w:t>
-      </w:r>
-      <w:proofErr w:type="gramStart"/>
+        <w:t>）层以及嵌入层，通过秩选择策略与误差控制机制，在保证模型性能可接受的前提下实现有效压缩。结合</w:t>
+      </w:r>
       <w:r>
         <w:rPr>
           <w:rFonts w:ascii="等线" w:eastAsia="仿宋" w:hAnsi="DejaVu Math TeX Gyre" w:cs="Times New Roman"/>
           <w:sz w:val="28"/>
           <w:szCs w:val="21"/>
         </w:rPr>
-        <w:t>秩</w:t>
-      </w:r>
-      <w:proofErr w:type="gramEnd"/>
+        <w:t xml:space="preserve"> SVD </w:t>
+      </w:r>
       <w:r>
         <w:rPr>
           <w:rFonts w:ascii="等线" w:eastAsia="仿宋" w:hAnsi="DejaVu Math TeX Gyre" w:cs="Times New Roman"/>
           <w:sz w:val="28"/>
           <w:szCs w:val="21"/>
         </w:rPr>
-        <w:t>选择策略与误差控制机制，在保证模型性能可接受的前提下实现有效压缩。结合</w:t>
+        <w:t>分解、分块低秩近似或动态秩选择策略，可在不同层设置不同压缩强度，形成分层压缩方案。在微调场景中，低秩思想通常以参数高效微调（</w:t>
       </w:r>
       <w:r>
         <w:rPr>
@@ -16325,7 +15080,7 @@
           <w:sz w:val="28"/>
           <w:szCs w:val="21"/>
         </w:rPr>
-        <w:t xml:space="preserve"> SVD </w:t>
+        <w:t>PEFT</w:t>
       </w:r>
       <w:r>
         <w:rPr>
@@ -16333,113 +15088,7 @@
           <w:sz w:val="28"/>
           <w:szCs w:val="21"/>
         </w:rPr>
-        <w:t>分解、分块低</w:t>
-      </w:r>
-      <w:proofErr w:type="gramStart"/>
-      <w:r>
-        <w:rPr>
-          <w:rFonts w:ascii="等线" w:eastAsia="仿宋" w:hAnsi="DejaVu Math TeX Gyre" w:cs="Times New Roman"/>
-          <w:sz w:val="28"/>
-          <w:szCs w:val="21"/>
-        </w:rPr>
-        <w:t>秩</w:t>
-      </w:r>
-      <w:proofErr w:type="gramEnd"/>
-      <w:r>
-        <w:rPr>
-          <w:rFonts w:ascii="等线" w:eastAsia="仿宋" w:hAnsi="DejaVu Math TeX Gyre" w:cs="Times New Roman"/>
-          <w:sz w:val="28"/>
-          <w:szCs w:val="21"/>
-        </w:rPr>
-        <w:t>近似或动态</w:t>
-      </w:r>
-      <w:proofErr w:type="gramStart"/>
-      <w:r>
-        <w:rPr>
-          <w:rFonts w:ascii="等线" w:eastAsia="仿宋" w:hAnsi="DejaVu Math TeX Gyre" w:cs="Times New Roman"/>
-          <w:sz w:val="28"/>
-          <w:szCs w:val="21"/>
-        </w:rPr>
-        <w:t>秩</w:t>
-      </w:r>
-      <w:proofErr w:type="gramEnd"/>
-      <w:r>
-        <w:rPr>
-          <w:rFonts w:ascii="等线" w:eastAsia="仿宋" w:hAnsi="DejaVu Math TeX Gyre" w:cs="Times New Roman"/>
-          <w:sz w:val="28"/>
-          <w:szCs w:val="21"/>
-        </w:rPr>
-        <w:t>选择策略，可在不同</w:t>
-      </w:r>
-      <w:proofErr w:type="gramStart"/>
-      <w:r>
-        <w:rPr>
-          <w:rFonts w:ascii="等线" w:eastAsia="仿宋" w:hAnsi="DejaVu Math TeX Gyre" w:cs="Times New Roman"/>
-          <w:sz w:val="28"/>
-          <w:szCs w:val="21"/>
-        </w:rPr>
-        <w:t>层设置</w:t>
-      </w:r>
-      <w:proofErr w:type="gramEnd"/>
-      <w:r>
-        <w:rPr>
-          <w:rFonts w:ascii="等线" w:eastAsia="仿宋" w:hAnsi="DejaVu Math TeX Gyre" w:cs="Times New Roman"/>
-          <w:sz w:val="28"/>
-          <w:szCs w:val="21"/>
-        </w:rPr>
-        <w:t>不同压缩强度，形成分层压缩方案。在微调场景中，低</w:t>
-      </w:r>
-      <w:proofErr w:type="gramStart"/>
-      <w:r>
-        <w:rPr>
-          <w:rFonts w:ascii="等线" w:eastAsia="仿宋" w:hAnsi="DejaVu Math TeX Gyre" w:cs="Times New Roman"/>
-          <w:sz w:val="28"/>
-          <w:szCs w:val="21"/>
-        </w:rPr>
-        <w:t>秩</w:t>
-      </w:r>
-      <w:proofErr w:type="gramEnd"/>
-      <w:r>
-        <w:rPr>
-          <w:rFonts w:ascii="等线" w:eastAsia="仿宋" w:hAnsi="DejaVu Math TeX Gyre" w:cs="Times New Roman"/>
-          <w:sz w:val="28"/>
-          <w:szCs w:val="21"/>
-        </w:rPr>
-        <w:t>思想通常以参数高效微调（</w:t>
-      </w:r>
-      <w:r>
-        <w:rPr>
-          <w:rFonts w:ascii="等线" w:eastAsia="仿宋" w:hAnsi="DejaVu Math TeX Gyre" w:cs="Times New Roman"/>
-          <w:sz w:val="28"/>
-          <w:szCs w:val="21"/>
-        </w:rPr>
-        <w:t>PEFT</w:t>
-      </w:r>
-      <w:r>
-        <w:rPr>
-          <w:rFonts w:ascii="等线" w:eastAsia="仿宋" w:hAnsi="DejaVu Math TeX Gyre" w:cs="Times New Roman"/>
-          <w:sz w:val="28"/>
-          <w:szCs w:val="21"/>
-        </w:rPr>
-        <w:t>）的形式出现，例如通过在冻结原模型权重的基础上引入可训练的低</w:t>
-      </w:r>
-      <w:proofErr w:type="gramStart"/>
-      <w:r>
-        <w:rPr>
-          <w:rFonts w:ascii="等线" w:eastAsia="仿宋" w:hAnsi="DejaVu Math TeX Gyre" w:cs="Times New Roman"/>
-          <w:sz w:val="28"/>
-          <w:szCs w:val="21"/>
-        </w:rPr>
-        <w:t>秩</w:t>
-      </w:r>
-      <w:proofErr w:type="gramEnd"/>
-      <w:r>
-        <w:rPr>
-          <w:rFonts w:ascii="等线" w:eastAsia="仿宋" w:hAnsi="DejaVu Math TeX Gyre" w:cs="Times New Roman"/>
-          <w:sz w:val="28"/>
-          <w:szCs w:val="21"/>
-        </w:rPr>
-        <w:t>增量矩阵，实现小规模参数更新而保持主模型不变。</w:t>
+        <w:t>）的形式出现，例如通过在冻结原模型权重的基础上引入可训练的低秩增量矩阵，实现小规模参数更新而保持主模型不变。</w:t>
       </w:r>
     </w:p>
     <w:p>
@@ -16678,25 +15327,7 @@
           <w:sz w:val="28"/>
           <w:szCs w:val="21"/>
         </w:rPr>
-        <w:t>在多任务蒸馏方面，学生模型同时学习教师在多个任务上的输出行为，通过联合损失函数整合不同任务信号，实现</w:t>
-      </w:r>
-      <w:proofErr w:type="gramStart"/>
-      <w:r>
-        <w:rPr>
-          <w:rFonts w:ascii="等线" w:eastAsia="仿宋" w:hAnsi="等线" w:cs="Times New Roman"/>
-          <w:sz w:val="28"/>
-          <w:szCs w:val="21"/>
-        </w:rPr>
-        <w:t>跨任务</w:t>
-      </w:r>
-      <w:proofErr w:type="gramEnd"/>
-      <w:r>
-        <w:rPr>
-          <w:rFonts w:ascii="等线" w:eastAsia="仿宋" w:hAnsi="等线" w:cs="Times New Roman"/>
-          <w:sz w:val="28"/>
-          <w:szCs w:val="21"/>
-        </w:rPr>
-        <w:t>能力压缩与统一建模。这种方法适用于构建轻量级通用模型或行业专用模型，在保持多任务泛化能力的同时降低模型规模。整体蒸馏策略需要综合考</w:t>
+        <w:t>在多任务蒸馏方面，学生模型同时学习教师在多个任务上的输出行为，通过联合损失函数整合不同任务信号，实现跨任务能力压缩与统一建模。这种方法适用于构建轻量级通用模型或行业专用模型，在保持多任务泛化能力的同时降低模型规模。整体蒸馏策略需要综合考</w:t>
       </w:r>
       <w:r>
         <w:rPr>
@@ -16707,7 +15338,6 @@
         <w:lastRenderedPageBreak/>
         <w:t>虑教师</w:t>
       </w:r>
-      <w:proofErr w:type="gramStart"/>
       <w:r>
         <w:rPr>
           <w:rFonts w:ascii="等线" w:eastAsia="仿宋" w:hAnsi="等线" w:cs="Times New Roman"/>
@@ -16722,16 +15352,7 @@
           <w:sz w:val="28"/>
           <w:szCs w:val="21"/>
         </w:rPr>
-        <w:t>学生</w:t>
-      </w:r>
-      <w:proofErr w:type="gramEnd"/>
-      <w:r>
-        <w:rPr>
-          <w:rFonts w:ascii="等线" w:eastAsia="仿宋" w:hAnsi="等线" w:cs="Times New Roman"/>
-          <w:sz w:val="28"/>
-          <w:szCs w:val="21"/>
-        </w:rPr>
-        <w:t>容量差距、任务复杂度与训练稳定性，通过温度调节、损失权重设计与阶段式训练策略实现最佳迁移效果。</w:t>
+        <w:t>学生容量差距、任务复杂度与训练稳定性，通过温度调节、损失权重设计与阶段式训练策略实现最佳迁移效果。</w:t>
       </w:r>
     </w:p>
     <w:p>
@@ -16782,25 +15403,7 @@
           <w:sz w:val="28"/>
           <w:szCs w:val="21"/>
         </w:rPr>
-        <w:t>混合压缩策略模块旨在综合利用量化、剪枝、低</w:t>
-      </w:r>
-      <w:proofErr w:type="gramStart"/>
-      <w:r>
-        <w:rPr>
-          <w:rFonts w:ascii="等线" w:eastAsia="仿宋" w:hAnsi="等线" w:cs="Times New Roman"/>
-          <w:sz w:val="28"/>
-          <w:szCs w:val="21"/>
-        </w:rPr>
-        <w:t>秩</w:t>
-      </w:r>
-      <w:proofErr w:type="gramEnd"/>
-      <w:r>
-        <w:rPr>
-          <w:rFonts w:ascii="等线" w:eastAsia="仿宋" w:hAnsi="等线" w:cs="Times New Roman"/>
-          <w:sz w:val="28"/>
-          <w:szCs w:val="21"/>
-        </w:rPr>
-        <w:t>分解与知识蒸馏等多种压缩技术，在性能、模型规模与推理效率之间实现系统级最优平衡。该模块强调策略自动化与搜索优化能力，而非单一压缩方法的局部改进。</w:t>
+        <w:t>混合压缩策略模块旨在综合利用量化、剪枝、低秩分解与知识蒸馏等多种压缩技术，在性能、模型规模与推理效率之间实现系统级最优平衡。该模块强调策略自动化与搜索优化能力，而非单一压缩方法的局部改进。</w:t>
       </w:r>
     </w:p>
     <w:p>
@@ -16885,25 +15488,7 @@
           <w:sz w:val="28"/>
           <w:szCs w:val="21"/>
         </w:rPr>
-        <w:t>低</w:t>
-      </w:r>
-      <w:proofErr w:type="gramStart"/>
-      <w:r>
-        <w:rPr>
-          <w:rFonts w:ascii="等线" w:eastAsia="仿宋" w:hAnsi="等线" w:cs="Times New Roman"/>
-          <w:sz w:val="28"/>
-          <w:szCs w:val="21"/>
-        </w:rPr>
-        <w:t>秩</w:t>
-      </w:r>
-      <w:proofErr w:type="gramEnd"/>
-      <w:r>
-        <w:rPr>
-          <w:rFonts w:ascii="等线" w:eastAsia="仿宋" w:hAnsi="等线" w:cs="Times New Roman"/>
-          <w:sz w:val="28"/>
-          <w:szCs w:val="21"/>
-        </w:rPr>
-        <w:t>分解</w:t>
+        <w:t>低秩分解</w:t>
       </w:r>
       <w:r>
         <w:rPr>
@@ -16983,25 +15568,7 @@
           <w:sz w:val="28"/>
           <w:szCs w:val="21"/>
         </w:rPr>
-        <w:t>数、低</w:t>
-      </w:r>
-      <w:proofErr w:type="gramStart"/>
-      <w:r>
-        <w:rPr>
-          <w:rFonts w:ascii="等线" w:eastAsia="仿宋" w:hAnsi="等线" w:cs="Times New Roman"/>
-          <w:sz w:val="28"/>
-          <w:szCs w:val="21"/>
-        </w:rPr>
-        <w:t>秩秩</w:t>
-      </w:r>
-      <w:proofErr w:type="gramEnd"/>
-      <w:r>
-        <w:rPr>
-          <w:rFonts w:ascii="等线" w:eastAsia="仿宋" w:hAnsi="等线" w:cs="Times New Roman"/>
-          <w:sz w:val="28"/>
-          <w:szCs w:val="21"/>
-        </w:rPr>
-        <w:t>值、蒸馏温度等关键参数进行联合优化，构建多维压缩配置空间并评估性能变化趋势。</w:t>
+        <w:t>数、低秩秩值、蒸馏温度等关键参数进行联合优化，构建多维压缩配置空间并评估性能变化趋势。</w:t>
       </w:r>
     </w:p>
     <w:p>
@@ -17263,25 +15830,7 @@
           <w:sz w:val="28"/>
           <w:szCs w:val="21"/>
         </w:rPr>
-        <w:t>），对压缩后模型进行权重微调或局部解冻训练，修正因数值近似或结构裁剪带来的分布偏移。可采用</w:t>
-      </w:r>
-      <w:proofErr w:type="gramStart"/>
-      <w:r>
-        <w:rPr>
-          <w:rFonts w:ascii="等线" w:eastAsia="仿宋" w:hAnsi="等线" w:cs="Times New Roman"/>
-          <w:sz w:val="28"/>
-          <w:szCs w:val="21"/>
-        </w:rPr>
-        <w:t>低学习</w:t>
-      </w:r>
-      <w:proofErr w:type="gramEnd"/>
-      <w:r>
-        <w:rPr>
-          <w:rFonts w:ascii="等线" w:eastAsia="仿宋" w:hAnsi="等线" w:cs="Times New Roman"/>
-          <w:sz w:val="28"/>
-          <w:szCs w:val="21"/>
-        </w:rPr>
-        <w:t>率、分层解冻或仅微调关键模块（如输出层、</w:t>
+        <w:t>），对压缩后模型进行权重微调或局部解冻训练，修正因数值近似或结构裁剪带来的分布偏移。可采用低学习率、分层解冻或仅微调关键模块（如输出层、</w:t>
       </w:r>
       <w:r>
         <w:rPr>
@@ -17574,43 +16123,23 @@
           <w:sz w:val="28"/>
           <w:szCs w:val="21"/>
         </w:rPr>
-        <w:t xml:space="preserve"> </w:t>
-      </w:r>
-      <w:proofErr w:type="spellStart"/>
+        <w:t xml:space="preserve"> Recall@K</w:t>
+      </w:r>
       <w:r>
         <w:rPr>
           <w:rFonts w:ascii="Times New Roman" w:eastAsia="仿宋" w:hAnsi="Times New Roman" w:cs="Times New Roman"/>
           <w:sz w:val="28"/>
           <w:szCs w:val="21"/>
         </w:rPr>
-        <w:t>Recall@K</w:t>
-      </w:r>
-      <w:proofErr w:type="spellEnd"/>
+        <w:t>、</w:t>
+      </w:r>
       <w:r>
         <w:rPr>
           <w:rFonts w:ascii="Times New Roman" w:eastAsia="仿宋" w:hAnsi="Times New Roman" w:cs="Times New Roman"/>
           <w:sz w:val="28"/>
           <w:szCs w:val="21"/>
         </w:rPr>
-        <w:t>、</w:t>
-      </w:r>
-      <w:proofErr w:type="spellStart"/>
-      <w:r>
-        <w:rPr>
-          <w:rFonts w:ascii="Times New Roman" w:eastAsia="仿宋" w:hAnsi="Times New Roman" w:cs="Times New Roman"/>
-          <w:sz w:val="28"/>
-          <w:szCs w:val="21"/>
-        </w:rPr>
-        <w:t>mAP</w:t>
-      </w:r>
-      <w:proofErr w:type="spellEnd"/>
-      <w:r>
-        <w:rPr>
-          <w:rFonts w:ascii="Times New Roman" w:eastAsia="仿宋" w:hAnsi="Times New Roman" w:cs="Times New Roman"/>
-          <w:sz w:val="28"/>
-          <w:szCs w:val="21"/>
-        </w:rPr>
-        <w:t xml:space="preserve"> </w:t>
+        <w:t xml:space="preserve">mAP </w:t>
       </w:r>
       <w:r>
         <w:rPr>
@@ -17759,25 +16288,7 @@
           <w:sz w:val="28"/>
           <w:szCs w:val="21"/>
         </w:rPr>
-        <w:t xml:space="preserve"> </w:t>
-      </w:r>
-      <w:proofErr w:type="spellStart"/>
-      <w:r>
-        <w:rPr>
-          <w:rFonts w:ascii="Times New Roman" w:eastAsia="仿宋" w:hAnsi="Times New Roman" w:cs="Times New Roman"/>
-          <w:sz w:val="28"/>
-          <w:szCs w:val="21"/>
-        </w:rPr>
-        <w:t>NaN</w:t>
-      </w:r>
-      <w:proofErr w:type="spellEnd"/>
-      <w:r>
-        <w:rPr>
-          <w:rFonts w:ascii="Times New Roman" w:eastAsia="仿宋" w:hAnsi="Times New Roman" w:cs="Times New Roman"/>
-          <w:sz w:val="28"/>
-          <w:szCs w:val="21"/>
-        </w:rPr>
-        <w:t>/Inf</w:t>
+        <w:t xml:space="preserve"> NaN/Inf</w:t>
       </w:r>
       <w:r>
         <w:rPr>
@@ -17831,25 +16342,7 @@
           <w:sz w:val="28"/>
           <w:szCs w:val="21"/>
         </w:rPr>
-        <w:t>行业模型国产化适配与加速模块聚焦于行业大模型在</w:t>
-      </w:r>
-      <w:proofErr w:type="gramStart"/>
-      <w:r>
-        <w:rPr>
-          <w:rFonts w:ascii="等线" w:eastAsia="仿宋" w:hAnsi="等线" w:cs="Times New Roman"/>
-          <w:sz w:val="28"/>
-          <w:szCs w:val="21"/>
-        </w:rPr>
-        <w:t>国产算力平台</w:t>
-      </w:r>
-      <w:proofErr w:type="gramEnd"/>
-      <w:r>
-        <w:rPr>
-          <w:rFonts w:ascii="等线" w:eastAsia="仿宋" w:hAnsi="等线" w:cs="Times New Roman"/>
-          <w:sz w:val="28"/>
-          <w:szCs w:val="21"/>
-        </w:rPr>
-        <w:t>上的高效运行与性能优化，目标是在保证模型精度与稳定性的前提下，充分释放国产硬件架构的计算潜力，实现可控、安全、低成本的部署能力。</w:t>
+        <w:t>行业模型国产化适配与加速模块聚焦于行业大模型在国产算力平台上的高效运行与性能优化，目标是在保证模型精度与稳定性的前提下，充分释放国产硬件架构的计算潜力，实现可控、安全、低成本的部署能力。</w:t>
       </w:r>
     </w:p>
     <w:p>
@@ -17900,25 +16393,7 @@
           <w:sz w:val="28"/>
           <w:szCs w:val="21"/>
         </w:rPr>
-        <w:t>硬件适配与抽象模块旨在构建模型框架与</w:t>
-      </w:r>
-      <w:proofErr w:type="gramStart"/>
-      <w:r>
-        <w:rPr>
-          <w:rFonts w:ascii="等线" w:eastAsia="仿宋" w:hAnsi="等线" w:cs="Times New Roman"/>
-          <w:sz w:val="28"/>
-          <w:szCs w:val="21"/>
-        </w:rPr>
-        <w:t>底层算力之间</w:t>
-      </w:r>
-      <w:proofErr w:type="gramEnd"/>
-      <w:r>
-        <w:rPr>
-          <w:rFonts w:ascii="等线" w:eastAsia="仿宋" w:hAnsi="等线" w:cs="Times New Roman"/>
-          <w:sz w:val="28"/>
-          <w:szCs w:val="21"/>
-        </w:rPr>
-        <w:t>的统一抽象层，实现跨硬件平台的可移植性与性能可控性，是模型工程体系中的关键基础设施。</w:t>
+        <w:t>硬件适配与抽象模块旨在构建模型框架与底层算力之间的统一抽象层，实现跨硬件平台的可移植性与性能可控性，是模型工程体系中的关键基础设施。</w:t>
       </w:r>
     </w:p>
     <w:p>
@@ -17973,7 +16448,6 @@
         </w:rPr>
         <w:t>、</w:t>
       </w:r>
-      <w:proofErr w:type="spellStart"/>
       <w:r>
         <w:rPr>
           <w:rFonts w:ascii="等线" w:eastAsia="仿宋" w:hAnsi="等线" w:cs="Times New Roman"/>
@@ -17982,7 +16456,6 @@
         </w:rPr>
         <w:t>LayerNorm</w:t>
       </w:r>
-      <w:proofErr w:type="spellEnd"/>
       <w:r>
         <w:rPr>
           <w:rFonts w:ascii="等线" w:eastAsia="仿宋" w:hAnsi="等线" w:cs="Times New Roman"/>
@@ -18074,25 +16547,7 @@
           <w:sz w:val="28"/>
           <w:szCs w:val="21"/>
         </w:rPr>
-        <w:t>在精度格式</w:t>
-      </w:r>
-      <w:proofErr w:type="gramStart"/>
-      <w:r>
-        <w:rPr>
-          <w:rFonts w:ascii="等线" w:eastAsia="仿宋" w:hAnsi="等线" w:cs="Times New Roman"/>
-          <w:sz w:val="28"/>
-          <w:szCs w:val="21"/>
-        </w:rPr>
-        <w:t>适</w:t>
-      </w:r>
-      <w:proofErr w:type="gramEnd"/>
-      <w:r>
-        <w:rPr>
-          <w:rFonts w:ascii="等线" w:eastAsia="仿宋" w:hAnsi="等线" w:cs="Times New Roman"/>
-          <w:sz w:val="28"/>
-          <w:szCs w:val="21"/>
-        </w:rPr>
-        <w:t>配方面，模块支持多种数值格式，包括</w:t>
+        <w:t>在精度格式适配方面，模块支持多种数值格式，包括</w:t>
       </w:r>
       <w:r>
         <w:rPr>
@@ -18307,7 +16762,6 @@
           <w:szCs w:val="24"/>
         </w:rPr>
       </w:pPr>
-      <w:proofErr w:type="gramStart"/>
       <w:r>
         <w:rPr>
           <w:rFonts w:ascii="Times New Roman" w:eastAsia="宋体" w:hAnsi="Times New Roman" w:cs="Times New Roman"/>
@@ -18316,18 +16770,7 @@
           <w:sz w:val="24"/>
           <w:szCs w:val="24"/>
         </w:rPr>
-        <w:t>算子级优化</w:t>
-      </w:r>
-      <w:proofErr w:type="gramEnd"/>
-      <w:r>
-        <w:rPr>
-          <w:rFonts w:ascii="Times New Roman" w:eastAsia="宋体" w:hAnsi="Times New Roman" w:cs="Times New Roman"/>
-          <w:b/>
-          <w:color w:val="000000"/>
-          <w:sz w:val="24"/>
-          <w:szCs w:val="24"/>
-        </w:rPr>
-        <w:t>模块</w:t>
+        <w:t>算子级优化模块</w:t>
       </w:r>
     </w:p>
     <w:p>
@@ -18342,23 +16785,13 @@
           <w:szCs w:val="21"/>
         </w:rPr>
       </w:pPr>
-      <w:proofErr w:type="gramStart"/>
-      <w:r>
-        <w:rPr>
-          <w:rFonts w:ascii="等线" w:eastAsia="仿宋" w:hAnsi="等线" w:cs="Times New Roman"/>
-          <w:sz w:val="28"/>
-          <w:szCs w:val="21"/>
-        </w:rPr>
-        <w:t>算子级优化</w:t>
-      </w:r>
-      <w:proofErr w:type="gramEnd"/>
-      <w:r>
-        <w:rPr>
-          <w:rFonts w:ascii="等线" w:eastAsia="仿宋" w:hAnsi="等线" w:cs="Times New Roman"/>
-          <w:sz w:val="28"/>
-          <w:szCs w:val="21"/>
-        </w:rPr>
-        <w:t>模块聚焦于底层计算内核的性能提升，通过对关键算子执行路径进行细粒度优化，最大化硬件利用率与吞吐能力，是高性能推理与训练系统的重要加速手段。</w:t>
+      <w:r>
+        <w:rPr>
+          <w:rFonts w:ascii="等线" w:eastAsia="仿宋" w:hAnsi="等线" w:cs="Times New Roman"/>
+          <w:sz w:val="28"/>
+          <w:szCs w:val="21"/>
+        </w:rPr>
+        <w:t>算子级优化模块聚焦于底层计算内核的性能提升，通过对关键算子执行路径进行细粒度优化，最大化硬件利用率与吞吐能力，是高性能推理与训练系统的重要加速手段。</w:t>
       </w:r>
     </w:p>
     <w:p>
@@ -18403,61 +16836,15 @@
           <w:sz w:val="28"/>
           <w:szCs w:val="21"/>
         </w:rPr>
-        <w:t xml:space="preserve"> </w:t>
-      </w:r>
-      <w:proofErr w:type="spellStart"/>
-      <w:r>
-        <w:rPr>
-          <w:rFonts w:ascii="等线" w:eastAsia="仿宋" w:hAnsi="等线" w:cs="Times New Roman"/>
-          <w:sz w:val="28"/>
-          <w:szCs w:val="21"/>
-        </w:rPr>
-        <w:t>MatMul</w:t>
-      </w:r>
-      <w:proofErr w:type="spellEnd"/>
-      <w:r>
-        <w:rPr>
-          <w:rFonts w:ascii="等线" w:eastAsia="仿宋" w:hAnsi="等线" w:cs="Times New Roman"/>
-          <w:sz w:val="28"/>
-          <w:szCs w:val="21"/>
-        </w:rPr>
-        <w:t xml:space="preserve"> + Bias + Activation + </w:t>
-      </w:r>
-      <w:proofErr w:type="spellStart"/>
-      <w:r>
-        <w:rPr>
-          <w:rFonts w:ascii="等线" w:eastAsia="仿宋" w:hAnsi="等线" w:cs="Times New Roman"/>
-          <w:sz w:val="28"/>
-          <w:szCs w:val="21"/>
-        </w:rPr>
-        <w:t>LayerNorm</w:t>
-      </w:r>
-      <w:proofErr w:type="spellEnd"/>
-      <w:r>
-        <w:rPr>
-          <w:rFonts w:ascii="等线" w:eastAsia="仿宋" w:hAnsi="等线" w:cs="Times New Roman"/>
-          <w:sz w:val="28"/>
-          <w:szCs w:val="21"/>
-        </w:rPr>
-        <w:t>）进行融合，减少中间张量写回与显</w:t>
-      </w:r>
-      <w:proofErr w:type="gramStart"/>
-      <w:r>
-        <w:rPr>
-          <w:rFonts w:ascii="等线" w:eastAsia="仿宋" w:hAnsi="等线" w:cs="Times New Roman"/>
-          <w:sz w:val="28"/>
-          <w:szCs w:val="21"/>
-        </w:rPr>
-        <w:t>存访问</w:t>
-      </w:r>
-      <w:proofErr w:type="gramEnd"/>
-      <w:r>
-        <w:rPr>
-          <w:rFonts w:ascii="等线" w:eastAsia="仿宋" w:hAnsi="等线" w:cs="Times New Roman"/>
-          <w:sz w:val="28"/>
-          <w:szCs w:val="21"/>
-        </w:rPr>
-        <w:t>次数，降低内存带宽压力与</w:t>
+        <w:t xml:space="preserve"> MatMul + Bias + Activation + LayerNorm</w:t>
+      </w:r>
+      <w:r>
+        <w:rPr>
+          <w:rFonts w:ascii="等线" w:eastAsia="仿宋" w:hAnsi="等线" w:cs="Times New Roman"/>
+          <w:sz w:val="28"/>
+          <w:szCs w:val="21"/>
+        </w:rPr>
+        <w:t>）进行融合，减少中间张量写回与显存访问次数，降低内存带宽压力与</w:t>
       </w:r>
       <w:r>
         <w:rPr>
@@ -18859,25 +17246,7 @@
           <w:sz w:val="28"/>
           <w:szCs w:val="21"/>
         </w:rPr>
-        <w:t xml:space="preserve"> </w:t>
-      </w:r>
-      <w:proofErr w:type="spellStart"/>
-      <w:r>
-        <w:rPr>
-          <w:rFonts w:ascii="等线" w:eastAsia="仿宋" w:hAnsi="等线" w:cs="Times New Roman"/>
-          <w:sz w:val="28"/>
-          <w:szCs w:val="21"/>
-        </w:rPr>
-        <w:t>FlashAttention</w:t>
-      </w:r>
-      <w:proofErr w:type="spellEnd"/>
-      <w:r>
-        <w:rPr>
-          <w:rFonts w:ascii="等线" w:eastAsia="仿宋" w:hAnsi="等线" w:cs="Times New Roman"/>
-          <w:sz w:val="28"/>
-          <w:szCs w:val="21"/>
-        </w:rPr>
-        <w:t xml:space="preserve"> </w:t>
+        <w:t xml:space="preserve"> FlashAttention </w:t>
       </w:r>
       <w:r>
         <w:rPr>
@@ -18893,18 +17262,8 @@
           <w:sz w:val="28"/>
           <w:szCs w:val="21"/>
         </w:rPr>
-        <w:t xml:space="preserve"> </w:t>
-      </w:r>
-      <w:proofErr w:type="spellStart"/>
-      <w:r>
-        <w:rPr>
-          <w:rFonts w:ascii="等线" w:eastAsia="仿宋" w:hAnsi="等线" w:cs="Times New Roman"/>
-          <w:sz w:val="28"/>
-          <w:szCs w:val="21"/>
-        </w:rPr>
-        <w:t>FlashAttention</w:t>
-      </w:r>
-      <w:proofErr w:type="spellEnd"/>
+        <w:t xml:space="preserve"> FlashAttention</w:t>
+      </w:r>
       <w:r>
         <w:rPr>
           <w:rFonts w:ascii="等线" w:eastAsia="仿宋" w:hAnsi="等线" w:cs="Times New Roman"/>
@@ -18935,25 +17294,7 @@
           <w:sz w:val="28"/>
           <w:szCs w:val="21"/>
         </w:rPr>
-        <w:t xml:space="preserve"> </w:t>
-      </w:r>
-      <w:proofErr w:type="spellStart"/>
-      <w:r>
-        <w:rPr>
-          <w:rFonts w:ascii="等线" w:eastAsia="仿宋" w:hAnsi="等线" w:cs="Times New Roman"/>
-          <w:sz w:val="28"/>
-          <w:szCs w:val="21"/>
-        </w:rPr>
-        <w:t>softmax</w:t>
-      </w:r>
-      <w:proofErr w:type="spellEnd"/>
-      <w:r>
-        <w:rPr>
-          <w:rFonts w:ascii="等线" w:eastAsia="仿宋" w:hAnsi="等线" w:cs="Times New Roman"/>
-          <w:sz w:val="28"/>
-          <w:szCs w:val="21"/>
-        </w:rPr>
-        <w:t xml:space="preserve"> </w:t>
+        <w:t xml:space="preserve"> softmax </w:t>
       </w:r>
       <w:r>
         <w:rPr>
@@ -19001,25 +17342,7 @@
           <w:sz w:val="28"/>
           <w:szCs w:val="21"/>
         </w:rPr>
-        <w:t xml:space="preserve"> </w:t>
-      </w:r>
-      <w:proofErr w:type="spellStart"/>
-      <w:r>
-        <w:rPr>
-          <w:rFonts w:ascii="等线" w:eastAsia="仿宋" w:hAnsi="等线" w:cs="Times New Roman"/>
-          <w:sz w:val="28"/>
-          <w:szCs w:val="21"/>
-        </w:rPr>
-        <w:t>PagedAttention</w:t>
-      </w:r>
-      <w:proofErr w:type="spellEnd"/>
-      <w:r>
-        <w:rPr>
-          <w:rFonts w:ascii="等线" w:eastAsia="仿宋" w:hAnsi="等线" w:cs="Times New Roman"/>
-          <w:sz w:val="28"/>
-          <w:szCs w:val="21"/>
-        </w:rPr>
-        <w:t xml:space="preserve"> </w:t>
+        <w:t xml:space="preserve"> PagedAttention </w:t>
       </w:r>
       <w:r>
         <w:rPr>
@@ -19035,25 +17358,7 @@
           <w:sz w:val="28"/>
           <w:szCs w:val="21"/>
         </w:rPr>
-        <w:t xml:space="preserve"> </w:t>
-      </w:r>
-      <w:proofErr w:type="spellStart"/>
-      <w:r>
-        <w:rPr>
-          <w:rFonts w:ascii="等线" w:eastAsia="仿宋" w:hAnsi="等线" w:cs="Times New Roman"/>
-          <w:sz w:val="28"/>
-          <w:szCs w:val="21"/>
-        </w:rPr>
-        <w:t>vLLM</w:t>
-      </w:r>
-      <w:proofErr w:type="spellEnd"/>
-      <w:r>
-        <w:rPr>
-          <w:rFonts w:ascii="等线" w:eastAsia="仿宋" w:hAnsi="等线" w:cs="Times New Roman"/>
-          <w:sz w:val="28"/>
-          <w:szCs w:val="21"/>
-        </w:rPr>
-        <w:t xml:space="preserve"> </w:t>
+        <w:t xml:space="preserve"> vLLM </w:t>
       </w:r>
       <w:r>
         <w:rPr>
@@ -19077,25 +17382,7 @@
           <w:sz w:val="28"/>
           <w:szCs w:val="21"/>
         </w:rPr>
-        <w:t>分</w:t>
-      </w:r>
-      <w:proofErr w:type="gramStart"/>
-      <w:r>
-        <w:rPr>
-          <w:rFonts w:ascii="等线" w:eastAsia="仿宋" w:hAnsi="等线" w:cs="Times New Roman"/>
-          <w:sz w:val="28"/>
-          <w:szCs w:val="21"/>
-        </w:rPr>
-        <w:t>页管理</w:t>
-      </w:r>
-      <w:proofErr w:type="gramEnd"/>
-      <w:r>
-        <w:rPr>
-          <w:rFonts w:ascii="等线" w:eastAsia="仿宋" w:hAnsi="等线" w:cs="Times New Roman"/>
-          <w:sz w:val="28"/>
-          <w:szCs w:val="21"/>
-        </w:rPr>
-        <w:t>并映射至非连续显存区域，提高显存利用率与批量推理吞吐能力，特别适用于多请求并发场景。</w:t>
+        <w:t>分页管理并映射至非连续显存区域，提高显存利用率与批量推理吞吐能力，特别适用于多请求并发场景。</w:t>
       </w:r>
     </w:p>
     <w:p>
@@ -19407,25 +17694,7 @@
           <w:sz w:val="28"/>
           <w:szCs w:val="21"/>
         </w:rPr>
-        <w:t>并行与分布式执行模块用于提升大模型在不同</w:t>
-      </w:r>
-      <w:proofErr w:type="gramStart"/>
-      <w:r>
-        <w:rPr>
-          <w:rFonts w:ascii="等线" w:eastAsia="仿宋" w:hAnsi="等线" w:cs="Times New Roman"/>
-          <w:sz w:val="28"/>
-          <w:szCs w:val="21"/>
-        </w:rPr>
-        <w:t>规模算力环境</w:t>
-      </w:r>
-      <w:proofErr w:type="gramEnd"/>
-      <w:r>
-        <w:rPr>
-          <w:rFonts w:ascii="等线" w:eastAsia="仿宋" w:hAnsi="等线" w:cs="Times New Roman"/>
-          <w:sz w:val="28"/>
-          <w:szCs w:val="21"/>
-        </w:rPr>
-        <w:t>下的执行效率与扩展能力，覆盖单卡、多卡及多机场景，是实现高吞吐与低延迟部署的关键基础模块。</w:t>
+        <w:t>并行与分布式执行模块用于提升大模型在不同规模算力环境下的执行效率与扩展能力，覆盖单卡、多卡及多机场景，是实现高吞吐与低延迟部署的关键基础模块。</w:t>
       </w:r>
     </w:p>
     <w:p>
@@ -19487,25 +17756,7 @@
           <w:sz w:val="28"/>
           <w:szCs w:val="21"/>
         </w:rPr>
-        <w:t>技术，将多个小请求在运行时自动聚合为统一批次执行，</w:t>
-      </w:r>
-      <w:proofErr w:type="gramStart"/>
-      <w:r>
-        <w:rPr>
-          <w:rFonts w:ascii="等线" w:eastAsia="仿宋" w:hAnsi="等线" w:cs="Times New Roman"/>
-          <w:sz w:val="28"/>
-          <w:szCs w:val="21"/>
-        </w:rPr>
-        <w:t>提高算力利用率</w:t>
-      </w:r>
-      <w:proofErr w:type="gramEnd"/>
-      <w:r>
-        <w:rPr>
-          <w:rFonts w:ascii="等线" w:eastAsia="仿宋" w:hAnsi="等线" w:cs="Times New Roman"/>
-          <w:sz w:val="28"/>
-          <w:szCs w:val="21"/>
-        </w:rPr>
-        <w:t>与吞吐效率；同时结合算子融合、显存复用与</w:t>
+        <w:t>技术，将多个小请求在运行时自动聚合为统一批次执行，提高算力利用率与吞吐效率；同时结合算子融合、显存复用与</w:t>
       </w:r>
       <w:r>
         <w:rPr>
@@ -19705,29 +17956,7 @@
           <w:sz w:val="24"/>
           <w:szCs w:val="24"/>
         </w:rPr>
-        <w:t>精度与量化</w:t>
-      </w:r>
-      <w:proofErr w:type="gramStart"/>
-      <w:r>
-        <w:rPr>
-          <w:rFonts w:ascii="Times New Roman" w:eastAsia="宋体" w:hAnsi="Times New Roman" w:cs="Times New Roman"/>
-          <w:b/>
-          <w:color w:val="000000"/>
-          <w:sz w:val="24"/>
-          <w:szCs w:val="24"/>
-        </w:rPr>
-        <w:t>适</w:t>
-      </w:r>
-      <w:proofErr w:type="gramEnd"/>
-      <w:r>
-        <w:rPr>
-          <w:rFonts w:ascii="Times New Roman" w:eastAsia="宋体" w:hAnsi="Times New Roman" w:cs="Times New Roman"/>
-          <w:b/>
-          <w:color w:val="000000"/>
-          <w:sz w:val="24"/>
-          <w:szCs w:val="24"/>
-        </w:rPr>
-        <w:t>配模块</w:t>
+        <w:t>精度与量化适配模块</w:t>
       </w:r>
     </w:p>
     <w:p>
@@ -19748,43 +17977,7 @@
           <w:sz w:val="28"/>
           <w:szCs w:val="21"/>
         </w:rPr>
-        <w:t>精度与量化</w:t>
-      </w:r>
-      <w:proofErr w:type="gramStart"/>
-      <w:r>
-        <w:rPr>
-          <w:rFonts w:ascii="等线" w:eastAsia="仿宋" w:hAnsi="等线" w:cs="Times New Roman"/>
-          <w:sz w:val="28"/>
-          <w:szCs w:val="21"/>
-        </w:rPr>
-        <w:t>适</w:t>
-      </w:r>
-      <w:proofErr w:type="gramEnd"/>
-      <w:r>
-        <w:rPr>
-          <w:rFonts w:ascii="等线" w:eastAsia="仿宋" w:hAnsi="等线" w:cs="Times New Roman"/>
-          <w:sz w:val="28"/>
-          <w:szCs w:val="21"/>
-        </w:rPr>
-        <w:t>配模</w:t>
-      </w:r>
-      <w:proofErr w:type="gramStart"/>
-      <w:r>
-        <w:rPr>
-          <w:rFonts w:ascii="等线" w:eastAsia="仿宋" w:hAnsi="等线" w:cs="Times New Roman"/>
-          <w:sz w:val="28"/>
-          <w:szCs w:val="21"/>
-        </w:rPr>
-        <w:t>块用于</w:t>
-      </w:r>
-      <w:proofErr w:type="gramEnd"/>
-      <w:r>
-        <w:rPr>
-          <w:rFonts w:ascii="等线" w:eastAsia="仿宋" w:hAnsi="等线" w:cs="Times New Roman"/>
-          <w:sz w:val="28"/>
-          <w:szCs w:val="21"/>
-        </w:rPr>
-        <w:t>在不同硬件能力与部署场景下，实现模型数值精度的动态调度与稳定运行，在性能、显存占用与精度损失之间取得工程化平衡。</w:t>
+        <w:t>精度与量化适配模块用于在不同硬件能力与部署场景下，实现模型数值精度的动态调度与稳定运行，在性能、显存占用与精度损失之间取得工程化平衡。</w:t>
       </w:r>
     </w:p>
     <w:p>
@@ -19885,34 +18078,7 @@
           <w:sz w:val="28"/>
           <w:szCs w:val="21"/>
         </w:rPr>
-        <w:t>方面，模块</w:t>
-      </w:r>
-      <w:proofErr w:type="gramStart"/>
-      <w:r>
-        <w:rPr>
-          <w:rFonts w:ascii="等线" w:eastAsia="仿宋" w:hAnsi="等线" w:cs="Times New Roman"/>
-          <w:sz w:val="28"/>
-          <w:szCs w:val="21"/>
-        </w:rPr>
-        <w:t>集成低比特</w:t>
-      </w:r>
-      <w:proofErr w:type="gramEnd"/>
-      <w:r>
-        <w:rPr>
-          <w:rFonts w:ascii="等线" w:eastAsia="仿宋" w:hAnsi="等线" w:cs="Times New Roman"/>
-          <w:sz w:val="28"/>
-          <w:szCs w:val="21"/>
-        </w:rPr>
-        <w:t>量化算子与校准机制，支持对权重与</w:t>
-      </w:r>
-      <w:proofErr w:type="gramStart"/>
-      <w:r>
-        <w:rPr>
-          <w:rFonts w:ascii="等线" w:eastAsia="仿宋" w:hAnsi="等线" w:cs="Times New Roman"/>
-          <w:sz w:val="28"/>
-          <w:szCs w:val="21"/>
-        </w:rPr>
-        <w:t>激活</w:t>
+        <w:t>方面，模块集成低比特量化算子与校准机制，支持对权重与激活</w:t>
       </w:r>
       <w:r>
         <w:rPr>
@@ -19921,16 +18087,7 @@
           <w:szCs w:val="21"/>
         </w:rPr>
         <w:lastRenderedPageBreak/>
-        <w:t>值</w:t>
-      </w:r>
-      <w:proofErr w:type="gramEnd"/>
-      <w:r>
-        <w:rPr>
-          <w:rFonts w:ascii="等线" w:eastAsia="仿宋" w:hAnsi="等线" w:cs="Times New Roman"/>
-          <w:sz w:val="28"/>
-          <w:szCs w:val="21"/>
-        </w:rPr>
-        <w:t>进行整型推理，并结合缩放因子管理与误差补偿策略，确保数值稳定性与性能提升效果。</w:t>
+        <w:t>值进行整型推理，并结合缩放因子管理与误差补偿策略，确保数值稳定性与性能提升效果。</w:t>
       </w:r>
     </w:p>
     <w:p>
@@ -20081,7 +18238,6 @@
         </w:rPr>
         <w:t>机制，当检测到数值异常（如溢出、</w:t>
       </w:r>
-      <w:proofErr w:type="spellStart"/>
       <w:r>
         <w:rPr>
           <w:rFonts w:ascii="等线" w:eastAsia="仿宋" w:hAnsi="等线" w:cs="Times New Roman"/>
@@ -20090,7 +18246,6 @@
         </w:rPr>
         <w:t>NaN</w:t>
       </w:r>
-      <w:proofErr w:type="spellEnd"/>
       <w:r>
         <w:rPr>
           <w:rFonts w:ascii="等线" w:eastAsia="仿宋" w:hAnsi="等线" w:cs="Times New Roman"/>
@@ -20513,25 +18668,7 @@
           <w:sz w:val="28"/>
           <w:szCs w:val="21"/>
         </w:rPr>
-        <w:t>利用率与显存使用率，分析计算单元占用情况、显存峰值与碎片化程度，</w:t>
-      </w:r>
-      <w:proofErr w:type="gramStart"/>
-      <w:r>
-        <w:rPr>
-          <w:rFonts w:ascii="Times New Roman" w:eastAsia="仿宋" w:hAnsi="Times New Roman" w:cs="Times New Roman"/>
-          <w:sz w:val="28"/>
-          <w:szCs w:val="21"/>
-        </w:rPr>
-        <w:t>识别算力空闲</w:t>
-      </w:r>
-      <w:proofErr w:type="gramEnd"/>
-      <w:r>
-        <w:rPr>
-          <w:rFonts w:ascii="Times New Roman" w:eastAsia="仿宋" w:hAnsi="Times New Roman" w:cs="Times New Roman"/>
-          <w:sz w:val="28"/>
-          <w:szCs w:val="21"/>
-        </w:rPr>
-        <w:t>或显存瓶颈问题；同时可结合批大小（</w:t>
+        <w:t>利用率与显存使用率，分析计算单元占用情况、显存峰值与碎片化程度，识别算力空闲或显存瓶颈问题；同时可结合批大小（</w:t>
       </w:r>
       <w:r>
         <w:rPr>
@@ -20595,23 +18732,13 @@
         </w:rPr>
         <w:t xml:space="preserve"> Kernel </w:t>
       </w:r>
-      <w:proofErr w:type="gramStart"/>
       <w:r>
         <w:rPr>
           <w:rFonts w:ascii="Times New Roman" w:eastAsia="仿宋" w:hAnsi="Times New Roman" w:cs="Times New Roman"/>
           <w:sz w:val="28"/>
           <w:szCs w:val="21"/>
         </w:rPr>
-        <w:t>级时间</w:t>
-      </w:r>
-      <w:proofErr w:type="gramEnd"/>
-      <w:r>
-        <w:rPr>
-          <w:rFonts w:ascii="Times New Roman" w:eastAsia="仿宋" w:hAnsi="Times New Roman" w:cs="Times New Roman"/>
-          <w:sz w:val="28"/>
-          <w:szCs w:val="21"/>
-        </w:rPr>
-        <w:t>分析，统计各算子执行耗时、调用频率与占比，识别热点算子与低效路径；同时监控多卡或多机场景下的通信耗时，包括梯度同步时间、参数广播时间与带宽利用率，评估通信与计算是否有效重叠。基于上述指标，模块提供瓶颈定位机制，通过时间分解与阶段占比分析（如前向、反向、优化器更新、数据加载等），快速判断性能瓶颈来源是计算受限、内存受限还是通信受限，从而为算子优化、并行策略调整或系统调度改进提供明确依据。整体模块强调可观测性与可量化分析能力，支撑模型系统的持续性能优化与容量规划。</w:t>
+        <w:t>级时间分析，统计各算子执行耗时、调用频率与占比，识别热点算子与低效路径；同时监控多卡或多机场景下的通信耗时，包括梯度同步时间、参数广播时间与带宽利用率，评估通信与计算是否有效重叠。基于上述指标，模块提供瓶颈定位机制，通过时间分解与阶段占比分析（如前向、反向、优化器更新、数据加载等），快速判断性能瓶颈来源是计算受限、内存受限还是通信受限，从而为算子优化、并行策略调整或系统调度改进提供明确依据。整体模块强调可观测性与可量化分析能力，支撑模型系统的持续性能优化与容量规划。</w:t>
       </w:r>
     </w:p>
     <w:p>
@@ -20701,23 +18828,13 @@
           <w:szCs w:val="21"/>
         </w:rPr>
       </w:pPr>
-      <w:proofErr w:type="gramStart"/>
       <w:r>
         <w:rPr>
           <w:rFonts w:ascii="Times New Roman" w:eastAsia="黑体" w:hAnsi="Times New Roman" w:cs="Times New Roman"/>
           <w:sz w:val="28"/>
           <w:szCs w:val="21"/>
         </w:rPr>
-        <w:t>端边云</w:t>
-      </w:r>
-      <w:proofErr w:type="gramEnd"/>
-      <w:r>
-        <w:rPr>
-          <w:rFonts w:ascii="Times New Roman" w:eastAsia="黑体" w:hAnsi="Times New Roman" w:cs="Times New Roman"/>
-          <w:sz w:val="28"/>
-          <w:szCs w:val="21"/>
-        </w:rPr>
-        <w:t>结合</w:t>
+        <w:t>端边云结合</w:t>
       </w:r>
     </w:p>
     <w:p>
@@ -20882,7 +18999,6 @@
         </w:rPr>
         <w:t xml:space="preserve"> </w:t>
       </w:r>
-      <w:proofErr w:type="gramStart"/>
       <w:r>
         <w:rPr>
           <w:rFonts w:ascii="Times New Roman" w:eastAsia="黑体" w:hAnsi="Times New Roman" w:cs="Times New Roman"/>
@@ -20890,17 +19006,7 @@
           <w:sz w:val="20"/>
           <w:szCs w:val="20"/>
         </w:rPr>
-        <w:t>端边云</w:t>
-      </w:r>
-      <w:proofErr w:type="gramEnd"/>
-      <w:r>
-        <w:rPr>
-          <w:rFonts w:ascii="Times New Roman" w:eastAsia="黑体" w:hAnsi="Times New Roman" w:cs="Times New Roman"/>
-          <w:color w:val="000000"/>
-          <w:sz w:val="20"/>
-          <w:szCs w:val="20"/>
-        </w:rPr>
-        <w:t>协同示意图</w:t>
+        <w:t>端边云协同示意图</w:t>
       </w:r>
       <w:bookmarkEnd w:id="4"/>
     </w:p>
@@ -20987,25 +19093,7 @@
           <w:sz w:val="28"/>
           <w:szCs w:val="21"/>
         </w:rPr>
-        <w:t>新范式，</w:t>
-      </w:r>
-      <w:proofErr w:type="gramStart"/>
-      <w:r>
-        <w:rPr>
-          <w:rFonts w:ascii="Times New Roman" w:eastAsia="仿宋" w:hAnsi="Times New Roman" w:cs="Times New Roman"/>
-          <w:sz w:val="28"/>
-          <w:szCs w:val="21"/>
-        </w:rPr>
-        <w:t>实现端边云</w:t>
-      </w:r>
-      <w:proofErr w:type="gramEnd"/>
-      <w:r>
-        <w:rPr>
-          <w:rFonts w:ascii="Times New Roman" w:eastAsia="仿宋" w:hAnsi="Times New Roman" w:cs="Times New Roman"/>
-          <w:sz w:val="28"/>
-          <w:szCs w:val="21"/>
-        </w:rPr>
-        <w:t>协同。</w:t>
+        <w:t>新范式，实现端边云协同。</w:t>
       </w:r>
     </w:p>
     <w:p>
@@ -21021,59 +19109,13 @@
           <w:szCs w:val="21"/>
         </w:rPr>
       </w:pPr>
-      <w:proofErr w:type="gramStart"/>
       <w:r>
         <w:rPr>
           <w:rFonts w:ascii="Times New Roman" w:eastAsia="仿宋" w:hAnsi="Times New Roman" w:cs="Times New Roman"/>
           <w:sz w:val="28"/>
           <w:szCs w:val="21"/>
         </w:rPr>
-        <w:t>云算力中心</w:t>
-      </w:r>
-      <w:proofErr w:type="gramEnd"/>
-      <w:r>
-        <w:rPr>
-          <w:rFonts w:ascii="Times New Roman" w:eastAsia="仿宋" w:hAnsi="Times New Roman" w:cs="Times New Roman"/>
-          <w:sz w:val="28"/>
-          <w:szCs w:val="21"/>
-        </w:rPr>
-        <w:t>负责训练和推理；边缘设备上的大模型平台负责对经过剪枝、量化、蒸馏等操作的压缩模型进行微调和推理；</w:t>
-      </w:r>
-      <w:proofErr w:type="gramStart"/>
-      <w:r>
-        <w:rPr>
-          <w:rFonts w:ascii="Times New Roman" w:eastAsia="仿宋" w:hAnsi="Times New Roman" w:cs="Times New Roman"/>
-          <w:sz w:val="28"/>
-          <w:szCs w:val="21"/>
-        </w:rPr>
-        <w:t>端侧设备</w:t>
-      </w:r>
-      <w:proofErr w:type="gramEnd"/>
-      <w:r>
-        <w:rPr>
-          <w:rFonts w:ascii="Times New Roman" w:eastAsia="仿宋" w:hAnsi="Times New Roman" w:cs="Times New Roman"/>
-          <w:sz w:val="28"/>
-          <w:szCs w:val="21"/>
-        </w:rPr>
-        <w:t>则通过调用</w:t>
-      </w:r>
-      <w:proofErr w:type="gramStart"/>
-      <w:r>
-        <w:rPr>
-          <w:rFonts w:ascii="Times New Roman" w:eastAsia="仿宋" w:hAnsi="Times New Roman" w:cs="Times New Roman"/>
-          <w:sz w:val="28"/>
-          <w:szCs w:val="21"/>
-        </w:rPr>
-        <w:t>云算力中心</w:t>
-      </w:r>
-      <w:proofErr w:type="gramEnd"/>
-      <w:r>
-        <w:rPr>
-          <w:rFonts w:ascii="Times New Roman" w:eastAsia="仿宋" w:hAnsi="Times New Roman" w:cs="Times New Roman"/>
-          <w:sz w:val="28"/>
-          <w:szCs w:val="21"/>
-        </w:rPr>
-        <w:t>实现数据回流以及小模型推理。</w:t>
+        <w:t>云算力中心负责训练和推理；边缘设备上的大模型平台负责对经过剪枝、量化、蒸馏等操作的压缩模型进行微调和推理；端侧设备则通过调用云算力中心实现数据回流以及小模型推理。</w:t>
       </w:r>
     </w:p>
     <w:p>
@@ -21138,18 +19180,8 @@
           <w:sz w:val="28"/>
           <w:szCs w:val="21"/>
         </w:rPr>
-        <w:t>智慧图</w:t>
-      </w:r>
-      <w:proofErr w:type="gramStart"/>
-      <w:r>
-        <w:rPr>
-          <w:rFonts w:ascii="Times New Roman" w:eastAsia="黑体" w:hAnsi="Times New Roman" w:cs="Times New Roman" w:hint="eastAsia"/>
-          <w:sz w:val="28"/>
-          <w:szCs w:val="21"/>
-        </w:rPr>
-        <w:t>侦</w:t>
-      </w:r>
-      <w:proofErr w:type="gramEnd"/>
+        <w:t>智慧图侦</w:t>
+      </w:r>
     </w:p>
     <w:p>
       <w:pPr>
@@ -21339,25 +19371,7 @@
           <w:sz w:val="28"/>
           <w:szCs w:val="21"/>
         </w:rPr>
-        <w:t>定位于视觉认知与语义推理核心，负责将视觉感知结果提升至语义理解与逻辑分析层面，实现复杂场景的语义解释与跨模态交互能力。在功能层面，模型支持图像问答、场景描述、事件推理、多轮对话及指令理解，可对复杂场景进行语义归纳与因果分析，为智能决策系统、智能问答系统及指挥调度系统提供认知</w:t>
-      </w:r>
-      <w:proofErr w:type="gramStart"/>
-      <w:r>
-        <w:rPr>
-          <w:rFonts w:ascii="等线" w:eastAsia="仿宋" w:hAnsi="等线" w:cs="Times New Roman"/>
-          <w:sz w:val="28"/>
-          <w:szCs w:val="21"/>
-        </w:rPr>
-        <w:t>级能力</w:t>
-      </w:r>
-      <w:proofErr w:type="gramEnd"/>
-      <w:r>
-        <w:rPr>
-          <w:rFonts w:ascii="等线" w:eastAsia="仿宋" w:hAnsi="等线" w:cs="Times New Roman"/>
-          <w:sz w:val="28"/>
-          <w:szCs w:val="21"/>
-        </w:rPr>
-        <w:t>支撑。</w:t>
+        <w:t>定位于视觉认知与语义推理核心，负责将视觉感知结果提升至语义理解与逻辑分析层面，实现复杂场景的语义解释与跨模态交互能力。在功能层面，模型支持图像问答、场景描述、事件推理、多轮对话及指令理解，可对复杂场景进行语义归纳与因果分析，为智能决策系统、智能问答系统及指挥调度系统提供认知级能力支撑。</w:t>
       </w:r>
     </w:p>
     <w:p>
@@ -21440,25 +19454,7 @@
           <w:sz w:val="28"/>
           <w:szCs w:val="21"/>
         </w:rPr>
-        <w:t>生成的作用，为下游识别与检索任务提供通用表征能力支撑。在功能层面，模型通过</w:t>
-      </w:r>
-      <w:proofErr w:type="gramStart"/>
-      <w:r>
-        <w:rPr>
-          <w:rFonts w:ascii="等线" w:eastAsia="仿宋" w:hAnsi="等线" w:cs="Times New Roman"/>
-          <w:sz w:val="28"/>
-          <w:szCs w:val="21"/>
-        </w:rPr>
-        <w:t>自监督</w:t>
-      </w:r>
-      <w:proofErr w:type="gramEnd"/>
-      <w:r>
-        <w:rPr>
-          <w:rFonts w:ascii="等线" w:eastAsia="仿宋" w:hAnsi="等线" w:cs="Times New Roman"/>
-          <w:sz w:val="28"/>
-          <w:szCs w:val="21"/>
-        </w:rPr>
-        <w:t>或对比学习方式生成高判别性向量特征，支持目标检索、相似度匹配、零样本分类、跨域迁移等能力，可作为人脸识别、人体识别、车辆识别及聚类分析等模块的底层特征支撑引擎。</w:t>
+        <w:t>生成的作用，为下游识别与检索任务提供通用表征能力支撑。在功能层面，模型通过自监督或对比学习方式生成高判别性向量特征，支持目标检索、相似度匹配、零样本分类、跨域迁移等能力，可作为人脸识别、人体识别、车辆识别及聚类分析等模块的底层特征支撑引擎。</w:t>
       </w:r>
     </w:p>
     <w:p>
@@ -21767,25 +19763,7 @@
           <w:sz w:val="28"/>
           <w:szCs w:val="21"/>
         </w:rPr>
-        <w:t>承担车辆身份识别与车辆轨迹分析的作用，是交通管理与车辆管控系统的重要组成部分。在功能层面，模型支持车型识别、车牌识别、车辆特征提取及车辆重识别能力，实现</w:t>
-      </w:r>
-      <w:proofErr w:type="gramStart"/>
-      <w:r>
-        <w:rPr>
-          <w:rFonts w:ascii="等线" w:eastAsia="仿宋" w:hAnsi="等线" w:cs="Times New Roman"/>
-          <w:sz w:val="28"/>
-          <w:szCs w:val="21"/>
-        </w:rPr>
-        <w:t>跨点位车辆</w:t>
-      </w:r>
-      <w:proofErr w:type="gramEnd"/>
-      <w:r>
-        <w:rPr>
-          <w:rFonts w:ascii="等线" w:eastAsia="仿宋" w:hAnsi="等线" w:cs="Times New Roman"/>
-          <w:sz w:val="28"/>
-          <w:szCs w:val="21"/>
-        </w:rPr>
-        <w:t>匹配与轨迹关联分析，可用于交通治理、违章追踪及重点车辆布控等应用场景。</w:t>
+        <w:t>承担车辆身份识别与车辆轨迹分析的作用，是交通管理与车辆管控系统的重要组成部分。在功能层面，模型支持车型识别、车牌识别、车辆特征提取及车辆重识别能力，实现跨点位车辆匹配与轨迹关联分析，可用于交通治理、违章追踪及重点车辆布控等应用场景。</w:t>
       </w:r>
     </w:p>
     <w:p>
@@ -21815,20 +19793,8 @@
           <w:sz w:val="24"/>
           <w:szCs w:val="24"/>
         </w:rPr>
-        <w:t>基于特征</w:t>
-      </w:r>
-      <w:proofErr w:type="gramStart"/>
-      <w:r>
-        <w:rPr>
-          <w:rFonts w:ascii="Times New Roman" w:eastAsia="宋体" w:hAnsi="Times New Roman" w:cs="Times New Roman"/>
-          <w:b/>
-          <w:color w:val="000000"/>
-          <w:sz w:val="24"/>
-          <w:szCs w:val="24"/>
-        </w:rPr>
-        <w:t>的聚挡模型</w:t>
-      </w:r>
-      <w:proofErr w:type="gramEnd"/>
+        <w:t>基于特征的聚挡模型</w:t>
+      </w:r>
     </w:p>
     <w:p>
       <w:pPr>
@@ -22037,36 +20003,8 @@
           <w:sz w:val="28"/>
           <w:szCs w:val="21"/>
         </w:rPr>
-        <w:t>承担对已检测目标进行持续跟踪与轨迹保持的作用，是实现交通流分析与行为</w:t>
-      </w:r>
-      <w:proofErr w:type="gramStart"/>
-      <w:r>
-        <w:rPr>
-          <w:rFonts w:ascii="等线" w:eastAsia="仿宋" w:hAnsi="等线" w:cs="Times New Roman"/>
-          <w:sz w:val="28"/>
-          <w:szCs w:val="21"/>
-        </w:rPr>
-        <w:t>研</w:t>
-      </w:r>
-      <w:proofErr w:type="gramEnd"/>
-      <w:r>
-        <w:rPr>
-          <w:rFonts w:ascii="等线" w:eastAsia="仿宋" w:hAnsi="等线" w:cs="Times New Roman"/>
-          <w:sz w:val="28"/>
-          <w:szCs w:val="21"/>
-        </w:rPr>
-        <w:t>判的关键技术组件。在功能层面，模型基于多目标跟踪算法，实现</w:t>
-      </w:r>
-      <w:proofErr w:type="gramStart"/>
-      <w:r>
-        <w:rPr>
-          <w:rFonts w:ascii="等线" w:eastAsia="仿宋" w:hAnsi="等线" w:cs="Times New Roman"/>
-          <w:sz w:val="28"/>
-          <w:szCs w:val="21"/>
-        </w:rPr>
-        <w:t>跨帧目标</w:t>
-      </w:r>
-      <w:proofErr w:type="gramEnd"/>
+        <w:t>承担对已检测目标进行持续跟踪与轨迹保持的作用，是实现交通流分析与行为研判的关键技术组件。在功能层面，模型基于多目标跟踪算法，实现跨帧目标</w:t>
+      </w:r>
       <w:r>
         <w:rPr>
           <w:rFonts w:ascii="等线" w:eastAsia="仿宋" w:hAnsi="等线" w:cs="Times New Roman"/>
@@ -22231,25 +20169,7 @@
           <w:sz w:val="28"/>
           <w:szCs w:val="21"/>
         </w:rPr>
-        <w:t>承担车辆身份确认与车辆轨迹关联分析的作用，是交通管理与执法系统的重要支撑能力。在功能层面，模型支持车型识别、车牌识别、车辆外观特征提取及车辆重识别，实现</w:t>
-      </w:r>
-      <w:proofErr w:type="gramStart"/>
-      <w:r>
-        <w:rPr>
-          <w:rFonts w:ascii="等线" w:eastAsia="仿宋" w:hAnsi="等线" w:cs="Times New Roman"/>
-          <w:sz w:val="28"/>
-          <w:szCs w:val="21"/>
-        </w:rPr>
-        <w:t>跨点位车辆</w:t>
-      </w:r>
-      <w:proofErr w:type="gramEnd"/>
-      <w:r>
-        <w:rPr>
-          <w:rFonts w:ascii="等线" w:eastAsia="仿宋" w:hAnsi="等线" w:cs="Times New Roman"/>
-          <w:sz w:val="28"/>
-          <w:szCs w:val="21"/>
-        </w:rPr>
-        <w:t>匹配与全域轨迹串联，可支撑违章追踪、套牌识别、重点车辆布控及交通态势分析等业务场景。</w:t>
+        <w:t>承担车辆身份确认与车辆轨迹关联分析的作用，是交通管理与执法系统的重要支撑能力。在功能层面，模型支持车型识别、车牌识别、车辆外观特征提取及车辆重识别，实现跨点位车辆匹配与全域轨迹串联，可支撑违章追踪、套牌识别、重点车辆布控及交通态势分析等业务场景。</w:t>
       </w:r>
     </w:p>
     <w:p>
@@ -22316,61 +20236,7 @@
           <w:sz w:val="28"/>
           <w:szCs w:val="21"/>
         </w:rPr>
-        <w:t>定位于交通场景的语义理解与综合分析核心，承担将底层感知数据上升至</w:t>
-      </w:r>
-      <w:proofErr w:type="gramStart"/>
-      <w:r>
-        <w:rPr>
-          <w:rFonts w:ascii="等线" w:eastAsia="仿宋" w:hAnsi="等线" w:cs="Times New Roman"/>
-          <w:sz w:val="28"/>
-          <w:szCs w:val="21"/>
-        </w:rPr>
-        <w:t>场景级</w:t>
-      </w:r>
-      <w:proofErr w:type="gramEnd"/>
-      <w:r>
-        <w:rPr>
-          <w:rFonts w:ascii="等线" w:eastAsia="仿宋" w:hAnsi="等线" w:cs="Times New Roman"/>
-          <w:sz w:val="28"/>
-          <w:szCs w:val="21"/>
-        </w:rPr>
-        <w:t>语义解释的作用，实现复杂交通场景的结构化理解。在功能层面，模型能够对交通场景进行整体语义建模，理解车辆与行人之间的关系、交通规则约束及场景动态变化，支持场景描述、行为解释、规则合</w:t>
-      </w:r>
-      <w:proofErr w:type="gramStart"/>
-      <w:r>
-        <w:rPr>
-          <w:rFonts w:ascii="等线" w:eastAsia="仿宋" w:hAnsi="等线" w:cs="Times New Roman"/>
-          <w:sz w:val="28"/>
-          <w:szCs w:val="21"/>
-        </w:rPr>
-        <w:t>规</w:t>
-      </w:r>
-      <w:proofErr w:type="gramEnd"/>
-      <w:r>
-        <w:rPr>
-          <w:rFonts w:ascii="等线" w:eastAsia="仿宋" w:hAnsi="等线" w:cs="Times New Roman"/>
-          <w:sz w:val="28"/>
-          <w:szCs w:val="21"/>
-        </w:rPr>
-        <w:t>判断及多轮交互问答，为交通指挥调度与智能决策系统提供认知</w:t>
-      </w:r>
-      <w:proofErr w:type="gramStart"/>
-      <w:r>
-        <w:rPr>
-          <w:rFonts w:ascii="等线" w:eastAsia="仿宋" w:hAnsi="等线" w:cs="Times New Roman"/>
-          <w:sz w:val="28"/>
-          <w:szCs w:val="21"/>
-        </w:rPr>
-        <w:t>级能力</w:t>
-      </w:r>
-      <w:proofErr w:type="gramEnd"/>
-      <w:r>
-        <w:rPr>
-          <w:rFonts w:ascii="等线" w:eastAsia="仿宋" w:hAnsi="等线" w:cs="Times New Roman"/>
-          <w:sz w:val="28"/>
-          <w:szCs w:val="21"/>
-        </w:rPr>
-        <w:t>支持。</w:t>
+        <w:t>定位于交通场景的语义理解与综合分析核心，承担将底层感知数据上升至场景级语义解释的作用，实现复杂交通场景的结构化理解。在功能层面，模型能够对交通场景进行整体语义建模，理解车辆与行人之间的关系、交通规则约束及场景动态变化，支持场景描述、行为解释、规则合规判断及多轮交互问答，为交通指挥调度与智能决策系统提供认知级能力支持。</w:t>
       </w:r>
     </w:p>
     <w:p>
@@ -22489,97 +20355,7 @@
           <w:sz w:val="28"/>
           <w:szCs w:val="21"/>
         </w:rPr>
-        <w:t>定位于交通系统的高级决策与趋势</w:t>
-      </w:r>
-      <w:proofErr w:type="gramStart"/>
-      <w:r>
-        <w:rPr>
-          <w:rFonts w:ascii="等线" w:eastAsia="仿宋" w:hAnsi="等线" w:cs="Times New Roman"/>
-          <w:sz w:val="28"/>
-          <w:szCs w:val="21"/>
-        </w:rPr>
-        <w:t>研</w:t>
-      </w:r>
-      <w:proofErr w:type="gramEnd"/>
-      <w:r>
-        <w:rPr>
-          <w:rFonts w:ascii="等线" w:eastAsia="仿宋" w:hAnsi="等线" w:cs="Times New Roman"/>
-          <w:sz w:val="28"/>
-          <w:szCs w:val="21"/>
-        </w:rPr>
-        <w:t>判核心，承担对多</w:t>
-      </w:r>
-      <w:proofErr w:type="gramStart"/>
-      <w:r>
-        <w:rPr>
-          <w:rFonts w:ascii="等线" w:eastAsia="仿宋" w:hAnsi="等线" w:cs="Times New Roman"/>
-          <w:sz w:val="28"/>
-          <w:szCs w:val="21"/>
-        </w:rPr>
-        <w:t>源数据</w:t>
-      </w:r>
-      <w:proofErr w:type="gramEnd"/>
-      <w:r>
-        <w:rPr>
-          <w:rFonts w:ascii="等线" w:eastAsia="仿宋" w:hAnsi="等线" w:cs="Times New Roman"/>
-          <w:sz w:val="28"/>
-          <w:szCs w:val="21"/>
-        </w:rPr>
-        <w:t>进行融合分析与时空推理的作用，</w:t>
-      </w:r>
-      <w:proofErr w:type="gramStart"/>
-      <w:r>
-        <w:rPr>
-          <w:rFonts w:ascii="等线" w:eastAsia="仿宋" w:hAnsi="等线" w:cs="Times New Roman"/>
-          <w:sz w:val="28"/>
-          <w:szCs w:val="21"/>
-        </w:rPr>
-        <w:t>实现跨维度</w:t>
-      </w:r>
-      <w:proofErr w:type="gramEnd"/>
-      <w:r>
-        <w:rPr>
-          <w:rFonts w:ascii="等线" w:eastAsia="仿宋" w:hAnsi="等线" w:cs="Times New Roman"/>
-          <w:sz w:val="28"/>
-          <w:szCs w:val="21"/>
-        </w:rPr>
-        <w:t>、跨时间尺度的综合判断能力。在功能层面，模型融合视频数据、结构化轨迹数据、交通流量数据及文本规则信息，进行时空关系建模与趋势预测，可支持拥堵演化预测、风险扩散分析、交通态势</w:t>
-      </w:r>
-      <w:proofErr w:type="gramStart"/>
-      <w:r>
-        <w:rPr>
-          <w:rFonts w:ascii="等线" w:eastAsia="仿宋" w:hAnsi="等线" w:cs="Times New Roman"/>
-          <w:sz w:val="28"/>
-          <w:szCs w:val="21"/>
-        </w:rPr>
-        <w:t>研</w:t>
-      </w:r>
-      <w:proofErr w:type="gramEnd"/>
-      <w:r>
-        <w:rPr>
-          <w:rFonts w:ascii="等线" w:eastAsia="仿宋" w:hAnsi="等线" w:cs="Times New Roman"/>
-          <w:sz w:val="28"/>
-          <w:szCs w:val="21"/>
-        </w:rPr>
-        <w:t>判及辅助决策生成，为智慧交通系统提供</w:t>
-      </w:r>
-      <w:proofErr w:type="gramStart"/>
-      <w:r>
-        <w:rPr>
-          <w:rFonts w:ascii="等线" w:eastAsia="仿宋" w:hAnsi="等线" w:cs="Times New Roman"/>
-          <w:sz w:val="28"/>
-          <w:szCs w:val="21"/>
-        </w:rPr>
-        <w:t>战略级</w:t>
-      </w:r>
-      <w:proofErr w:type="gramEnd"/>
-      <w:r>
-        <w:rPr>
-          <w:rFonts w:ascii="等线" w:eastAsia="仿宋" w:hAnsi="等线" w:cs="Times New Roman"/>
-          <w:sz w:val="28"/>
-          <w:szCs w:val="21"/>
-        </w:rPr>
-        <w:t>智能分析能力。</w:t>
+        <w:t>定位于交通系统的高级决策与趋势研判核心，承担对多源数据进行融合分析与时空推理的作用，实现跨维度、跨时间尺度的综合判断能力。在功能层面，模型融合视频数据、结构化轨迹数据、交通流量数据及文本规则信息，进行时空关系建模与趋势预测，可支持拥堵演化预测、风险扩散分析、交通态势研判及辅助决策生成，为智慧交通系统提供战略级智能分析能力。</w:t>
       </w:r>
     </w:p>
     <w:p>
@@ -22789,61 +20565,7 @@
           <w:sz w:val="28"/>
           <w:szCs w:val="21"/>
         </w:rPr>
-        <w:t>定位于城市场景语义理解与关系推理核心，承担将底层感知结果上升为</w:t>
-      </w:r>
-      <w:proofErr w:type="gramStart"/>
-      <w:r>
-        <w:rPr>
-          <w:rFonts w:ascii="等线" w:eastAsia="仿宋" w:hAnsi="等线" w:cs="Times New Roman"/>
-          <w:sz w:val="28"/>
-          <w:szCs w:val="21"/>
-        </w:rPr>
-        <w:t>场景级</w:t>
-      </w:r>
-      <w:proofErr w:type="gramEnd"/>
-      <w:r>
-        <w:rPr>
-          <w:rFonts w:ascii="等线" w:eastAsia="仿宋" w:hAnsi="等线" w:cs="Times New Roman"/>
-          <w:sz w:val="28"/>
-          <w:szCs w:val="21"/>
-        </w:rPr>
-        <w:t>认知分析的作用，实现复杂城市环境的结构化语义建模。在功能层面，模型能够理解目标之间的空间关系与行为逻辑，支持场景描述、事件解释、规则匹配与交互式问答，实现对城市运行状态的语义</w:t>
-      </w:r>
-      <w:proofErr w:type="gramStart"/>
-      <w:r>
-        <w:rPr>
-          <w:rFonts w:ascii="等线" w:eastAsia="仿宋" w:hAnsi="等线" w:cs="Times New Roman"/>
-          <w:sz w:val="28"/>
-          <w:szCs w:val="21"/>
-        </w:rPr>
-        <w:t>化表达</w:t>
-      </w:r>
-      <w:proofErr w:type="gramEnd"/>
-      <w:r>
-        <w:rPr>
-          <w:rFonts w:ascii="等线" w:eastAsia="仿宋" w:hAnsi="等线" w:cs="Times New Roman"/>
-          <w:sz w:val="28"/>
-          <w:szCs w:val="21"/>
-        </w:rPr>
-        <w:t>与智能分析，为城市治理与管理决策提供认知</w:t>
-      </w:r>
-      <w:proofErr w:type="gramStart"/>
-      <w:r>
-        <w:rPr>
-          <w:rFonts w:ascii="等线" w:eastAsia="仿宋" w:hAnsi="等线" w:cs="Times New Roman"/>
-          <w:sz w:val="28"/>
-          <w:szCs w:val="21"/>
-        </w:rPr>
-        <w:t>层能力</w:t>
-      </w:r>
-      <w:proofErr w:type="gramEnd"/>
-      <w:r>
-        <w:rPr>
-          <w:rFonts w:ascii="等线" w:eastAsia="仿宋" w:hAnsi="等线" w:cs="Times New Roman"/>
-          <w:sz w:val="28"/>
-          <w:szCs w:val="21"/>
-        </w:rPr>
-        <w:t>支撑。</w:t>
+        <w:t>定位于城市场景语义理解与关系推理核心，承担将底层感知结果上升为场景级认知分析的作用，实现复杂城市环境的结构化语义建模。在功能层面，模型能够理解目标之间的空间关系与行为逻辑，支持场景描述、事件解释、规则匹配与交互式问答，实现对城市运行状态的语义化表达与智能分析，为城市治理与管理决策提供认知层能力支撑。</w:t>
       </w:r>
     </w:p>
     <w:p>
@@ -22903,25 +20625,7 @@
           <w:sz w:val="28"/>
           <w:szCs w:val="21"/>
         </w:rPr>
-        <w:t>作为城市视觉系统的特征基座能力平台，承担高质量视觉特征学习与统一向量表达生成的作用，为各类识别与检索任务提供通用表征支持。在功能层面，模型通过大规模</w:t>
-      </w:r>
-      <w:proofErr w:type="gramStart"/>
-      <w:r>
-        <w:rPr>
-          <w:rFonts w:ascii="等线" w:eastAsia="仿宋" w:hAnsi="等线" w:cs="Times New Roman"/>
-          <w:sz w:val="28"/>
-          <w:szCs w:val="21"/>
-        </w:rPr>
-        <w:t>自监督</w:t>
-      </w:r>
-      <w:proofErr w:type="gramEnd"/>
-      <w:r>
-        <w:rPr>
-          <w:rFonts w:ascii="等线" w:eastAsia="仿宋" w:hAnsi="等线" w:cs="Times New Roman"/>
-          <w:sz w:val="28"/>
-          <w:szCs w:val="21"/>
-        </w:rPr>
-        <w:t>或对比学习形成高判别性</w:t>
+        <w:t>作为城市视觉系统的特征基座能力平台，承担高质量视觉特征学习与统一向量表达生成的作用，为各类识别与检索任务提供通用表征支持。在功能层面，模型通过大规模自监督或对比学习形成高判别性</w:t>
       </w:r>
       <w:r>
         <w:rPr>
@@ -23138,25 +20842,7 @@
           <w:sz w:val="28"/>
           <w:szCs w:val="21"/>
         </w:rPr>
-        <w:t>承担城市交通环境中车辆身份识别与车辆轨迹关联分析的作用，是交通治理与城市运行管理的重要能力单元。在功能层面，模型支持车型识别、车牌识别、车辆特征提取及车辆重识别，实现</w:t>
-      </w:r>
-      <w:proofErr w:type="gramStart"/>
-      <w:r>
-        <w:rPr>
-          <w:rFonts w:ascii="等线" w:eastAsia="仿宋" w:hAnsi="等线" w:cs="Times New Roman"/>
-          <w:sz w:val="28"/>
-          <w:szCs w:val="21"/>
-        </w:rPr>
-        <w:t>跨点位车辆</w:t>
-      </w:r>
-      <w:proofErr w:type="gramEnd"/>
-      <w:r>
-        <w:rPr>
-          <w:rFonts w:ascii="等线" w:eastAsia="仿宋" w:hAnsi="等线" w:cs="Times New Roman"/>
-          <w:sz w:val="28"/>
-          <w:szCs w:val="21"/>
-        </w:rPr>
-        <w:t>匹配与轨迹串联，可支撑违章追踪、重点车辆布控及城市交通态势分析等业务需求。</w:t>
+        <w:t>承担城市交通环境中车辆身份识别与车辆轨迹关联分析的作用，是交通治理与城市运行管理的重要能力单元。在功能层面，模型支持车型识别、车牌识别、车辆特征提取及车辆重识别，实现跨点位车辆匹配与轨迹串联，可支撑违章追踪、重点车辆布控及城市交通态势分析等业务需求。</w:t>
       </w:r>
     </w:p>
     <w:p>
@@ -23224,61 +20910,7 @@
           <w:sz w:val="28"/>
           <w:szCs w:val="21"/>
         </w:rPr>
-        <w:t>定位于城市智能治理体系的高级决策与趋势</w:t>
-      </w:r>
-      <w:proofErr w:type="gramStart"/>
-      <w:r>
-        <w:rPr>
-          <w:rFonts w:ascii="等线" w:eastAsia="仿宋" w:hAnsi="等线" w:cs="Times New Roman"/>
-          <w:sz w:val="28"/>
-          <w:szCs w:val="21"/>
-        </w:rPr>
-        <w:t>研</w:t>
-      </w:r>
-      <w:proofErr w:type="gramEnd"/>
-      <w:r>
-        <w:rPr>
-          <w:rFonts w:ascii="等线" w:eastAsia="仿宋" w:hAnsi="等线" w:cs="Times New Roman"/>
-          <w:sz w:val="28"/>
-          <w:szCs w:val="21"/>
-        </w:rPr>
-        <w:t>判核心，承担多源异构数据融合分析与跨尺度时空推理的作用，构建全域态势感知与前瞻预测能力体系。在功能层面，模型融合视频数据、结构化轨迹数据、城市运行指标数据及政策规则文本信息，构建时空关联图谱与动态演化模型，实现跨区域、跨时间维度的趋势预测与风险扩散分析，支持城市态势</w:t>
-      </w:r>
-      <w:proofErr w:type="gramStart"/>
-      <w:r>
-        <w:rPr>
-          <w:rFonts w:ascii="等线" w:eastAsia="仿宋" w:hAnsi="等线" w:cs="Times New Roman"/>
-          <w:sz w:val="28"/>
-          <w:szCs w:val="21"/>
-        </w:rPr>
-        <w:t>研</w:t>
-      </w:r>
-      <w:proofErr w:type="gramEnd"/>
-      <w:r>
-        <w:rPr>
-          <w:rFonts w:ascii="等线" w:eastAsia="仿宋" w:hAnsi="等线" w:cs="Times New Roman"/>
-          <w:sz w:val="28"/>
-          <w:szCs w:val="21"/>
-        </w:rPr>
-        <w:t>判、资源调度优化及辅助决策生成，为智慧城市建设提供</w:t>
-      </w:r>
-      <w:proofErr w:type="gramStart"/>
-      <w:r>
-        <w:rPr>
-          <w:rFonts w:ascii="等线" w:eastAsia="仿宋" w:hAnsi="等线" w:cs="Times New Roman"/>
-          <w:sz w:val="28"/>
-          <w:szCs w:val="21"/>
-        </w:rPr>
-        <w:t>战略级</w:t>
-      </w:r>
-      <w:proofErr w:type="gramEnd"/>
-      <w:r>
-        <w:rPr>
-          <w:rFonts w:ascii="等线" w:eastAsia="仿宋" w:hAnsi="等线" w:cs="Times New Roman"/>
-          <w:sz w:val="28"/>
-          <w:szCs w:val="21"/>
-        </w:rPr>
-        <w:t>智能分析能力支撑。</w:t>
+        <w:t>定位于城市智能治理体系的高级决策与趋势研判核心，承担多源异构数据融合分析与跨尺度时空推理的作用，构建全域态势感知与前瞻预测能力体系。在功能层面，模型融合视频数据、结构化轨迹数据、城市运行指标数据及政策规则文本信息，构建时空关联图谱与动态演化模型，实现跨区域、跨时间维度的趋势预测与风险扩散分析，支持城市态势研判、资源调度优化及辅助决策生成，为智慧城市建设提供战略级智能分析能力支撑。</w:t>
       </w:r>
     </w:p>
     <w:p>
@@ -23895,25 +21527,7 @@
           <w:sz w:val="28"/>
           <w:szCs w:val="21"/>
         </w:rPr>
-        <w:t>定位于校园安全治理体系中的风险识别与应急预警核心，承担对校园场景中异常行为与突发事件进行自动检测、快速</w:t>
-      </w:r>
-      <w:proofErr w:type="gramStart"/>
-      <w:r>
-        <w:rPr>
-          <w:rFonts w:ascii="等线" w:eastAsia="仿宋" w:hAnsi="等线" w:cs="Times New Roman"/>
-          <w:sz w:val="28"/>
-          <w:szCs w:val="21"/>
-        </w:rPr>
-        <w:t>研</w:t>
-      </w:r>
-      <w:proofErr w:type="gramEnd"/>
-      <w:r>
-        <w:rPr>
-          <w:rFonts w:ascii="等线" w:eastAsia="仿宋" w:hAnsi="等线" w:cs="Times New Roman"/>
-          <w:sz w:val="28"/>
-          <w:szCs w:val="21"/>
-        </w:rPr>
-        <w:t>判与分级告警的作用，是构建</w:t>
+        <w:t>定位于校园安全治理体系中的风险识别与应急预警核心，承担对校园场景中异常行为与突发事件进行自动检测、快速研判与分级告警的作用，是构建</w:t>
       </w:r>
       <w:r>
         <w:rPr>
@@ -24013,25 +21627,7 @@
           <w:sz w:val="28"/>
           <w:szCs w:val="21"/>
         </w:rPr>
-        <w:t>定位于校园精细化行为感知与安全防控体系中的动作识别核心，承担对校园场景中个体及群体行为进行细粒度识别与动态分析的作用，是实现异常预警与行为</w:t>
-      </w:r>
-      <w:proofErr w:type="gramStart"/>
-      <w:r>
-        <w:rPr>
-          <w:rFonts w:ascii="等线" w:eastAsia="仿宋" w:hAnsi="等线" w:cs="Times New Roman"/>
-          <w:sz w:val="28"/>
-          <w:szCs w:val="21"/>
-        </w:rPr>
-        <w:t>研</w:t>
-      </w:r>
-      <w:proofErr w:type="gramEnd"/>
-      <w:r>
-        <w:rPr>
-          <w:rFonts w:ascii="等线" w:eastAsia="仿宋" w:hAnsi="等线" w:cs="Times New Roman"/>
-          <w:sz w:val="28"/>
-          <w:szCs w:val="21"/>
-        </w:rPr>
-        <w:t>判的重要基础能力。在功能层面，模型基于人体关键点检测与时序动作建模技术，对奔跑、打闹、推搡、摔倒、攀爬、尾随、长时间滞留等动作进行识别与分类，并结合行为持续时间、频率及空间位置进行综合判定；同时支持异常动作模式分析与风险等级评估，可为校园安全管理、课间秩序维护及重点区域风险防控提供实时、结构化的行为数据支撑。</w:t>
+        <w:t>定位于校园精细化行为感知与安全防控体系中的动作识别核心，承担对校园场景中个体及群体行为进行细粒度识别与动态分析的作用，是实现异常预警与行为研判的重要基础能力。在功能层面，模型基于人体关键点检测与时序动作建模技术，对奔跑、打闹、推搡、摔倒、攀爬、尾随、长时间滞留等动作进行识别与分类，并结合行为持续时间、频率及空间位置进行综合判定；同时支持异常动作模式分析与风险等级评估，可为校园安全管理、课间秩序维护及重点区域风险防控提供实时、结构化的行为数据支撑。</w:t>
       </w:r>
     </w:p>
     <w:p>
@@ -24809,25 +22405,7 @@
           <w:sz w:val="28"/>
           <w:szCs w:val="21"/>
         </w:rPr>
-        <w:t>定位于乡村安全治理与风险防控体系中的智能预警核心，承担对乡村场景中异常行为与突发事件进行自动识别、实时</w:t>
-      </w:r>
-      <w:proofErr w:type="gramStart"/>
-      <w:r>
-        <w:rPr>
-          <w:rFonts w:ascii="等线" w:eastAsia="仿宋" w:hAnsi="等线" w:cs="Times New Roman"/>
-          <w:sz w:val="28"/>
-          <w:szCs w:val="21"/>
-        </w:rPr>
-        <w:t>研</w:t>
-      </w:r>
-      <w:proofErr w:type="gramEnd"/>
-      <w:r>
-        <w:rPr>
-          <w:rFonts w:ascii="等线" w:eastAsia="仿宋" w:hAnsi="等线" w:cs="Times New Roman"/>
-          <w:sz w:val="28"/>
-          <w:szCs w:val="21"/>
-        </w:rPr>
-        <w:t>判与分级告警的作用，是提升基层治理数字化与精细化水平的重要技术支撑。在功能层面，模型基于视频时序建模与场景规则匹配能力，对非法闯入、盗窃行为、夜间异常活动、异常聚集、秸秆违规焚烧、牲畜异常集散、河道异常作业等情况进行识别与分类，并输出事件类型、发生时间、空间位置及关联目标信息；同时支持异常等级评估与联动处置机制，可与村级综治平台及应急响应流程对接，为乡村公共安全、生态保护及社会治理提供及时、精准、可追溯的智能预警能力。</w:t>
+        <w:t>定位于乡村安全治理与风险防控体系中的智能预警核心，承担对乡村场景中异常行为与突发事件进行自动识别、实时研判与分级告警的作用，是提升基层治理数字化与精细化水平的重要技术支撑。在功能层面，模型基于视频时序建模与场景规则匹配能力，对非法闯入、盗窃行为、夜间异常活动、异常聚集、秸秆违规焚烧、牲畜异常集散、河道异常作业等情况进行识别与分类，并输出事件类型、发生时间、空间位置及关联目标信息；同时支持异常等级评估与联动处置机制，可与村级综治平台及应急响应流程对接，为乡村公共安全、生态保护及社会治理提供及时、精准、可追溯的智能预警能力。</w:t>
       </w:r>
     </w:p>
     <w:p>
@@ -25260,25 +22838,32 @@
           <w:szCs w:val="21"/>
         </w:rPr>
         <w:lastRenderedPageBreak/>
-        <w:t>作用，是保障经营秩序与人员安全的重要技术支撑。在功能层面，模型基于视频时序分析与行为模式建模技术，对盗窃行为、打架冲突、异常聚集、长时间滞留、越界进入收银区、夜间非法闯入及可疑徘徊等情况进行识别与分类，并输出事件类型、发生时间、空间位置及关联目标信息；同时支持异常等级评估与告警联动机制，可与门禁系统、报警装置及经营管理平台对接，实现快速响应与事后溯源分析，为商</w:t>
-      </w:r>
-      <w:proofErr w:type="gramStart"/>
-      <w:r>
-        <w:rPr>
-          <w:rFonts w:ascii="等线" w:eastAsia="仿宋" w:hAnsi="等线" w:cs="Times New Roman"/>
-          <w:sz w:val="28"/>
-          <w:szCs w:val="21"/>
-        </w:rPr>
-        <w:t>铺安全</w:t>
-      </w:r>
-      <w:proofErr w:type="gramEnd"/>
-      <w:r>
-        <w:rPr>
-          <w:rFonts w:ascii="等线" w:eastAsia="仿宋" w:hAnsi="等线" w:cs="Times New Roman"/>
-          <w:sz w:val="28"/>
-          <w:szCs w:val="21"/>
-        </w:rPr>
-        <w:t>运营与精细化管理提供实时、精准、可追溯的智能保障能力。</w:t>
+        <w:t>作用，是保障经营秩序与人员安全的重要技术支撑。在功能层面，模型基于视频时序分析与行为模式建模技术，对</w:t>
+      </w:r>
+      <w:commentRangeStart w:id="5"/>
+      <w:r>
+        <w:rPr>
+          <w:rFonts w:ascii="等线" w:eastAsia="仿宋" w:hAnsi="等线" w:cs="Times New Roman"/>
+          <w:sz w:val="28"/>
+          <w:szCs w:val="21"/>
+        </w:rPr>
+        <w:t>盗窃行为</w:t>
+      </w:r>
+      <w:commentRangeEnd w:id="5"/>
+      <w:r>
+        <w:rPr>
+          <w:rStyle w:val="afb"/>
+          <w:rFonts w:ascii="等线" w:eastAsia="仿宋" w:hAnsi="等线" w:cs="Times New Roman"/>
+        </w:rPr>
+        <w:commentReference w:id="5"/>
+      </w:r>
+      <w:r>
+        <w:rPr>
+          <w:rFonts w:ascii="等线" w:eastAsia="仿宋" w:hAnsi="等线" w:cs="Times New Roman"/>
+          <w:sz w:val="28"/>
+          <w:szCs w:val="21"/>
+        </w:rPr>
+        <w:t>、打架冲突、异常聚集、长时间滞留、越界进入收银区、夜间非法闯入及可疑徘徊等情况进行识别与分类，并输出事件类型、发生时间、空间位置及关联目标信息；同时支持异常等级评估与告警联动机制，可与门禁系统、报警装置及经营管理平台对接，实现快速响应与事后溯源分析，为商铺安全运营与精细化管理提供实时、精准、可追溯的智能保障能力。</w:t>
       </w:r>
     </w:p>
     <w:p>
@@ -25375,29 +22960,7 @@
           <w:sz w:val="24"/>
           <w:szCs w:val="24"/>
         </w:rPr>
-        <w:t>商</w:t>
-      </w:r>
-      <w:proofErr w:type="gramStart"/>
-      <w:r>
-        <w:rPr>
-          <w:rFonts w:ascii="Times New Roman" w:eastAsia="宋体" w:hAnsi="Times New Roman" w:cs="Times New Roman"/>
-          <w:b/>
-          <w:color w:val="000000"/>
-          <w:sz w:val="24"/>
-          <w:szCs w:val="24"/>
-        </w:rPr>
-        <w:t>铺图理解</w:t>
-      </w:r>
-      <w:proofErr w:type="gramEnd"/>
-      <w:r>
-        <w:rPr>
-          <w:rFonts w:ascii="Times New Roman" w:eastAsia="宋体" w:hAnsi="Times New Roman" w:cs="Times New Roman"/>
-          <w:b/>
-          <w:color w:val="000000"/>
-          <w:sz w:val="24"/>
-          <w:szCs w:val="24"/>
-        </w:rPr>
-        <w:t>专业模型</w:t>
+        <w:t>商铺图理解专业模型</w:t>
       </w:r>
     </w:p>
     <w:p>
@@ -25592,7 +23155,7 @@
         </w:rPr>
         <w:t>定位于厨房安全监管与运营管理体系中的基础感知核心，承担对厨房场景进行全要素结构化解析的作用，为后续行为分析、异常预警与流程监管提供标准化视觉数据支撑。在功能层面，模型除支持对</w:t>
       </w:r>
-      <w:commentRangeStart w:id="5"/>
+      <w:commentRangeStart w:id="6"/>
       <w:r>
         <w:rPr>
           <w:rFonts w:ascii="等线" w:eastAsia="仿宋" w:hAnsi="等线" w:cs="Times New Roman"/>
@@ -25601,39 +23164,21 @@
         </w:rPr>
         <w:t>人员、车辆（如配送人员）</w:t>
       </w:r>
-      <w:commentRangeEnd w:id="5"/>
+      <w:commentRangeEnd w:id="6"/>
       <w:r>
         <w:rPr>
           <w:rStyle w:val="afb"/>
           <w:rFonts w:ascii="等线" w:eastAsia="仿宋" w:hAnsi="等线" w:cs="Times New Roman"/>
         </w:rPr>
-        <w:commentReference w:id="5"/>
-      </w:r>
-      <w:r>
-        <w:rPr>
-          <w:rFonts w:ascii="等线" w:eastAsia="仿宋" w:hAnsi="等线" w:cs="Times New Roman"/>
-          <w:sz w:val="28"/>
-          <w:szCs w:val="21"/>
-        </w:rPr>
-        <w:t>、门禁出入口等通用目标进行检测外，还针对厨房专业场景进行专项优化，支持对灶台、明火区域、燃气管线、油烟设备、冰箱、操作台、刀具、锅具、消毒柜、垃圾桶等厨房用具与设施进行识别与定位，并输出目标类别、空间位置及状态属性信息；同时可识别用具使用状态（如明火开启、设备运行、刀具暴露等），实现厨房环境与设备状态的数字化表达，为食品安全监管、消防风险防控及后</w:t>
-      </w:r>
-      <w:proofErr w:type="gramStart"/>
-      <w:r>
-        <w:rPr>
-          <w:rFonts w:ascii="等线" w:eastAsia="仿宋" w:hAnsi="等线" w:cs="Times New Roman"/>
-          <w:sz w:val="28"/>
-          <w:szCs w:val="21"/>
-        </w:rPr>
-        <w:t>厨规范</w:t>
-      </w:r>
-      <w:proofErr w:type="gramEnd"/>
-      <w:r>
-        <w:rPr>
-          <w:rFonts w:ascii="等线" w:eastAsia="仿宋" w:hAnsi="等线" w:cs="Times New Roman"/>
-          <w:sz w:val="28"/>
-          <w:szCs w:val="21"/>
-        </w:rPr>
-        <w:t>管理提供可靠的数据基础。</w:t>
+        <w:commentReference w:id="6"/>
+      </w:r>
+      <w:r>
+        <w:rPr>
+          <w:rFonts w:ascii="等线" w:eastAsia="仿宋" w:hAnsi="等线" w:cs="Times New Roman"/>
+          <w:sz w:val="28"/>
+          <w:szCs w:val="21"/>
+        </w:rPr>
+        <w:t>、门禁出入口等通用目标进行检测外，还针对厨房专业场景进行专项优化，支持对灶台、明火区域、燃气管线、油烟设备、冰箱、操作台、刀具、锅具、消毒柜、垃圾桶等厨房用具与设施进行识别与定位，并输出目标类别、空间位置及状态属性信息；同时可识别用具使用状态（如明火开启、设备运行、刀具暴露等），实现厨房环境与设备状态的数字化表达，为食品安全监管、消防风险防控及后厨规范管理提供可靠的数据基础。</w:t>
       </w:r>
     </w:p>
     <w:p>
@@ -25768,7 +23313,32 @@
           <w:sz w:val="28"/>
           <w:szCs w:val="21"/>
         </w:rPr>
-        <w:t>定位于餐饮场景安全监管与风险防控体系中的智能预警核心，承担对厨房环境中异常行为、违规操作及安全隐患进行自动识别与分级告警的作用，是保障食品安全与消防安全的重要技术支撑。在功能层面，模型基于视频时序分析与厨房作业规范建模能力，对明火无人值守、燃气泄漏异常征象、油锅起火、违规吸烟、未佩戴厨帽口罩、交叉污染操作、生熟混放、垃圾未及时清理等情况进行识别与分类，并输出事件类型、发生时间、空间位置及关联人员信息；同时支持风险等级评估与联动处置机制，可对接后厨管理系统与消防报警系统，实现实时预警、过程留痕与事后溯源分析，为厨房安全运营与规范管理提供精准、可追溯的智能保障能力。</w:t>
+        <w:t>定位于餐饮场景安全监管与风险防控体系中的智能预警核心，承担对厨房环境中异常行为、违规操作及安全隐患进行自动识别与分级告警的作用，是保障食品安全与消防安全的重要技术支撑。在功能层面，模型基于视频时序分析与厨房作业规范建模能力，对明火无人值守、</w:t>
+      </w:r>
+      <w:commentRangeStart w:id="7"/>
+      <w:r>
+        <w:rPr>
+          <w:rFonts w:ascii="等线" w:eastAsia="仿宋" w:hAnsi="等线" w:cs="Times New Roman"/>
+          <w:sz w:val="28"/>
+          <w:szCs w:val="21"/>
+        </w:rPr>
+        <w:t>燃气泄漏异常征象、</w:t>
+      </w:r>
+      <w:commentRangeEnd w:id="7"/>
+      <w:r>
+        <w:rPr>
+          <w:rStyle w:val="afb"/>
+          <w:rFonts w:ascii="等线" w:eastAsia="仿宋" w:hAnsi="等线" w:cs="Times New Roman"/>
+        </w:rPr>
+        <w:commentReference w:id="7"/>
+      </w:r>
+      <w:r>
+        <w:rPr>
+          <w:rFonts w:ascii="等线" w:eastAsia="仿宋" w:hAnsi="等线" w:cs="Times New Roman"/>
+          <w:sz w:val="28"/>
+          <w:szCs w:val="21"/>
+        </w:rPr>
+        <w:t>油锅起火、违规吸烟、未佩戴厨帽口罩、交叉污染操作、生熟混放、垃圾未及时清理等情况进行识别与分类，并输出事件类型、发生时间、空间位置及关联人员信息；同时支持风险等级评估与联动处置机制，可对接后厨管理系统与消防报警系统，实现实时预警、过程留痕与事后溯源分析，为厨房安全运营与规范管理提供精准、可追溯的智能保障能力。</w:t>
       </w:r>
     </w:p>
     <w:p>
@@ -25835,115 +23405,7 @@
           <w:sz w:val="28"/>
           <w:szCs w:val="21"/>
         </w:rPr>
-        <w:t>定位于餐饮后</w:t>
-      </w:r>
-      <w:proofErr w:type="gramStart"/>
-      <w:r>
-        <w:rPr>
-          <w:rFonts w:ascii="等线" w:eastAsia="仿宋" w:hAnsi="等线" w:cs="Times New Roman"/>
-          <w:sz w:val="28"/>
-          <w:szCs w:val="21"/>
-        </w:rPr>
-        <w:t>厨规范</w:t>
-      </w:r>
-      <w:proofErr w:type="gramEnd"/>
-      <w:r>
-        <w:rPr>
-          <w:rFonts w:ascii="等线" w:eastAsia="仿宋" w:hAnsi="等线" w:cs="Times New Roman"/>
-          <w:sz w:val="28"/>
-          <w:szCs w:val="21"/>
-        </w:rPr>
-        <w:t>作业与食品安全监管体系中的行为识别核心能力单元，承担对厨房人员操作动作进行精细化识别与合</w:t>
-      </w:r>
-      <w:proofErr w:type="gramStart"/>
-      <w:r>
-        <w:rPr>
-          <w:rFonts w:ascii="等线" w:eastAsia="仿宋" w:hAnsi="等线" w:cs="Times New Roman"/>
-          <w:sz w:val="28"/>
-          <w:szCs w:val="21"/>
-        </w:rPr>
-        <w:t>规</w:t>
-      </w:r>
-      <w:proofErr w:type="gramEnd"/>
-      <w:r>
-        <w:rPr>
-          <w:rFonts w:ascii="等线" w:eastAsia="仿宋" w:hAnsi="等线" w:cs="Times New Roman"/>
-          <w:sz w:val="28"/>
-          <w:szCs w:val="21"/>
-        </w:rPr>
-        <w:t>性分析的作用，是实现标准化作业监督与风险预防的重要技术支撑。在功能层面，模型基于人体关键点识别与时序动作建模技术，对切配操作、烹饪翻炒、</w:t>
-      </w:r>
-      <w:proofErr w:type="gramStart"/>
-      <w:r>
-        <w:rPr>
-          <w:rFonts w:ascii="等线" w:eastAsia="仿宋" w:hAnsi="等线" w:cs="Times New Roman"/>
-          <w:sz w:val="28"/>
-          <w:szCs w:val="21"/>
-        </w:rPr>
-        <w:t>端取热锅</w:t>
-      </w:r>
-      <w:proofErr w:type="gramEnd"/>
-      <w:r>
-        <w:rPr>
-          <w:rFonts w:ascii="等线" w:eastAsia="仿宋" w:hAnsi="等线" w:cs="Times New Roman"/>
-          <w:sz w:val="28"/>
-          <w:szCs w:val="21"/>
-        </w:rPr>
-        <w:t>、清洗消毒、</w:t>
-      </w:r>
-      <w:proofErr w:type="gramStart"/>
-      <w:r>
-        <w:rPr>
-          <w:rFonts w:ascii="等线" w:eastAsia="仿宋" w:hAnsi="等线" w:cs="Times New Roman"/>
-          <w:sz w:val="28"/>
-          <w:szCs w:val="21"/>
-        </w:rPr>
-        <w:t>食材分拣</w:t>
-      </w:r>
-      <w:proofErr w:type="gramEnd"/>
-      <w:r>
-        <w:rPr>
-          <w:rFonts w:ascii="等线" w:eastAsia="仿宋" w:hAnsi="等线" w:cs="Times New Roman"/>
-          <w:sz w:val="28"/>
-          <w:szCs w:val="21"/>
-        </w:rPr>
-        <w:t>等常规动作进行识别，同时对违规动作行为如生熟交叉处理、徒手接触熟食、未佩戴防护装备、长时间</w:t>
-      </w:r>
-      <w:proofErr w:type="gramStart"/>
-      <w:r>
-        <w:rPr>
-          <w:rFonts w:ascii="等线" w:eastAsia="仿宋" w:hAnsi="等线" w:cs="Times New Roman"/>
-          <w:sz w:val="28"/>
-          <w:szCs w:val="21"/>
-        </w:rPr>
-        <w:t>离岗未</w:t>
-      </w:r>
-      <w:proofErr w:type="gramEnd"/>
-      <w:r>
-        <w:rPr>
-          <w:rFonts w:ascii="等线" w:eastAsia="仿宋" w:hAnsi="等线" w:cs="Times New Roman"/>
-          <w:sz w:val="28"/>
-          <w:szCs w:val="21"/>
-        </w:rPr>
-        <w:t>关闭火源、违规吸烟等进行检测与分类；并结合操作时长、空间区域及作业流程规则进行合</w:t>
-      </w:r>
-      <w:proofErr w:type="gramStart"/>
-      <w:r>
-        <w:rPr>
-          <w:rFonts w:ascii="等线" w:eastAsia="仿宋" w:hAnsi="等线" w:cs="Times New Roman"/>
-          <w:sz w:val="28"/>
-          <w:szCs w:val="21"/>
-        </w:rPr>
-        <w:t>规</w:t>
-      </w:r>
-      <w:proofErr w:type="gramEnd"/>
-      <w:r>
-        <w:rPr>
-          <w:rFonts w:ascii="等线" w:eastAsia="仿宋" w:hAnsi="等线" w:cs="Times New Roman"/>
-          <w:sz w:val="28"/>
-          <w:szCs w:val="21"/>
-        </w:rPr>
-        <w:t>性判定与风险等级评估，输出结构化行为标签与告警信息，为后厨安全管理与品质控制提供实时、精准的行为分析支撑能力。</w:t>
+        <w:t>定位于餐饮后厨规范作业与食品安全监管体系中的行为识别核心能力单元，承担对厨房人员操作动作进行精细化识别与合规性分析的作用，是实现标准化作业监督与风险预防的重要技术支撑。在功能层面，模型基于人体关键点识别与时序动作建模技术，对切配操作、烹饪翻炒、端取热锅、清洗消毒、食材分拣等常规动作进行识别，同时对违规动作行为如生熟交叉处理、徒手接触熟食、未佩戴防护装备、长时间离岗未关闭火源、违规吸烟等进行检测与分类；并结合操作时长、空间区域及作业流程规则进行合规性判定与风险等级评估，输出结构化行为标签与告警信息，为后厨安全管理与品质控制提供实时、精准的行为分析支撑能力。</w:t>
       </w:r>
     </w:p>
     <w:p>
@@ -26122,6 +23584,7 @@
           <w:szCs w:val="21"/>
         </w:rPr>
       </w:pPr>
+      <w:commentRangeStart w:id="8"/>
       <w:r>
         <w:rPr>
           <w:rFonts w:ascii="Times New Roman" w:eastAsia="黑体" w:hAnsi="Times New Roman" w:cs="Times New Roman"/>
@@ -26129,6 +23592,14 @@
           <w:szCs w:val="21"/>
         </w:rPr>
         <w:t>环保要素解析模型</w:t>
+      </w:r>
+      <w:commentRangeEnd w:id="8"/>
+      <w:r>
+        <w:rPr>
+          <w:rStyle w:val="afb"/>
+          <w:rFonts w:ascii="等线" w:eastAsia="仿宋" w:hAnsi="等线" w:cs="Times New Roman"/>
+        </w:rPr>
+        <w:commentReference w:id="8"/>
       </w:r>
     </w:p>
     <w:p>
@@ -26165,25 +23636,7 @@
           <w:sz w:val="28"/>
           <w:szCs w:val="21"/>
         </w:rPr>
-        <w:t>定位于生态环境监测与治理体系中的基础感知核心，承担对环境监控视频及图像数据进行全要素结构化解析的作用，为污染识别、风险</w:t>
-      </w:r>
-      <w:proofErr w:type="gramStart"/>
-      <w:r>
-        <w:rPr>
-          <w:rFonts w:ascii="等线" w:eastAsia="仿宋" w:hAnsi="等线" w:cs="Times New Roman"/>
-          <w:sz w:val="28"/>
-          <w:szCs w:val="21"/>
-        </w:rPr>
-        <w:t>研</w:t>
-      </w:r>
-      <w:proofErr w:type="gramEnd"/>
-      <w:r>
-        <w:rPr>
-          <w:rFonts w:ascii="等线" w:eastAsia="仿宋" w:hAnsi="等线" w:cs="Times New Roman"/>
-          <w:sz w:val="28"/>
-          <w:szCs w:val="21"/>
-        </w:rPr>
-        <w:t>判与执法监管提供标准化数据支撑。在功能层面，模型支持对河道水体、烟囱排放、扬尘区域、垃圾堆放、渣土车辆、裸土覆盖情况、植被状态及相关作业设备等要素进行检测与分类，并输出目标类别、空间位置及状态属性信息；同时具备适应复杂光照、远距离观测及气候变化条件的鲁棒性，实现环境要素的数字化表达与动态监测，为环保巡查、污染溯源及治理评估提供可靠的视觉数据基础。</w:t>
+        <w:t>定位于生态环境监测与治理体系中的基础感知核心，承担对环境监控视频及图像数据进行全要素结构化解析的作用，为污染识别、风险研判与执法监管提供标准化数据支撑。在功能层面，模型支持对河道水体、烟囱排放、扬尘区域、垃圾堆放、渣土车辆、裸土覆盖情况、植被状态及相关作业设备等要素进行检测与分类，并输出目标类别、空间位置及状态属性信息；同时具备适应复杂光照、远距离观测及气候变化条件的鲁棒性，实现环境要素的数字化表达与动态监测，为环保巡查、污染溯源及治理评估提供可靠的视觉数据基础。</w:t>
       </w:r>
     </w:p>
     <w:p>
@@ -26307,25 +23760,7 @@
           <w:sz w:val="28"/>
           <w:szCs w:val="21"/>
         </w:rPr>
-        <w:t>定位于生态环境监管与污染防控体系中的智能预警核心，承担对环境监控场景中异常排放与违规行为进行自动识别、快速</w:t>
-      </w:r>
-      <w:proofErr w:type="gramStart"/>
-      <w:r>
-        <w:rPr>
-          <w:rFonts w:ascii="等线" w:eastAsia="仿宋" w:hAnsi="等线" w:cs="Times New Roman"/>
-          <w:sz w:val="28"/>
-          <w:szCs w:val="21"/>
-        </w:rPr>
-        <w:t>研</w:t>
-      </w:r>
-      <w:proofErr w:type="gramEnd"/>
-      <w:r>
-        <w:rPr>
-          <w:rFonts w:ascii="等线" w:eastAsia="仿宋" w:hAnsi="等线" w:cs="Times New Roman"/>
-          <w:sz w:val="28"/>
-          <w:szCs w:val="21"/>
-        </w:rPr>
-        <w:t>判与分级告警的作用，是提升环保执法效率与精准监管能力的重要技术支撑。在功能层面，模型基于视频时序分析与环境要素建模能力，对异常烟气排放、黑烟超标、扬尘异常升高、露天焚烧、非法倾倒垃圾、渣土车违规覆盖不严及水体异常颜色变化等情况进行识别与分类，并输出事件类型、发生时间、空间位置及关联主体信息；同时支持风险等级评估与联动处置机制，可对接环保监管平台与执法流程，实现实时预警、证据留存与事后溯源分析，为环境治理与污染防控提供精准、可追溯的智能化支撑能力。</w:t>
+        <w:t>定位于生态环境监管与污染防控体系中的智能预警核心，承担对环境监控场景中异常排放与违规行为进行自动识别、快速研判与分级告警的作用，是提升环保执法效率与精准监管能力的重要技术支撑。在功能层面，模型基于视频时序分析与环境要素建模能力，对异常烟气排放、黑烟超标、扬尘异常升高、露天焚烧、非法倾倒垃圾、渣土车违规覆盖不严及水体异常颜色变化等情况进行识别与分类，并输出事件类型、发生时间、空间位置及关联主体信息；同时支持风险等级评估与联动处置机制，可对接环保监管平台与执法流程，实现实时预警、证据留存与事后溯源分析，为环境治理与污染防控提供精准、可追溯的智能化支撑能力。</w:t>
       </w:r>
     </w:p>
     <w:p>
@@ -26744,43 +24179,7 @@
           <w:sz w:val="28"/>
           <w:szCs w:val="21"/>
         </w:rPr>
-        <w:t>定位于施工现场安全生产监管体系中的行为识别核心能力单元，承担对作业人员动作行为进行精细化识别与合</w:t>
-      </w:r>
-      <w:proofErr w:type="gramStart"/>
-      <w:r>
-        <w:rPr>
-          <w:rFonts w:ascii="等线" w:eastAsia="仿宋" w:hAnsi="等线" w:cs="Times New Roman"/>
-          <w:sz w:val="28"/>
-          <w:szCs w:val="21"/>
-        </w:rPr>
-        <w:t>规</w:t>
-      </w:r>
-      <w:proofErr w:type="gramEnd"/>
-      <w:r>
-        <w:rPr>
-          <w:rFonts w:ascii="等线" w:eastAsia="仿宋" w:hAnsi="等线" w:cs="Times New Roman"/>
-          <w:sz w:val="28"/>
-          <w:szCs w:val="21"/>
-        </w:rPr>
-        <w:t>性分析的作用，是实现风险预防与规范作业管理的重要技术支撑。在功能层面，模型基于人体检测与关键点识别技术，结合时序动作建模算法，对攀爬作业、弯腰搬运、高空作业姿态、跌倒滑落、违规跨越防护区、未规范操作机械设备等动作进行识别与分类，并结合安全规范规则进行合</w:t>
-      </w:r>
-      <w:proofErr w:type="gramStart"/>
-      <w:r>
-        <w:rPr>
-          <w:rFonts w:ascii="等线" w:eastAsia="仿宋" w:hAnsi="等线" w:cs="Times New Roman"/>
-          <w:sz w:val="28"/>
-          <w:szCs w:val="21"/>
-        </w:rPr>
-        <w:t>规</w:t>
-      </w:r>
-      <w:proofErr w:type="gramEnd"/>
-      <w:r>
-        <w:rPr>
-          <w:rFonts w:ascii="等线" w:eastAsia="仿宋" w:hAnsi="等线" w:cs="Times New Roman"/>
-          <w:sz w:val="28"/>
-          <w:szCs w:val="21"/>
-        </w:rPr>
-        <w:t>性判定与风险等级评估；同时支持异常动作实时告警与行为数据结构化输出，可为安全巡检、作业监管及事故预防提供精准、可量化的智能分析能力。</w:t>
+        <w:t>定位于施工现场安全生产监管体系中的行为识别核心能力单元，承担对作业人员动作行为进行精细化识别与合规性分析的作用，是实现风险预防与规范作业管理的重要技术支撑。在功能层面，模型基于人体检测与关键点识别技术，结合时序动作建模算法，对攀爬作业、弯腰搬运、高空作业姿态、跌倒滑落、违规跨越防护区、未规范操作机械设备等动作进行识别与分类，并结合安全规范规则进行合规性判定与风险等级评估；同时支持异常动作实时告警与行为数据结构化输出，可为安全巡检、作业监管及事故预防提供精准、可量化的智能分析能力。</w:t>
       </w:r>
     </w:p>
     <w:p>
@@ -27140,25 +24539,7 @@
           <w:sz w:val="28"/>
           <w:szCs w:val="21"/>
         </w:rPr>
-        <w:t>定位于铁路运营安全保障体系中的智能风险识别核心，承担对铁路沿线及站场场景中的异常行为与突发事件进行自动检测、快速</w:t>
-      </w:r>
-      <w:proofErr w:type="gramStart"/>
-      <w:r>
-        <w:rPr>
-          <w:rFonts w:ascii="等线" w:eastAsia="仿宋" w:hAnsi="等线" w:cs="Times New Roman"/>
-          <w:sz w:val="28"/>
-          <w:szCs w:val="21"/>
-        </w:rPr>
-        <w:t>研</w:t>
-      </w:r>
-      <w:proofErr w:type="gramEnd"/>
-      <w:r>
-        <w:rPr>
-          <w:rFonts w:ascii="等线" w:eastAsia="仿宋" w:hAnsi="等线" w:cs="Times New Roman"/>
-          <w:sz w:val="28"/>
-          <w:szCs w:val="21"/>
-        </w:rPr>
-        <w:t>判与分级预警的作用，是保障行车安全与运营稳定的重要技术支撑。在功能层面，模型基于视频时序分析与场景规则建模能力，对人员侵入轨道、翻越围栏、滞留线路、抛掷异物、设备异常状态、烟火异常及可疑聚集等情况进行识别与分类，并输出事件类型、发生时间、</w:t>
+        <w:t>定位于铁路运营安全保障体系中的智能风险识别核心，承担对铁路沿线及站场场景中的异常行为与突发事件进行自动检测、快速研判与分级预警的作用，是保障行车安全与运营稳定的重要技术支撑。在功能层面，模型基于视频时序分析与场景规则建模能力，对人员侵入轨道、翻越围栏、滞留线路、抛掷异物、设备异常状态、烟火异常及可疑聚集等情况进行识别与分类，并输出事件类型、发生时间、</w:t>
       </w:r>
       <w:r>
         <w:rPr>
@@ -27167,25 +24548,7 @@
           <w:szCs w:val="21"/>
         </w:rPr>
         <w:lastRenderedPageBreak/>
-        <w:t>空间位置及关联目标信息；同时支持风险等级评估与联动处置机制，可与调度系统、报警系统及应急响应流程对接，实现实时告警、闭环处置与事后溯源分析，为铁路运行安全与综合管</w:t>
-      </w:r>
-      <w:proofErr w:type="gramStart"/>
-      <w:r>
-        <w:rPr>
-          <w:rFonts w:ascii="等线" w:eastAsia="仿宋" w:hAnsi="等线" w:cs="Times New Roman"/>
-          <w:sz w:val="28"/>
-          <w:szCs w:val="21"/>
-        </w:rPr>
-        <w:t>控提供</w:t>
-      </w:r>
-      <w:proofErr w:type="gramEnd"/>
-      <w:r>
-        <w:rPr>
-          <w:rFonts w:ascii="等线" w:eastAsia="仿宋" w:hAnsi="等线" w:cs="Times New Roman"/>
-          <w:sz w:val="28"/>
-          <w:szCs w:val="21"/>
-        </w:rPr>
-        <w:t>高可靠性的智能预警能力。</w:t>
+        <w:t>空间位置及关联目标信息；同时支持风险等级评估与联动处置机制，可与调度系统、报警系统及应急响应流程对接，实现实时告警、闭环处置与事后溯源分析，为铁路运行安全与综合管控提供高可靠性的智能预警能力。</w:t>
       </w:r>
     </w:p>
     <w:p>
@@ -27252,25 +24615,7 @@
           <w:sz w:val="28"/>
           <w:szCs w:val="21"/>
         </w:rPr>
-        <w:t>定位于智能视觉体系中的行为识别核心能力单元，承担对监控场景中个体及群体动作进行精细化识别与动态分析的作用，是实现异常预警、行为</w:t>
-      </w:r>
-      <w:proofErr w:type="gramStart"/>
-      <w:r>
-        <w:rPr>
-          <w:rFonts w:ascii="等线" w:eastAsia="仿宋" w:hAnsi="等线" w:cs="Times New Roman"/>
-          <w:sz w:val="28"/>
-          <w:szCs w:val="21"/>
-        </w:rPr>
-        <w:t>研</w:t>
-      </w:r>
-      <w:proofErr w:type="gramEnd"/>
-      <w:r>
-        <w:rPr>
-          <w:rFonts w:ascii="等线" w:eastAsia="仿宋" w:hAnsi="等线" w:cs="Times New Roman"/>
-          <w:sz w:val="28"/>
-          <w:szCs w:val="21"/>
-        </w:rPr>
-        <w:t>判与风险防控的重要基础模块。在功能层面，模型基于人体关键点检测与时序动作建模技术，对奔跑、跌倒、推搡、攀爬、尾随、徘徊、聚集等动作进行识别与分类，并结合动作持续时间、空间位置及行为频次进行综合判定；同时支持动作模式建模与风险等级评估，可输出结构化行为数据及告警信息，为安防管理、秩序维护与智能监管系统提供实时、精准的行为分析能力支撑。</w:t>
+        <w:t>定位于智能视觉体系中的行为识别核心能力单元，承担对监控场景中个体及群体动作进行精细化识别与动态分析的作用，是实现异常预警、行为研判与风险防控的重要基础模块。在功能层面，模型基于人体关键点检测与时序动作建模技术，对奔跑、跌倒、推搡、攀爬、尾随、徘徊、聚集等动作进行识别与分类，并结合动作持续时间、空间位置及行为频次进行综合判定；同时支持动作模式建模与风险等级评估，可输出结构化行为数据及告警信息，为安防管理、秩序维护与智能监管系统提供实时、精准的行为分析能力支撑。</w:t>
       </w:r>
     </w:p>
     <w:p>
@@ -27561,7 +24906,6 @@
         </w:rPr>
         <w:t>、</w:t>
       </w:r>
-      <w:proofErr w:type="spellStart"/>
       <w:r>
         <w:rPr>
           <w:rFonts w:ascii="Times New Roman" w:eastAsia="仿宋" w:hAnsi="Times New Roman" w:cs="Times New Roman"/>
@@ -27570,7 +24914,6 @@
         </w:rPr>
         <w:t>OpenCompass</w:t>
       </w:r>
-      <w:proofErr w:type="spellEnd"/>
       <w:r>
         <w:rPr>
           <w:rFonts w:ascii="Times New Roman" w:eastAsia="仿宋" w:hAnsi="Times New Roman" w:cs="Times New Roman"/>
@@ -27579,7 +24922,6 @@
         </w:rPr>
         <w:t>和</w:t>
       </w:r>
-      <w:proofErr w:type="spellStart"/>
       <w:r>
         <w:rPr>
           <w:rFonts w:ascii="Times New Roman" w:eastAsia="仿宋" w:hAnsi="Times New Roman" w:cs="Times New Roman"/>
@@ -27588,7 +24930,6 @@
         </w:rPr>
         <w:t>FlagEval</w:t>
       </w:r>
-      <w:proofErr w:type="spellEnd"/>
       <w:r>
         <w:rPr>
           <w:rFonts w:ascii="Times New Roman" w:eastAsia="仿宋" w:hAnsi="Times New Roman" w:cs="Times New Roman"/>
@@ -27673,50 +25014,32 @@
           <w:sz w:val="28"/>
           <w:szCs w:val="21"/>
         </w:rPr>
-        <w:t>、评测策略的多变性：同一数据</w:t>
-      </w:r>
-      <w:proofErr w:type="gramStart"/>
+        <w:t>、评测策略的多变性：同一数据集可能因为评测策略的不同而导致模型得分的巨大差异。例如，</w:t>
+      </w:r>
+      <w:commentRangeStart w:id="9"/>
       <w:r>
         <w:rPr>
           <w:rFonts w:ascii="Times New Roman" w:eastAsia="仿宋" w:hAnsi="Times New Roman" w:cs="Times New Roman"/>
           <w:sz w:val="28"/>
           <w:szCs w:val="21"/>
         </w:rPr>
-        <w:t>集可能</w:t>
-      </w:r>
-      <w:proofErr w:type="gramEnd"/>
+        <w:t>Prompt</w:t>
+      </w:r>
       <w:r>
         <w:rPr>
           <w:rFonts w:ascii="Times New Roman" w:eastAsia="仿宋" w:hAnsi="Times New Roman" w:cs="Times New Roman"/>
           <w:sz w:val="28"/>
           <w:szCs w:val="21"/>
         </w:rPr>
-        <w:t>因为评测策略的不同而导致模型得分的巨大差异。例如，</w:t>
-      </w:r>
-      <w:commentRangeStart w:id="6"/>
-      <w:r>
-        <w:rPr>
-          <w:rFonts w:ascii="Times New Roman" w:eastAsia="仿宋" w:hAnsi="Times New Roman" w:cs="Times New Roman"/>
-          <w:sz w:val="28"/>
-          <w:szCs w:val="21"/>
-        </w:rPr>
-        <w:t>Prompt</w:t>
-      </w:r>
-      <w:r>
-        <w:rPr>
-          <w:rFonts w:ascii="Times New Roman" w:eastAsia="仿宋" w:hAnsi="Times New Roman" w:cs="Times New Roman"/>
-          <w:sz w:val="28"/>
-          <w:szCs w:val="21"/>
-        </w:rPr>
         <w:t>构建时的轻微区别、多一个回车或者冒号，都会导致不同的测评结果不同</w:t>
       </w:r>
-      <w:commentRangeEnd w:id="6"/>
+      <w:commentRangeEnd w:id="9"/>
       <w:r>
         <w:rPr>
           <w:rStyle w:val="afb"/>
           <w:rFonts w:ascii="等线" w:eastAsia="仿宋" w:hAnsi="等线" w:cs="Times New Roman"/>
         </w:rPr>
-        <w:commentReference w:id="6"/>
+        <w:commentReference w:id="9"/>
       </w:r>
       <w:r>
         <w:rPr>
@@ -27951,7 +25274,7 @@
           <w:szCs w:val="20"/>
         </w:rPr>
       </w:pPr>
-      <w:bookmarkStart w:id="7" w:name="_Toc197702721"/>
+      <w:bookmarkStart w:id="10" w:name="_Toc197702721"/>
       <w:r>
         <w:rPr>
           <w:rFonts w:ascii="Times New Roman" w:eastAsia="黑体" w:hAnsi="Times New Roman" w:cs="Times New Roman"/>
@@ -28042,7 +25365,7 @@
         </w:rPr>
         <w:t>测评体系结构图</w:t>
       </w:r>
-      <w:bookmarkEnd w:id="7"/>
+      <w:bookmarkEnd w:id="10"/>
     </w:p>
     <w:p>
       <w:pPr>
@@ -28225,7 +25548,7 @@
           <w:szCs w:val="20"/>
         </w:rPr>
       </w:pPr>
-      <w:bookmarkStart w:id="8" w:name="_Toc197702722"/>
+      <w:bookmarkStart w:id="11" w:name="_Toc197702722"/>
       <w:r>
         <w:rPr>
           <w:rFonts w:ascii="Times New Roman" w:eastAsia="黑体" w:hAnsi="Times New Roman" w:cs="Times New Roman"/>
@@ -28316,7 +25639,7 @@
         </w:rPr>
         <w:t>安防行业大模型应用能力测评方向</w:t>
       </w:r>
-      <w:bookmarkEnd w:id="8"/>
+      <w:bookmarkEnd w:id="11"/>
     </w:p>
     <w:p>
       <w:pPr>
@@ -28355,25 +25678,7 @@
           <w:szCs w:val="21"/>
         </w:rPr>
         <w:lastRenderedPageBreak/>
-        <w:t>测评将从共性安防能力、安全性和</w:t>
-      </w:r>
-      <w:proofErr w:type="gramStart"/>
-      <w:r>
-        <w:rPr>
-          <w:rFonts w:ascii="等线" w:eastAsia="仿宋" w:hAnsi="等线" w:cs="Times New Roman"/>
-          <w:sz w:val="28"/>
-          <w:szCs w:val="21"/>
-        </w:rPr>
-        <w:t>可</w:t>
-      </w:r>
-      <w:proofErr w:type="gramEnd"/>
-      <w:r>
-        <w:rPr>
-          <w:rFonts w:ascii="等线" w:eastAsia="仿宋" w:hAnsi="等线" w:cs="Times New Roman"/>
-          <w:sz w:val="28"/>
-          <w:szCs w:val="21"/>
-        </w:rPr>
-        <w:t>解释性等多方面考察模型的能力。安全性方面的评估主要关注模型应对对抗攻击、注入攻击、恶意攻击等手段的能力；可解释性方面的评估主要关注合理性、忠实度、稳定性、鲁棒性等模型使用上的维度。</w:t>
+        <w:t>测评将从共性安防能力、安全性和可解释性等多方面考察模型的能力。安全性方面的评估主要关注模型应对对抗攻击、注入攻击、恶意攻击等手段的能力；可解释性方面的评估主要关注合理性、忠实度、稳定性、鲁棒性等模型使用上的维度。</w:t>
       </w:r>
     </w:p>
     <w:p>
@@ -28457,25 +25762,7 @@
           <w:sz w:val="28"/>
           <w:szCs w:val="21"/>
         </w:rPr>
-        <w:t>从多个维度全面</w:t>
-      </w:r>
-      <w:proofErr w:type="gramStart"/>
-      <w:r>
-        <w:rPr>
-          <w:rFonts w:ascii="等线" w:eastAsia="仿宋" w:hAnsi="等线" w:cs="Times New Roman"/>
-          <w:sz w:val="28"/>
-          <w:szCs w:val="21"/>
-        </w:rPr>
-        <w:t>考量</w:t>
-      </w:r>
-      <w:proofErr w:type="gramEnd"/>
-      <w:r>
-        <w:rPr>
-          <w:rFonts w:ascii="等线" w:eastAsia="仿宋" w:hAnsi="等线" w:cs="Times New Roman"/>
-          <w:sz w:val="28"/>
-          <w:szCs w:val="21"/>
-        </w:rPr>
-        <w:t>其性能表现，利用多样化的任务来测试模型的各种能力，针对性地选择合适的评测指标，以确保准确衡量模型的性能。</w:t>
+        <w:t>从多个维度全面考量其性能表现，利用多样化的任务来测试模型的各种能力，针对性地选择合适的评测指标，以确保准确衡量模型的性能。</w:t>
       </w:r>
     </w:p>
     <w:p>
@@ -28575,27 +25862,7 @@
           <w:sz w:val="28"/>
           <w:szCs w:val="28"/>
         </w:rPr>
-        <w:t>。精确</w:t>
-      </w:r>
-      <w:proofErr w:type="gramStart"/>
-      <w:r>
-        <w:rPr>
-          <w:rFonts w:ascii="等线" w:eastAsia="仿宋" w:hAnsi="等线" w:cs="Times New Roman"/>
-          <w:color w:val="000000"/>
-          <w:sz w:val="28"/>
-          <w:szCs w:val="28"/>
-        </w:rPr>
-        <w:t>率表示</w:t>
-      </w:r>
-      <w:proofErr w:type="gramEnd"/>
-      <w:r>
-        <w:rPr>
-          <w:rFonts w:ascii="等线" w:eastAsia="仿宋" w:hAnsi="等线" w:cs="Times New Roman"/>
-          <w:color w:val="000000"/>
-          <w:sz w:val="28"/>
-          <w:szCs w:val="28"/>
-        </w:rPr>
-        <w:t>模型预测为正例的样本中真正为正例的比例，其定义为：</w:t>
+        <w:t>。精确率表示模型预测为正例的样本中真正为正例的比例，其定义为：</w:t>
       </w:r>
     </w:p>
     <w:p>
@@ -28720,27 +25987,7 @@
           <w:sz w:val="28"/>
           <w:szCs w:val="28"/>
         </w:rPr>
-        <w:t>。召回</w:t>
-      </w:r>
-      <w:proofErr w:type="gramStart"/>
-      <w:r>
-        <w:rPr>
-          <w:rFonts w:ascii="等线" w:eastAsia="仿宋" w:hAnsi="等线" w:cs="Times New Roman"/>
-          <w:color w:val="000000"/>
-          <w:sz w:val="28"/>
-          <w:szCs w:val="28"/>
-        </w:rPr>
-        <w:t>率表示</w:t>
-      </w:r>
-      <w:proofErr w:type="gramEnd"/>
-      <w:r>
-        <w:rPr>
-          <w:rFonts w:ascii="等线" w:eastAsia="仿宋" w:hAnsi="等线" w:cs="Times New Roman"/>
-          <w:color w:val="000000"/>
-          <w:sz w:val="28"/>
-          <w:szCs w:val="28"/>
-        </w:rPr>
-        <w:t>所有真正为正例的样本中被模型正确预测出来的比例，其定义为：</w:t>
+        <w:t>。召回率表示所有真正为正例的样本中被模型正确预测出来的比例，其定义为：</w:t>
       </w:r>
     </w:p>
     <w:p>
@@ -29019,25 +26266,7 @@
           <w:sz w:val="28"/>
           <w:szCs w:val="21"/>
         </w:rPr>
-        <w:t>语言建模是一类根据给定的前</w:t>
-      </w:r>
-      <w:proofErr w:type="gramStart"/>
-      <w:r>
-        <w:rPr>
-          <w:rFonts w:ascii="等线" w:eastAsia="仿宋" w:hAnsi="等线" w:cs="Times New Roman"/>
-          <w:sz w:val="28"/>
-          <w:szCs w:val="21"/>
-        </w:rPr>
-        <w:t>文词元</w:t>
-      </w:r>
-      <w:proofErr w:type="gramEnd"/>
-      <w:r>
-        <w:rPr>
-          <w:rFonts w:ascii="等线" w:eastAsia="仿宋" w:hAnsi="等线" w:cs="Times New Roman"/>
-          <w:sz w:val="28"/>
-          <w:szCs w:val="21"/>
-        </w:rPr>
-        <w:t>来预测后续的词元的基础任务，反映的是模型对语言的基本理解能力。由于文本长度等因素会</w:t>
+        <w:t>语言建模是一类根据给定的前文词元来预测后续的词元的基础任务，反映的是模型对语言的基本理解能力。由于文本长度等因素会</w:t>
       </w:r>
       <w:r>
         <w:rPr>
@@ -29365,23 +26594,13 @@
           <m:t xml:space="preserve"> u </m:t>
         </m:r>
       </m:oMath>
-      <w:proofErr w:type="gramStart"/>
-      <w:r>
-        <w:rPr>
-          <w:rFonts w:ascii="等线" w:eastAsia="仿宋" w:hAnsi="等线" w:cs="Times New Roman"/>
-          <w:sz w:val="28"/>
-          <w:szCs w:val="21"/>
-        </w:rPr>
-        <w:t>中词元</w:t>
-      </w:r>
-      <w:proofErr w:type="gramEnd"/>
-      <w:r>
-        <w:rPr>
-          <w:rFonts w:ascii="等线" w:eastAsia="仿宋" w:hAnsi="等线" w:cs="Times New Roman"/>
-          <w:sz w:val="28"/>
-          <w:szCs w:val="21"/>
-        </w:rPr>
-        <w:t>的总数，</w:t>
+      <w:r>
+        <w:rPr>
+          <w:rFonts w:ascii="等线" w:eastAsia="仿宋" w:hAnsi="等线" w:cs="Times New Roman"/>
+          <w:sz w:val="28"/>
+          <w:szCs w:val="21"/>
+        </w:rPr>
+        <w:t>中词元的总数，</w:t>
       </w:r>
       <m:oMath>
         <m:r>
@@ -29649,9 +26868,8 @@
           <w:szCs w:val="28"/>
         </w:rPr>
         <w:lastRenderedPageBreak/>
-        <w:t>一种在机器翻译领域广泛采用的评估指标，其通过计算机器翻译输出（</w:t>
-      </w:r>
-      <w:proofErr w:type="gramStart"/>
+        <w:t>一种在机器翻译领域广泛采用的评估指标，其通过计算机器翻译输出（下称为</w:t>
+      </w:r>
       <w:r>
         <w:rPr>
           <w:rFonts w:ascii="等线" w:eastAsia="仿宋" w:hAnsi="等线" w:cs="Times New Roman"/>
@@ -29659,9 +26877,8 @@
           <w:sz w:val="28"/>
           <w:szCs w:val="28"/>
         </w:rPr>
-        <w:t>下称为</w:t>
-      </w:r>
-      <w:proofErr w:type="gramEnd"/>
+        <w:t>“</w:t>
+      </w:r>
       <w:r>
         <w:rPr>
           <w:rFonts w:ascii="等线" w:eastAsia="仿宋" w:hAnsi="等线" w:cs="Times New Roman"/>
@@ -29669,7 +26886,7 @@
           <w:sz w:val="28"/>
           <w:szCs w:val="28"/>
         </w:rPr>
-        <w:t>“</w:t>
+        <w:t>候选文本</w:t>
       </w:r>
       <w:r>
         <w:rPr>
@@ -29678,7 +26895,7 @@
           <w:sz w:val="28"/>
           <w:szCs w:val="28"/>
         </w:rPr>
-        <w:t>候选文本</w:t>
+        <w:t>”</w:t>
       </w:r>
       <w:r>
         <w:rPr>
@@ -29687,28 +26904,8 @@
           <w:sz w:val="28"/>
           <w:szCs w:val="28"/>
         </w:rPr>
-        <w:t>”</w:t>
-      </w:r>
-      <w:r>
-        <w:rPr>
-          <w:rFonts w:ascii="等线" w:eastAsia="仿宋" w:hAnsi="等线" w:cs="Times New Roman"/>
-          <w:color w:val="000000"/>
-          <w:sz w:val="28"/>
-          <w:szCs w:val="28"/>
-        </w:rPr>
-        <w:t>）与参考翻译文本（</w:t>
-      </w:r>
-      <w:proofErr w:type="gramStart"/>
-      <w:r>
-        <w:rPr>
-          <w:rFonts w:ascii="等线" w:eastAsia="仿宋" w:hAnsi="等线" w:cs="Times New Roman"/>
-          <w:color w:val="000000"/>
-          <w:sz w:val="28"/>
-          <w:szCs w:val="28"/>
-        </w:rPr>
-        <w:t>下称为</w:t>
-      </w:r>
-      <w:proofErr w:type="gramEnd"/>
+        <w:t>）与参考翻译文本（下称为</w:t>
+      </w:r>
       <w:r>
         <w:rPr>
           <w:rFonts w:ascii="等线" w:eastAsia="仿宋" w:hAnsi="等线" w:cs="Times New Roman"/>
@@ -30345,7 +27542,7 @@
                         </m:r>
                       </m:sub>
                     </m:sSub>
-                    <w:commentRangeStart w:id="9"/>
+                    <w:commentRangeStart w:id="12"/>
                     <m:r>
                       <m:rPr>
                         <m:sty m:val="p"/>
@@ -30357,7 +27554,7 @@
                       </w:rPr>
                       <m:t>&gt;</m:t>
                     </m:r>
-                    <w:commentRangeEnd w:id="9"/>
+                    <w:commentRangeEnd w:id="12"/>
                     <m:r>
                       <m:rPr>
                         <m:sty m:val="p"/>
@@ -30366,7 +27563,7 @@
                         <w:rStyle w:val="afb"/>
                         <w:rFonts w:ascii="等线" w:eastAsia="仿宋" w:hAnsi="等线" w:cs="Times New Roman"/>
                       </w:rPr>
-                      <w:commentReference w:id="9"/>
+                      <w:commentReference w:id="12"/>
                     </m:r>
                     <m:sSub>
                       <m:sSubPr>
@@ -30936,27 +28133,7 @@
           <w:sz w:val="28"/>
           <w:szCs w:val="28"/>
         </w:rPr>
-        <w:t xml:space="preserve">Recall-Oriented Understudy for </w:t>
-      </w:r>
-      <w:proofErr w:type="spellStart"/>
-      <w:r>
-        <w:rPr>
-          <w:rFonts w:ascii="等线" w:eastAsia="仿宋" w:hAnsi="等线" w:cs="Times New Roman"/>
-          <w:color w:val="000000"/>
-          <w:sz w:val="28"/>
-          <w:szCs w:val="28"/>
-        </w:rPr>
-        <w:t>Gisting</w:t>
-      </w:r>
-      <w:proofErr w:type="spellEnd"/>
-      <w:r>
-        <w:rPr>
-          <w:rFonts w:ascii="等线" w:eastAsia="仿宋" w:hAnsi="等线" w:cs="Times New Roman"/>
-          <w:color w:val="000000"/>
-          <w:sz w:val="28"/>
-          <w:szCs w:val="28"/>
-        </w:rPr>
-        <w:t xml:space="preserve"> Evaluation</w:t>
+        <w:t>Recall-Oriented Understudy for Gisting Evaluation</w:t>
       </w:r>
       <w:r>
         <w:rPr>
@@ -32126,7 +29303,6 @@
         </w:rPr>
         <w:t>𝑘</w:t>
       </w:r>
-      <w:proofErr w:type="gramStart"/>
       <w:r>
         <w:rPr>
           <w:rFonts w:ascii="等线" w:eastAsia="仿宋" w:hAnsi="等线" w:cs="Times New Roman"/>
@@ -32134,46 +29310,25 @@
           <w:sz w:val="28"/>
           <w:szCs w:val="28"/>
         </w:rPr>
-        <w:t>个</w:t>
-      </w:r>
-      <w:proofErr w:type="gramEnd"/>
-      <w:r>
-        <w:rPr>
-          <w:rFonts w:ascii="等线" w:eastAsia="仿宋" w:hAnsi="等线" w:cs="Times New Roman"/>
+        <w:t>个代码输出中至少有一个代码能够通过验证的概率。但直接计算该指标需要对单个问题重复测试，并在每次测试中生成</w:t>
+      </w:r>
+      <w:r>
+        <w:rPr>
+          <w:rFonts w:ascii="Cambria Math" w:eastAsia="仿宋" w:hAnsi="Cambria Math" w:cs="Cambria Math"/>
           <w:color w:val="000000"/>
           <w:sz w:val="28"/>
           <w:szCs w:val="28"/>
         </w:rPr>
-        <w:t>代码输出中至少有一个代码能够通过验证的概率。但直接计算该指标需要对单个问题重复测试，并在每次测试中生成</w:t>
-      </w:r>
-      <w:r>
-        <w:rPr>
-          <w:rFonts w:ascii="Cambria Math" w:eastAsia="仿宋" w:hAnsi="Cambria Math" w:cs="Cambria Math"/>
+        <w:t>𝑘</w:t>
+      </w:r>
+      <w:r>
+        <w:rPr>
+          <w:rFonts w:ascii="等线" w:eastAsia="仿宋" w:hAnsi="等线" w:cs="Times New Roman"/>
           <w:color w:val="000000"/>
           <w:sz w:val="28"/>
           <w:szCs w:val="28"/>
         </w:rPr>
-        <w:t>𝑘</w:t>
-      </w:r>
-      <w:proofErr w:type="gramStart"/>
-      <w:r>
-        <w:rPr>
-          <w:rFonts w:ascii="等线" w:eastAsia="仿宋" w:hAnsi="等线" w:cs="Times New Roman"/>
-          <w:color w:val="000000"/>
-          <w:sz w:val="28"/>
-          <w:szCs w:val="28"/>
-        </w:rPr>
-        <w:t>个</w:t>
-      </w:r>
-      <w:proofErr w:type="gramEnd"/>
-      <w:r>
-        <w:rPr>
-          <w:rFonts w:ascii="等线" w:eastAsia="仿宋" w:hAnsi="等线" w:cs="Times New Roman"/>
-          <w:color w:val="000000"/>
-          <w:sz w:val="28"/>
-          <w:szCs w:val="28"/>
-        </w:rPr>
-        <w:t>代码的计算成本太高。为降低评估的计算</w:t>
+        <w:t>个代码的计算成本太高。为降低评估的计算</w:t>
       </w:r>
       <w:r>
         <w:rPr>
@@ -33939,7 +31094,6 @@
         </w:rPr>
         <w:t>词准确率</w:t>
       </w:r>
-      <w:proofErr w:type="spellStart"/>
       <w:r>
         <w:rPr>
           <w:rFonts w:ascii="等线" w:eastAsia="仿宋" w:hAnsi="等线" w:cs="Times New Roman"/>
@@ -33951,7 +31105,6 @@
         </w:rPr>
         <w:t>WAcc</w:t>
       </w:r>
-      <w:proofErr w:type="spellEnd"/>
       <w:r>
         <w:rPr>
           <w:rFonts w:ascii="等线" w:eastAsia="仿宋" w:hAnsi="等线" w:cs="Times New Roman"/>
@@ -34487,7 +31640,6 @@
           <w:szCs w:val="21"/>
         </w:rPr>
       </w:pPr>
-      <w:proofErr w:type="spellStart"/>
       <w:r>
         <w:rPr>
           <w:rFonts w:ascii="等线" w:eastAsia="仿宋" w:hAnsi="等线" w:cs="Times New Roman"/>
@@ -34497,7 +31649,6 @@
         </w:rPr>
         <w:t>mAP</w:t>
       </w:r>
-      <w:proofErr w:type="spellEnd"/>
       <w:r>
         <w:rPr>
           <w:rFonts w:ascii="等线" w:eastAsia="仿宋" w:hAnsi="等线" w:cs="Times New Roman"/>
@@ -34569,8 +31720,7 @@
           <w:szCs w:val="21"/>
         </w:rPr>
       </w:pPr>
-      <w:commentRangeStart w:id="10"/>
-      <w:proofErr w:type="spellStart"/>
+      <w:commentRangeStart w:id="13"/>
       <w:r>
         <w:rPr>
           <w:rFonts w:ascii="等线" w:eastAsia="仿宋" w:hAnsi="等线" w:cs="Times New Roman"/>
@@ -34580,7 +31730,6 @@
         </w:rPr>
         <w:t>mIoU</w:t>
       </w:r>
-      <w:proofErr w:type="spellEnd"/>
     </w:p>
     <w:p>
       <w:pPr>
@@ -34643,13 +31792,13 @@
         </w:rPr>
         <w:t>图像检索</w:t>
       </w:r>
-      <w:commentRangeEnd w:id="10"/>
+      <w:commentRangeEnd w:id="13"/>
       <w:r>
         <w:rPr>
           <w:rStyle w:val="afb"/>
           <w:rFonts w:ascii="等线" w:eastAsia="仿宋" w:hAnsi="等线" w:cs="Times New Roman"/>
         </w:rPr>
-        <w:commentReference w:id="10"/>
+        <w:commentReference w:id="13"/>
       </w:r>
     </w:p>
     <w:p>
@@ -34668,7 +31817,6 @@
           <w:szCs w:val="21"/>
         </w:rPr>
       </w:pPr>
-      <w:proofErr w:type="spellStart"/>
       <w:r>
         <w:rPr>
           <w:rFonts w:ascii="等线" w:eastAsia="仿宋" w:hAnsi="等线" w:cs="Times New Roman"/>
@@ -34678,7 +31826,6 @@
         </w:rPr>
         <w:t>Recall@K</w:t>
       </w:r>
-      <w:proofErr w:type="spellEnd"/>
       <w:r>
         <w:rPr>
           <w:rFonts w:ascii="等线" w:eastAsia="仿宋" w:hAnsi="等线" w:cs="Times New Roman"/>
@@ -34723,7 +31870,6 @@
           <w:szCs w:val="21"/>
         </w:rPr>
       </w:pPr>
-      <w:proofErr w:type="spellStart"/>
       <w:r>
         <w:rPr>
           <w:rFonts w:ascii="等线" w:eastAsia="仿宋" w:hAnsi="等线" w:cs="Times New Roman" w:hint="eastAsia"/>
@@ -34733,7 +31879,6 @@
         </w:rPr>
         <w:t>mAP</w:t>
       </w:r>
-      <w:proofErr w:type="spellEnd"/>
     </w:p>
     <w:p>
       <w:pPr>
@@ -34804,7 +31949,7 @@
           <w:szCs w:val="21"/>
         </w:rPr>
       </w:pPr>
-      <w:commentRangeStart w:id="11"/>
+      <w:commentRangeStart w:id="14"/>
       <w:r>
         <w:rPr>
           <w:rFonts w:ascii="Times New Roman" w:eastAsia="仿宋" w:hAnsi="Times New Roman" w:cs="Times New Roman"/>
@@ -34916,13 +32061,13 @@
         </w:rPr>
         <w:t>检索</w:t>
       </w:r>
-      <w:commentRangeEnd w:id="11"/>
+      <w:commentRangeEnd w:id="14"/>
       <w:r>
         <w:rPr>
           <w:rStyle w:val="afb"/>
           <w:rFonts w:ascii="等线" w:eastAsia="仿宋" w:hAnsi="等线" w:cs="Times New Roman"/>
         </w:rPr>
-        <w:commentReference w:id="11"/>
+        <w:commentReference w:id="14"/>
       </w:r>
     </w:p>
     <w:p>
@@ -34941,7 +32086,6 @@
           <w:szCs w:val="21"/>
         </w:rPr>
       </w:pPr>
-      <w:proofErr w:type="spellStart"/>
       <w:r>
         <w:rPr>
           <w:rFonts w:ascii="等线" w:eastAsia="仿宋" w:hAnsi="等线" w:cs="Times New Roman"/>
@@ -34951,7 +32095,6 @@
         </w:rPr>
         <w:t>Recall@K</w:t>
       </w:r>
-      <w:proofErr w:type="spellEnd"/>
       <w:r>
         <w:rPr>
           <w:rFonts w:ascii="等线" w:eastAsia="仿宋" w:hAnsi="等线" w:cs="Times New Roman"/>
@@ -34995,7 +32138,6 @@
           <w:szCs w:val="21"/>
         </w:rPr>
       </w:pPr>
-      <w:proofErr w:type="spellStart"/>
       <w:r>
         <w:rPr>
           <w:rFonts w:ascii="等线" w:eastAsia="仿宋" w:hAnsi="等线" w:cs="Times New Roman" w:hint="eastAsia"/>
@@ -35006,7 +32148,6 @@
         <w:lastRenderedPageBreak/>
         <w:t>mAP</w:t>
       </w:r>
-      <w:proofErr w:type="spellEnd"/>
     </w:p>
     <w:p>
       <w:pPr>
@@ -35242,7 +32383,6 @@
           <w:szCs w:val="21"/>
         </w:rPr>
       </w:pPr>
-      <w:proofErr w:type="spellStart"/>
       <w:r>
         <w:rPr>
           <w:rFonts w:ascii="等线" w:eastAsia="仿宋" w:hAnsi="等线" w:cs="Times New Roman"/>
@@ -35251,7 +32391,6 @@
         </w:rPr>
         <w:t>CIDEr</w:t>
       </w:r>
-      <w:proofErr w:type="spellEnd"/>
     </w:p>
     <w:p>
       <w:pPr>
@@ -35341,7 +32480,6 @@
           <w:szCs w:val="21"/>
         </w:rPr>
       </w:pPr>
-      <w:proofErr w:type="spellStart"/>
       <w:r>
         <w:rPr>
           <w:rFonts w:ascii="等线" w:eastAsia="仿宋" w:hAnsi="等线" w:cs="Times New Roman"/>
@@ -35350,7 +32488,6 @@
         </w:rPr>
         <w:t>Recall@K</w:t>
       </w:r>
-      <w:proofErr w:type="spellEnd"/>
     </w:p>
     <w:p>
       <w:pPr>
@@ -35751,27 +32888,7 @@
           <w:sz w:val="28"/>
           <w:szCs w:val="21"/>
         </w:rPr>
-        <w:t>、线索分析</w:t>
-      </w:r>
-      <w:proofErr w:type="gramStart"/>
-      <w:r>
-        <w:rPr>
-          <w:rFonts w:ascii="Times New Roman" w:eastAsia="仿宋" w:hAnsi="Times New Roman" w:cs="Times New Roman"/>
-          <w:b/>
-          <w:sz w:val="28"/>
-          <w:szCs w:val="21"/>
-        </w:rPr>
-        <w:t>研</w:t>
-      </w:r>
-      <w:proofErr w:type="gramEnd"/>
-      <w:r>
-        <w:rPr>
-          <w:rFonts w:ascii="Times New Roman" w:eastAsia="仿宋" w:hAnsi="Times New Roman" w:cs="Times New Roman"/>
-          <w:b/>
-          <w:sz w:val="28"/>
-          <w:szCs w:val="21"/>
-        </w:rPr>
-        <w:t>判能力</w:t>
+        <w:t>、线索分析研判能力</w:t>
       </w:r>
     </w:p>
     <w:p>
@@ -35793,25 +32910,7 @@
           <w:sz w:val="28"/>
           <w:szCs w:val="21"/>
         </w:rPr>
-        <w:t>线索分析</w:t>
-      </w:r>
-      <w:proofErr w:type="gramStart"/>
-      <w:r>
-        <w:rPr>
-          <w:rFonts w:ascii="Times New Roman" w:eastAsia="仿宋" w:hAnsi="Times New Roman" w:cs="Times New Roman"/>
-          <w:sz w:val="28"/>
-          <w:szCs w:val="21"/>
-        </w:rPr>
-        <w:t>研</w:t>
-      </w:r>
-      <w:proofErr w:type="gramEnd"/>
-      <w:r>
-        <w:rPr>
-          <w:rFonts w:ascii="Times New Roman" w:eastAsia="仿宋" w:hAnsi="Times New Roman" w:cs="Times New Roman"/>
-          <w:sz w:val="28"/>
-          <w:szCs w:val="21"/>
-        </w:rPr>
-        <w:t>判能力评估指标主要包括线索覆盖率、线索新颖度、线索关联性、线索处理时间、线索重复率、线索深度、线索利用率。</w:t>
+        <w:t>线索分析研判能力评估指标主要包括线索覆盖率、线索新颖度、线索关联性、线索处理时间、线索重复率、线索深度、线索利用率。</w:t>
       </w:r>
     </w:p>
     <w:p>
@@ -36002,19 +33101,8 @@
           <w:szCs w:val="21"/>
           <w:lang w:bidi="ar"/>
         </w:rPr>
-        <w:t>MM-</w:t>
-      </w:r>
-      <w:proofErr w:type="spellStart"/>
-      <w:r>
-        <w:rPr>
-          <w:rFonts w:ascii="Times New Roman" w:eastAsia="仿宋" w:hAnsi="Times New Roman" w:cs="Times New Roman"/>
-          <w:sz w:val="28"/>
-          <w:szCs w:val="21"/>
-          <w:lang w:bidi="ar"/>
-        </w:rPr>
-        <w:t>SafetyBench</w:t>
-      </w:r>
-      <w:proofErr w:type="spellEnd"/>
+        <w:t>MM-SafetyBench</w:t>
+      </w:r>
       <w:r>
         <w:rPr>
           <w:rFonts w:ascii="Times New Roman" w:eastAsia="仿宋" w:hAnsi="Times New Roman" w:cs="Times New Roman"/>
@@ -36608,25 +33696,7 @@
           <w:sz w:val="28"/>
           <w:szCs w:val="21"/>
         </w:rPr>
-        <w:t>和思维</w:t>
-      </w:r>
-      <w:proofErr w:type="gramStart"/>
-      <w:r>
-        <w:rPr>
-          <w:rFonts w:ascii="Times New Roman" w:eastAsia="仿宋" w:hAnsi="Times New Roman" w:cs="Times New Roman"/>
-          <w:sz w:val="28"/>
-          <w:szCs w:val="21"/>
-        </w:rPr>
-        <w:t>链能力</w:t>
-      </w:r>
-      <w:proofErr w:type="gramEnd"/>
-      <w:r>
-        <w:rPr>
-          <w:rFonts w:ascii="Times New Roman" w:eastAsia="仿宋" w:hAnsi="Times New Roman" w:cs="Times New Roman"/>
-          <w:sz w:val="28"/>
-          <w:szCs w:val="21"/>
-        </w:rPr>
-        <w:t>的来源等。</w:t>
+        <w:t>和思维链能力的来源等。</w:t>
       </w:r>
     </w:p>
     <w:p>
@@ -36704,25 +33774,7 @@
           <w:sz w:val="28"/>
           <w:szCs w:val="21"/>
         </w:rPr>
-        <w:t>负载等指标），合理分配测评任务至指定服务器</w:t>
-      </w:r>
-      <w:proofErr w:type="gramStart"/>
-      <w:r>
-        <w:rPr>
-          <w:rFonts w:ascii="等线" w:eastAsia="仿宋" w:hAnsi="等线" w:cs="Times New Roman"/>
-          <w:sz w:val="28"/>
-          <w:szCs w:val="21"/>
-        </w:rPr>
-        <w:t>或算力节点</w:t>
-      </w:r>
-      <w:proofErr w:type="gramEnd"/>
-      <w:r>
-        <w:rPr>
-          <w:rFonts w:ascii="等线" w:eastAsia="仿宋" w:hAnsi="等线" w:cs="Times New Roman"/>
-          <w:sz w:val="28"/>
-          <w:szCs w:val="21"/>
-        </w:rPr>
-        <w:t>，避免资源冲突与闲置。同时支持任务优先级设置、并发控制与失败重试机制，保障测评流程高效、稳定运行。</w:t>
+        <w:t>负载等指标），合理分配测评任务至指定服务器或算力节点，避免资源冲突与闲置。同时支持任务优先级设置、并发控制与失败重试机制，保障测评流程高效、稳定运行。</w:t>
       </w:r>
     </w:p>
     <w:p>
@@ -36846,25 +33898,7 @@
           <w:sz w:val="28"/>
           <w:szCs w:val="21"/>
         </w:rPr>
-        <w:t>后台服务系统负责承载测评逻辑与任务执行流程，是前端与</w:t>
-      </w:r>
-      <w:proofErr w:type="gramStart"/>
-      <w:r>
-        <w:rPr>
-          <w:rFonts w:ascii="等线" w:eastAsia="仿宋" w:hAnsi="等线" w:cs="Times New Roman"/>
-          <w:sz w:val="28"/>
-          <w:szCs w:val="21"/>
-        </w:rPr>
-        <w:t>底层算力之间</w:t>
-      </w:r>
-      <w:proofErr w:type="gramEnd"/>
-      <w:r>
-        <w:rPr>
-          <w:rFonts w:ascii="等线" w:eastAsia="仿宋" w:hAnsi="等线" w:cs="Times New Roman"/>
-          <w:sz w:val="28"/>
-          <w:szCs w:val="21"/>
-        </w:rPr>
-        <w:t>的中枢层。该模块处理任务接收、参数校验、调度指令下发、运行状态更新、日志记录与异常处理等核心流程，同时对测评数据与结果进行持久化存储，确保系统具备高可靠性与可追溯性。</w:t>
+        <w:t>后台服务系统负责承载测评逻辑与任务执行流程，是前端与底层算力之间的中枢层。该模块处理任务接收、参数校验、调度指令下发、运行状态更新、日志记录与异常处理等核心流程，同时对测评数据与结果进行持久化存储，确保系统具备高可靠性与可追溯性。</w:t>
       </w:r>
     </w:p>
     <w:p>
@@ -36965,43 +33999,7 @@
           <w:szCs w:val="21"/>
         </w:rPr>
         <w:lastRenderedPageBreak/>
-        <w:t>安装、</w:t>
-      </w:r>
-      <w:proofErr w:type="gramStart"/>
-      <w:r>
-        <w:rPr>
-          <w:rFonts w:ascii="等线" w:eastAsia="仿宋" w:hAnsi="等线" w:cs="Times New Roman"/>
-          <w:sz w:val="28"/>
-          <w:szCs w:val="21"/>
-        </w:rPr>
-        <w:t>算力驱动</w:t>
-      </w:r>
-      <w:proofErr w:type="gramEnd"/>
-      <w:r>
-        <w:rPr>
-          <w:rFonts w:ascii="等线" w:eastAsia="仿宋" w:hAnsi="等线" w:cs="Times New Roman"/>
-          <w:sz w:val="28"/>
-          <w:szCs w:val="21"/>
-        </w:rPr>
-        <w:t>适配、服务部署、网络配置与安全策略设置等工作。通过标准化安装流程与自动化脚本，确保系统在不同服务器环境中稳定运行，并支持问题排查与性能调优，为测评平台长期</w:t>
-      </w:r>
-      <w:proofErr w:type="gramStart"/>
-      <w:r>
-        <w:rPr>
-          <w:rFonts w:ascii="等线" w:eastAsia="仿宋" w:hAnsi="等线" w:cs="Times New Roman"/>
-          <w:sz w:val="28"/>
-          <w:szCs w:val="21"/>
-        </w:rPr>
-        <w:t>稳定运维提供</w:t>
-      </w:r>
-      <w:proofErr w:type="gramEnd"/>
-      <w:r>
-        <w:rPr>
-          <w:rFonts w:ascii="等线" w:eastAsia="仿宋" w:hAnsi="等线" w:cs="Times New Roman"/>
-          <w:sz w:val="28"/>
-          <w:szCs w:val="21"/>
-        </w:rPr>
-        <w:t>基础保障。</w:t>
+        <w:t>安装、算力驱动适配、服务部署、网络配置与安全策略设置等工作。通过标准化安装流程与自动化脚本，确保系统在不同服务器环境中稳定运行，并支持问题排查与性能调优，为测评平台长期稳定运维提供基础保障。</w:t>
       </w:r>
     </w:p>
     <w:p/>
@@ -37022,9 +34020,6 @@
       <w:pPr>
         <w:pStyle w:val="afc"/>
         <w:ind w:firstLine="420"/>
-        <w:rPr>
-          <w:rFonts w:hint="eastAsia"/>
-        </w:rPr>
       </w:pPr>
       <w:r>
         <w:rPr>
@@ -37106,7 +34101,7 @@
       </w:r>
     </w:p>
   </w:comment>
-  <w:comment w:id="5" w:author="admin" w:date="2026-03-05T09:37:00Z" w:initials="a">
+  <w:comment w:id="5" w:author="admin" w:date="2026-03-05T10:41:00Z" w:initials="a">
     <w:p>
       <w:pPr>
         <w:pStyle w:val="afc"/>
@@ -37119,14 +34114,53 @@
         <w:annotationRef/>
       </w:r>
       <w:r>
+        <w:t>AI</w:t>
+      </w:r>
+      <w:r>
+        <w:t>只能识别</w:t>
+      </w:r>
+      <w:r>
+        <w:t>“</w:t>
+      </w:r>
+      <w:r>
+        <w:t>动作</w:t>
+      </w:r>
+      <w:r>
+        <w:t>”</w:t>
+      </w:r>
+      <w:r>
+        <w:t>，不能识别</w:t>
+      </w:r>
+      <w:r>
+        <w:t>“</w:t>
+      </w:r>
+      <w:r>
+        <w:t>意图</w:t>
+      </w:r>
+      <w:r>
+        <w:t>”</w:t>
+      </w:r>
+      <w:r>
         <w:rPr>
           <w:rFonts w:hint="eastAsia"/>
         </w:rPr>
-        <w:t>人员、车辆（如配送车辆）</w:t>
+        <w:t>。改为“</w:t>
+      </w:r>
+      <w:r>
+        <w:rPr>
+          <w:rFonts w:hint="eastAsia"/>
+        </w:rPr>
+        <w:t>疑似盗窃行为（如隐匿商品、异常拿取）</w:t>
+      </w:r>
+      <w:r>
+        <w:rPr>
+          <w:rFonts w:hint="eastAsia"/>
+        </w:rPr>
+        <w:t>”较为稳妥。</w:t>
       </w:r>
     </w:p>
   </w:comment>
-  <w:comment w:id="6" w:author="admin" w:date="2026-03-05T09:44:00Z" w:initials="a">
+  <w:comment w:id="6" w:author="admin" w:date="2026-03-05T09:37:00Z" w:initials="a">
     <w:p>
       <w:pPr>
         <w:pStyle w:val="afc"/>
@@ -37142,40 +34176,43 @@
         <w:rPr>
           <w:rFonts w:hint="eastAsia"/>
         </w:rPr>
-        <w:t>测评结果对</w:t>
-      </w:r>
-      <w:r>
-        <w:t xml:space="preserve"> Prompt </w:t>
-      </w:r>
-      <w:r>
-        <w:t>的构建细节高度敏感，即便是换行符或标点符号等微小差异，也可能引发结果的显著波动。</w:t>
+        <w:t>人员、车辆（如配送车辆）</w:t>
       </w:r>
     </w:p>
   </w:comment>
-  <w:comment w:id="9" w:author="admin" w:date="2026-03-05T09:49:00Z" w:initials="a">
+  <w:comment w:id="7" w:author="admin" w:date="2026-03-05T10:37:00Z" w:initials="a">
     <w:p>
       <w:pPr>
         <w:pStyle w:val="afc"/>
         <w:ind w:firstLine="420"/>
+      </w:pPr>
+      <w:r>
+        <w:rPr>
+          <w:rStyle w:val="afb"/>
+        </w:rPr>
+        <w:annotationRef/>
+      </w:r>
+      <w:r>
         <w:rPr>
           <w:rFonts w:hint="eastAsia"/>
         </w:rPr>
-      </w:pPr>
-      <w:r>
-        <w:rPr>
-          <w:rStyle w:val="afb"/>
-        </w:rPr>
-        <w:annotationRef/>
+        <w:t>天然气（甲烷）和液化石油气（丙烷</w:t>
+      </w:r>
+      <w:r>
+        <w:t>/</w:t>
+      </w:r>
+      <w:r>
+        <w:t>丁烷）是无色透明的气体。</w:t>
       </w:r>
       <w:r>
         <w:rPr>
           <w:rFonts w:hint="eastAsia"/>
         </w:rPr>
-        <w:t>&lt;</w:t>
+        <w:t>难以靠视觉判断。</w:t>
       </w:r>
     </w:p>
   </w:comment>
-  <w:comment w:id="10" w:author="admin" w:date="2026-03-05T09:54:00Z" w:initials="a">
+  <w:comment w:id="8" w:author="admin" w:date="2026-03-05T10:28:00Z" w:initials="a">
     <w:p>
       <w:pPr>
         <w:pStyle w:val="afc"/>
@@ -37191,11 +34228,77 @@
         <w:rPr>
           <w:rFonts w:hint="eastAsia"/>
         </w:rPr>
+        <w:t>缩进错误</w:t>
+      </w:r>
+    </w:p>
+  </w:comment>
+  <w:comment w:id="9" w:author="admin" w:date="2026-03-05T09:44:00Z" w:initials="a">
+    <w:p>
+      <w:pPr>
+        <w:pStyle w:val="afc"/>
+        <w:ind w:firstLine="420"/>
+      </w:pPr>
+      <w:r>
+        <w:rPr>
+          <w:rStyle w:val="afb"/>
+        </w:rPr>
+        <w:annotationRef/>
+      </w:r>
+      <w:r>
+        <w:rPr>
+          <w:rFonts w:hint="eastAsia"/>
+        </w:rPr>
+        <w:t>测评结果对</w:t>
+      </w:r>
+      <w:r>
+        <w:t xml:space="preserve"> Prompt </w:t>
+      </w:r>
+      <w:r>
+        <w:t>的构建细节高度敏感，即便是换行符或标点符号等微小差异，也可能引发结果的显著波动。</w:t>
+      </w:r>
+    </w:p>
+  </w:comment>
+  <w:comment w:id="12" w:author="admin" w:date="2026-03-05T09:49:00Z" w:initials="a">
+    <w:p>
+      <w:pPr>
+        <w:pStyle w:val="afc"/>
+        <w:ind w:firstLine="420"/>
+      </w:pPr>
+      <w:r>
+        <w:rPr>
+          <w:rStyle w:val="afb"/>
+        </w:rPr>
+        <w:annotationRef/>
+      </w:r>
+      <w:r>
+        <w:rPr>
+          <w:rFonts w:hint="eastAsia"/>
+        </w:rPr>
+        <w:t>&lt;</w:t>
+      </w:r>
+    </w:p>
+  </w:comment>
+  <w:comment w:id="13" w:author="admin" w:date="2026-03-05T09:54:00Z" w:initials="a">
+    <w:p>
+      <w:pPr>
+        <w:pStyle w:val="afc"/>
+        <w:ind w:firstLine="420"/>
+      </w:pPr>
+      <w:r>
+        <w:rPr>
+          <w:rStyle w:val="afb"/>
+        </w:rPr>
+        <w:annotationRef/>
+      </w:r>
+      <w:r>
+        <w:rPr>
+          <w:rFonts w:hint="eastAsia"/>
+        </w:rPr>
         <w:t>多余符号</w:t>
       </w:r>
     </w:p>
   </w:comment>
-  <w:comment w:id="11" w:author="admin" w:date="2026-03-05T09:58:00Z" w:initials="a">
+  <w:comment w:id="14" w:author="admin" w:date="2026-03-05T09:58:00Z" w:initials="a">
     <w:p>
       <w:pPr>
         <w:pStyle w:val="afc"/>
@@ -37220,11 +34323,14 @@
 
 <file path=word/commentsExtended.xml><?xml version="1.0" encoding="utf-8"?>
 <w15:commentsEx xmlns:wpc="http://schemas.microsoft.com/office/word/2010/wordprocessingCanvas" xmlns:cx="http://schemas.microsoft.com/office/drawing/2014/chartex" xmlns:cx1="http://schemas.microsoft.com/office/drawing/2015/9/8/chartex" xmlns:cx2="http://schemas.microsoft.com/office/drawing/2015/10/21/chartex" xmlns:cx3="http://schemas.microsoft.com/office/drawing/2016/5/9/chartex" xmlns:cx4="http://schemas.microsoft.com/office/drawing/2016/5/10/chartex" xmlns:cx5="http://schemas.microsoft.com/office/drawing/2016/5/11/chartex" xmlns:cx6="http://schemas.microsoft.com/office/drawing/2016/5/12/chartex" xmlns:cx7="http://schemas.microsoft.com/office/drawing/2016/5/13/chartex" xmlns:cx8="http://schemas.microsoft.com/office/drawing/2016/5/14/chartex" xmlns:mc="http://schemas.openxmlformats.org/markup-compatibility/2006" xmlns:aink="http://schemas.microsoft.com/office/drawing/2016/ink" xmlns:am3d="http://schemas.microsoft.com/office/drawing/2017/model3d" xmlns:o="urn:schemas-microsoft-com:office:office" xmlns:r="http://schemas.openxmlformats.org/officeDocument/2006/relationships" xmlns:m="http://schemas.openxmlformats.org/officeDocument/2006/math" xmlns:v="urn:schemas-microsoft-com:vml" xmlns:wp14="http://schemas.microsoft.com/office/word/2010/wordprocessingDrawing" xmlns:wp="http://schemas.openxmlformats.org/drawingml/2006/wordprocessingDrawing" xmlns:w10="urn:schemas-microsoft-com:office:word" xmlns:w="http://schemas.openxmlformats.org/wordprocessingml/2006/main" xmlns:w14="http://schemas.microsoft.com/office/word/2010/wordml" xmlns:w15="http://schemas.microsoft.com/office/word/2012/wordml" xmlns:w16cex="http://schemas.microsoft.com/office/word/2018/wordml/cex" xmlns:w16cid="http://schemas.microsoft.com/office/word/2016/wordml/cid" xmlns:w16="http://schemas.microsoft.com/office/word/2018/wordml" xmlns:w16sdtdh="http://schemas.microsoft.com/office/word/2020/wordml/sdtdatahash" xmlns:w16se="http://schemas.microsoft.com/office/word/2015/wordml/symex" xmlns:wpg="http://schemas.microsoft.com/office/word/2010/wordprocessingGroup" xmlns:wpi="http://schemas.microsoft.com/office/word/2010/wordprocessingInk" xmlns:wne="http://schemas.microsoft.com/office/word/2006/wordml" xmlns:wps="http://schemas.microsoft.com/office/word/2010/wordprocessingShape" mc:Ignorable="w14 w15 w16se w16cid w16 w16cex w16sdtdh wp14">
-  <w15:commentEx w15:paraId="4C054D19" w15:done="0"/>
+  <w15:commentEx w15:paraId="4C054D19" w15:done="1"/>
   <w15:commentEx w15:paraId="3657D46F" w15:done="0"/>
   <w15:commentEx w15:paraId="67100A95" w15:done="0"/>
   <w15:commentEx w15:paraId="5D8FF666" w15:done="0"/>
+  <w15:commentEx w15:paraId="71E30CEC" w15:done="0"/>
   <w15:commentEx w15:paraId="58EC4B72" w15:done="0"/>
+  <w15:commentEx w15:paraId="124152E6" w15:done="0"/>
+  <w15:commentEx w15:paraId="2920A76C" w15:done="0"/>
   <w15:commentEx w15:paraId="3C8B6F96" w15:done="0"/>
   <w15:commentEx w15:paraId="1F06B41D" w15:done="0"/>
   <w15:commentEx w15:paraId="5725A2AC" w15:done="0"/>
@@ -37238,7 +34344,10 @@
   <w16cex:commentExtensible w16cex:durableId="2D53C953" w16cex:dateUtc="2026-03-05T01:20:00Z"/>
   <w16cex:commentExtensible w16cex:durableId="2D53CABE" w16cex:dateUtc="2026-03-05T01:26:00Z"/>
   <w16cex:commentExtensible w16cex:durableId="2D53CB55" w16cex:dateUtc="2026-03-05T01:28:00Z"/>
+  <w16cex:commentExtensible w16cex:durableId="2D53DC58" w16cex:dateUtc="2026-03-05T02:41:00Z"/>
   <w16cex:commentExtensible w16cex:durableId="2D53CD4C" w16cex:dateUtc="2026-03-05T01:37:00Z"/>
+  <w16cex:commentExtensible w16cex:durableId="2D53DB79" w16cex:dateUtc="2026-03-05T02:37:00Z"/>
+  <w16cex:commentExtensible w16cex:durableId="2D53D93C" w16cex:dateUtc="2026-03-05T02:28:00Z"/>
   <w16cex:commentExtensible w16cex:durableId="2D53CEF9" w16cex:dateUtc="2026-03-05T01:44:00Z"/>
   <w16cex:commentExtensible w16cex:durableId="2D53D021" w16cex:dateUtc="2026-03-05T01:49:00Z"/>
   <w16cex:commentExtensible w16cex:durableId="2D53D16A" w16cex:dateUtc="2026-03-05T01:54:00Z"/>
@@ -37252,7 +34361,10 @@
   <w16cid:commentId w16cid:paraId="3657D46F" w16cid:durableId="2D53C953"/>
   <w16cid:commentId w16cid:paraId="67100A95" w16cid:durableId="2D53CABE"/>
   <w16cid:commentId w16cid:paraId="5D8FF666" w16cid:durableId="2D53CB55"/>
+  <w16cid:commentId w16cid:paraId="71E30CEC" w16cid:durableId="2D53DC58"/>
   <w16cid:commentId w16cid:paraId="58EC4B72" w16cid:durableId="2D53CD4C"/>
+  <w16cid:commentId w16cid:paraId="124152E6" w16cid:durableId="2D53DB79"/>
+  <w16cid:commentId w16cid:paraId="2920A76C" w16cid:durableId="2D53D93C"/>
   <w16cid:commentId w16cid:paraId="3C8B6F96" w16cid:durableId="2D53CEF9"/>
   <w16cid:commentId w16cid:paraId="1F06B41D" w16cid:durableId="2D53D021"/>
   <w16cid:commentId w16cid:paraId="5725A2AC" w16cid:durableId="2D53D16A"/>
